--- a/docs/RAPPORT_formlang#.docx
+++ b/docs/RAPPORT_formlang#.docx
@@ -124,41 +124,13 @@
           <w:lang w:val="en-US"/>
         </w:rPr>
       </w:pPr>
-      <w:proofErr w:type="spellStart"/>
-      <w:r>
-        <w:rPr>
-          <w:sz w:val="24"/>
-          <w:szCs w:val="24"/>
-          <w:lang w:val="en-US"/>
-        </w:rPr>
-        <w:t>Dépôt</w:t>
-      </w:r>
-      <w:proofErr w:type="spellEnd"/>
-      <w:r>
-        <w:rPr>
-          <w:sz w:val="24"/>
-          <w:szCs w:val="24"/>
-          <w:lang w:val="en-US"/>
-        </w:rPr>
-        <w:t xml:space="preserve"> </w:t>
-      </w:r>
-      <w:proofErr w:type="spellStart"/>
-      <w:r>
-        <w:rPr>
-          <w:sz w:val="24"/>
-          <w:szCs w:val="24"/>
-          <w:lang w:val="en-US"/>
-        </w:rPr>
-        <w:t>Git</w:t>
-      </w:r>
-      <w:proofErr w:type="spellEnd"/>
-      <w:r>
-        <w:rPr>
-          <w:sz w:val="24"/>
-          <w:szCs w:val="24"/>
-          <w:lang w:val="en-US"/>
-        </w:rPr>
-        <w:t xml:space="preserve"> : &lt;</w:t>
+      <w:r>
+        <w:rPr>
+          <w:sz w:val="24"/>
+          <w:szCs w:val="24"/>
+          <w:lang w:val="en-US"/>
+        </w:rPr>
+        <w:t>Dépôt Git : &lt;</w:t>
       </w:r>
       <w:r>
         <w:rPr>
@@ -179,8 +151,6 @@
           <w:t>https://github.com/Franklin73m/AGOGNON_ALOKPOWANOU_formlang.git</w:t>
         </w:r>
       </w:hyperlink>
-      <w:bookmarkStart w:id="0" w:name="_GoBack"/>
-      <w:bookmarkEnd w:id="0"/>
       <w:r>
         <w:rPr>
           <w:sz w:val="24"/>
@@ -268,7 +238,6 @@
           <w:szCs w:val="24"/>
         </w:rPr>
       </w:pPr>
-      <w:proofErr w:type="spellStart"/>
       <w:proofErr w:type="gramStart"/>
       <w:r>
         <w:rPr>
@@ -277,21 +246,13 @@
         </w:rPr>
         <w:t>formlang</w:t>
       </w:r>
-      <w:proofErr w:type="spellEnd"/>
       <w:proofErr w:type="gramEnd"/>
       <w:r>
         <w:rPr>
           <w:sz w:val="24"/>
           <w:szCs w:val="24"/>
         </w:rPr>
-        <w:t xml:space="preserve"> est une bibliothèque Python qui construit, étage par étage, toute la hiérarchie de Chomsky : automate fini (DFA/NFA), transducteur (FST), automate à pile (PDA) et grammaire (CFG), automate d'arbres ascendant (BUTA</w:t>
-      </w:r>
-      <w:r>
-        <w:rPr>
-          <w:sz w:val="24"/>
-          <w:szCs w:val="24"/>
-        </w:rPr>
-        <w:t>) avec hash-</w:t>
+        <w:t xml:space="preserve"> est une bibliothèque Python qui construit, étage par étage, toute la hiérarchie de Chomsky : automate fini (DFA/NFA), transducteur (FST), automate à pile (PDA) et grammaire (CFG), automate d'arbres ascendant (BUTA) avec hash-</w:t>
       </w:r>
       <w:proofErr w:type="spellStart"/>
       <w:r>
@@ -435,14 +396,21 @@
           <w:sz w:val="24"/>
           <w:szCs w:val="24"/>
         </w:rPr>
-        <w:t>) qui n'ont pas le droit de redéfinir un automate — uniquemen</w:t>
-      </w:r>
-      <w:r>
-        <w:rPr>
-          <w:sz w:val="24"/>
-          <w:szCs w:val="24"/>
-        </w:rPr>
-        <w:t>t de l'instancier — et un pipeline.py qui les orchestre bout en bout.</w:t>
+        <w:t xml:space="preserve">) qui n'ont pas le </w:t>
+      </w:r>
+      <w:r>
+        <w:rPr>
+          <w:sz w:val="24"/>
+          <w:szCs w:val="24"/>
+        </w:rPr>
+        <w:t xml:space="preserve">droit de redéfinir un automate (uniquement de l'instancier) </w:t>
+      </w:r>
+      <w:r>
+        <w:rPr>
+          <w:sz w:val="24"/>
+          <w:szCs w:val="24"/>
+        </w:rPr>
+        <w:t>et un pipeline.py qui les orchestre bout en bout.</w:t>
       </w:r>
     </w:p>
     <w:p>
@@ -467,15 +435,10 @@
           <w:sz w:val="24"/>
           <w:szCs w:val="24"/>
         </w:rPr>
-        <w:t xml:space="preserve"> une phrase : chaque étage de la hiérarchie de Chomsky gagne en pouvoir de reconnaissance en échange de plus de mémoire (état fini → pile → arbre → ruban libre), jusqu'à l</w:t>
-      </w:r>
-      <w:r>
-        <w:rPr>
-          <w:sz w:val="24"/>
-          <w:szCs w:val="24"/>
-        </w:rPr>
-        <w:t>a machine universelle qui gagne l'universalité mais perd la décidabilité.</w:t>
-      </w:r>
+        <w:t xml:space="preserve"> une phrase : chaque étage de la hiérarchie de Chomsky gagne en pouvoir de reconnaissance en échange de plus de mémoire (état fini → pile → arbre → ruban libre), jusqu'à la machine universelle qui gagne l'universalité mais perd la décidabilité.</w:t>
+      </w:r>
+      <w:bookmarkStart w:id="0" w:name="_GoBack"/>
+      <w:bookmarkEnd w:id="0"/>
     </w:p>
     <w:p>
       <w:pPr>
@@ -556,14 +519,63 @@
           <w:sz w:val="24"/>
           <w:szCs w:val="24"/>
         </w:rPr>
-        <w:t xml:space="preserve"> 0.11s — identique au nombre de référence "version enseignant" indiqué dans jour5_integration.md. Obtenu après correction de 4 b</w:t>
-      </w:r>
-      <w:r>
-        <w:rPr>
-          <w:sz w:val="24"/>
-          <w:szCs w:val="24"/>
-        </w:rPr>
-        <w:t>ugs réels découverts lors d'un audit indépendant plus poussé que la suite de tests fournie (détail en section 6).</w:t>
+        <w:t xml:space="preserve"> 0.24</w:t>
+      </w:r>
+      <w:proofErr w:type="gramStart"/>
+      <w:r>
+        <w:rPr>
+          <w:sz w:val="24"/>
+          <w:szCs w:val="24"/>
+        </w:rPr>
+        <w:t>s ,</w:t>
+      </w:r>
+      <w:proofErr w:type="gramEnd"/>
+      <w:r>
+        <w:rPr>
+          <w:sz w:val="24"/>
+          <w:szCs w:val="24"/>
+        </w:rPr>
+        <w:t xml:space="preserve"> identique au nombre de référence "version enseignant" indiqué dans jour5_integration.md. </w:t>
+      </w:r>
+      <w:r>
+        <w:rPr>
+          <w:noProof/>
+        </w:rPr>
+        <w:drawing>
+          <wp:inline distT="0" distB="0" distL="0" distR="0" wp14:anchorId="174F938B" wp14:editId="62DC097F">
+            <wp:extent cx="6038850" cy="867937"/>
+            <wp:effectExtent l="0" t="0" r="0" b="8890"/>
+            <wp:docPr id="15" name="Image 15"/>
+            <wp:cNvGraphicFramePr>
+              <a:graphicFrameLocks xmlns:a="http://schemas.openxmlformats.org/drawingml/2006/main" noChangeAspect="1"/>
+            </wp:cNvGraphicFramePr>
+            <a:graphic xmlns:a="http://schemas.openxmlformats.org/drawingml/2006/main">
+              <a:graphicData uri="http://schemas.openxmlformats.org/drawingml/2006/picture">
+                <pic:pic xmlns:pic="http://schemas.openxmlformats.org/drawingml/2006/picture">
+                  <pic:nvPicPr>
+                    <pic:cNvPr id="1" name=""/>
+                    <pic:cNvPicPr/>
+                  </pic:nvPicPr>
+                  <pic:blipFill>
+                    <a:blip r:embed="rId6"/>
+                    <a:stretch>
+                      <a:fillRect/>
+                    </a:stretch>
+                  </pic:blipFill>
+                  <pic:spPr>
+                    <a:xfrm>
+                      <a:off x="0" y="0"/>
+                      <a:ext cx="6055802" cy="870373"/>
+                    </a:xfrm>
+                    <a:prstGeom prst="rect">
+                      <a:avLst/>
+                    </a:prstGeom>
+                  </pic:spPr>
+                </pic:pic>
+              </a:graphicData>
+            </a:graphic>
+          </wp:inline>
+        </w:drawing>
       </w:r>
     </w:p>
     <w:p>
@@ -717,14 +729,7 @@
           <w:sz w:val="24"/>
           <w:szCs w:val="24"/>
         </w:rPr>
-        <w:t>)* engendre tout mot sur Σ, y c</w:t>
-      </w:r>
-      <w:r>
-        <w:rPr>
-          <w:sz w:val="24"/>
-          <w:szCs w:val="24"/>
-        </w:rPr>
-        <w:t xml:space="preserve">ompris le mot vide ; intercaler le facteur littéral "or" entre deux telles étoiles force au moins une occurrence de "or" en laissant l'entourage libre. Réciproquement tout mot contenant "or" s'écrit </w:t>
+        <w:t xml:space="preserve">)* engendre tout mot sur Σ, y compris le mot vide ; intercaler le facteur littéral "or" entre deux telles étoiles force au moins une occurrence de "or" en laissant l'entourage libre. Réciproquement tout mot contenant "or" s'écrit </w:t>
       </w:r>
       <w:proofErr w:type="spellStart"/>
       <w:r>
@@ -774,14 +779,7 @@
           <w:sz w:val="24"/>
           <w:szCs w:val="24"/>
         </w:rPr>
-        <w:t>. Aucun m</w:t>
-      </w:r>
-      <w:r>
-        <w:rPr>
-          <w:sz w:val="24"/>
-          <w:szCs w:val="24"/>
-        </w:rPr>
-        <w:t xml:space="preserve">ot sans facteur "or" n'est engendré : la seule façon de traverser la </w:t>
+        <w:t xml:space="preserve">. Aucun mot sans facteur "or" n'est engendré : la seule façon de traverser la </w:t>
       </w:r>
       <w:proofErr w:type="spellStart"/>
       <w:r>
@@ -863,12 +861,6 @@
         <w:gridCol w:w="2150"/>
       </w:tblGrid>
       <w:tr>
-        <w:tblPrEx>
-          <w:tblCellMar>
-            <w:top w:w="0" w:type="dxa"/>
-            <w:bottom w:w="0" w:type="dxa"/>
-          </w:tblCellMar>
-        </w:tblPrEx>
         <w:tc>
           <w:tcPr>
             <w:tcW w:w="1800" w:type="dxa"/>
@@ -967,12 +959,6 @@
         </w:tc>
       </w:tr>
       <w:tr>
-        <w:tblPrEx>
-          <w:tblCellMar>
-            <w:top w:w="0" w:type="dxa"/>
-            <w:bottom w:w="0" w:type="dxa"/>
-          </w:tblCellMar>
-        </w:tblPrEx>
         <w:tc>
           <w:tcPr>
             <w:tcW w:w="1800" w:type="dxa"/>
@@ -1059,12 +1045,6 @@
         </w:tc>
       </w:tr>
       <w:tr>
-        <w:tblPrEx>
-          <w:tblCellMar>
-            <w:top w:w="0" w:type="dxa"/>
-            <w:bottom w:w="0" w:type="dxa"/>
-          </w:tblCellMar>
-        </w:tblPrEx>
         <w:tc>
           <w:tcPr>
             <w:tcW w:w="1800" w:type="dxa"/>
@@ -1151,12 +1131,6 @@
         </w:tc>
       </w:tr>
       <w:tr>
-        <w:tblPrEx>
-          <w:tblCellMar>
-            <w:top w:w="0" w:type="dxa"/>
-            <w:bottom w:w="0" w:type="dxa"/>
-          </w:tblCellMar>
-        </w:tblPrEx>
         <w:tc>
           <w:tcPr>
             <w:tcW w:w="1800" w:type="dxa"/>
@@ -1296,12 +1270,6 @@
         <w:gridCol w:w="2150"/>
       </w:tblGrid>
       <w:tr>
-        <w:tblPrEx>
-          <w:tblCellMar>
-            <w:top w:w="0" w:type="dxa"/>
-            <w:bottom w:w="0" w:type="dxa"/>
-          </w:tblCellMar>
-        </w:tblPrEx>
         <w:tc>
           <w:tcPr>
             <w:tcW w:w="1800" w:type="dxa"/>
@@ -1400,12 +1368,6 @@
         </w:tc>
       </w:tr>
       <w:tr>
-        <w:tblPrEx>
-          <w:tblCellMar>
-            <w:top w:w="0" w:type="dxa"/>
-            <w:bottom w:w="0" w:type="dxa"/>
-          </w:tblCellMar>
-        </w:tblPrEx>
         <w:tc>
           <w:tcPr>
             <w:tcW w:w="1800" w:type="dxa"/>
@@ -1492,12 +1454,6 @@
         </w:tc>
       </w:tr>
       <w:tr>
-        <w:tblPrEx>
-          <w:tblCellMar>
-            <w:top w:w="0" w:type="dxa"/>
-            <w:bottom w:w="0" w:type="dxa"/>
-          </w:tblCellMar>
-        </w:tblPrEx>
         <w:tc>
           <w:tcPr>
             <w:tcW w:w="1800" w:type="dxa"/>
@@ -1584,12 +1540,6 @@
         </w:tc>
       </w:tr>
       <w:tr>
-        <w:tblPrEx>
-          <w:tblCellMar>
-            <w:top w:w="0" w:type="dxa"/>
-            <w:bottom w:w="0" w:type="dxa"/>
-          </w:tblCellMar>
-        </w:tblPrEx>
         <w:tc>
           <w:tcPr>
             <w:tcW w:w="1800" w:type="dxa"/>
@@ -1750,12 +1700,6 @@
         <w:gridCol w:w="2098"/>
       </w:tblGrid>
       <w:tr>
-        <w:tblPrEx>
-          <w:tblCellMar>
-            <w:top w:w="0" w:type="dxa"/>
-            <w:bottom w:w="0" w:type="dxa"/>
-          </w:tblCellMar>
-        </w:tblPrEx>
         <w:tc>
           <w:tcPr>
             <w:tcW w:w="1800" w:type="dxa"/>
@@ -1770,7 +1714,6 @@
                 <w:lang w:val="en-US"/>
               </w:rPr>
             </w:pPr>
-            <w:proofErr w:type="spellStart"/>
             <w:r>
               <w:rPr>
                 <w:b/>
@@ -1779,18 +1722,31 @@
                 <w:szCs w:val="24"/>
                 <w:lang w:val="en-US"/>
               </w:rPr>
-              <w:t>État</w:t>
-            </w:r>
-            <w:proofErr w:type="spellEnd"/>
+              <w:t>État (A=S0,B=S1,C=S2)</w:t>
+            </w:r>
+          </w:p>
+        </w:tc>
+        <w:tc>
+          <w:tcPr>
+            <w:tcW w:w="1800" w:type="dxa"/>
+            <w:shd w:val="clear" w:color="auto" w:fill="1A3A6B"/>
+          </w:tcPr>
+          <w:p>
+            <w:pPr>
+              <w:jc w:val="center"/>
+              <w:rPr>
+                <w:sz w:val="24"/>
+                <w:szCs w:val="24"/>
+              </w:rPr>
+            </w:pPr>
             <w:r>
               <w:rPr>
                 <w:b/>
                 <w:bCs/>
                 <w:sz w:val="24"/>
                 <w:szCs w:val="24"/>
-                <w:lang w:val="en-US"/>
-              </w:rPr>
-              <w:t xml:space="preserve"> (A=S0,B=S1,C=S2)</w:t>
+              </w:rPr>
+              <w:t>sur a</w:t>
             </w:r>
           </w:p>
         </w:tc>
@@ -1814,7 +1770,7 @@
                 <w:sz w:val="24"/>
                 <w:szCs w:val="24"/>
               </w:rPr>
-              <w:t>sur a</w:t>
+              <w:t>sur o</w:t>
             </w:r>
           </w:p>
         </w:tc>
@@ -1838,42 +1794,12 @@
                 <w:sz w:val="24"/>
                 <w:szCs w:val="24"/>
               </w:rPr>
-              <w:t>sur o</w:t>
-            </w:r>
-          </w:p>
-        </w:tc>
-        <w:tc>
-          <w:tcPr>
-            <w:tcW w:w="1800" w:type="dxa"/>
-            <w:shd w:val="clear" w:color="auto" w:fill="1A3A6B"/>
-          </w:tcPr>
-          <w:p>
-            <w:pPr>
-              <w:jc w:val="center"/>
-              <w:rPr>
-                <w:sz w:val="24"/>
-                <w:szCs w:val="24"/>
-              </w:rPr>
-            </w:pPr>
-            <w:r>
-              <w:rPr>
-                <w:b/>
-                <w:bCs/>
-                <w:sz w:val="24"/>
-                <w:szCs w:val="24"/>
-              </w:rPr>
               <w:t>sur r</w:t>
             </w:r>
           </w:p>
         </w:tc>
       </w:tr>
       <w:tr>
-        <w:tblPrEx>
-          <w:tblCellMar>
-            <w:top w:w="0" w:type="dxa"/>
-            <w:bottom w:w="0" w:type="dxa"/>
-          </w:tblCellMar>
-        </w:tblPrEx>
         <w:tc>
           <w:tcPr>
             <w:tcW w:w="1800" w:type="dxa"/>
@@ -1960,12 +1886,6 @@
         </w:tc>
       </w:tr>
       <w:tr>
-        <w:tblPrEx>
-          <w:tblCellMar>
-            <w:top w:w="0" w:type="dxa"/>
-            <w:bottom w:w="0" w:type="dxa"/>
-          </w:tblCellMar>
-        </w:tblPrEx>
         <w:tc>
           <w:tcPr>
             <w:tcW w:w="1800" w:type="dxa"/>
@@ -2052,29 +1972,24 @@
         </w:tc>
       </w:tr>
       <w:tr>
-        <w:tblPrEx>
-          <w:tblCellMar>
-            <w:top w:w="0" w:type="dxa"/>
-            <w:bottom w:w="0" w:type="dxa"/>
-          </w:tblCellMar>
-        </w:tblPrEx>
-        <w:tc>
-          <w:tcPr>
-            <w:tcW w:w="1800" w:type="dxa"/>
-          </w:tcPr>
-          <w:p>
-            <w:pPr>
-              <w:jc w:val="center"/>
-              <w:rPr>
-                <w:sz w:val="24"/>
-                <w:szCs w:val="24"/>
-              </w:rPr>
-            </w:pPr>
-            <w:r>
-              <w:rPr>
-                <w:sz w:val="24"/>
-                <w:szCs w:val="24"/>
-              </w:rPr>
+        <w:tc>
+          <w:tcPr>
+            <w:tcW w:w="1800" w:type="dxa"/>
+          </w:tcPr>
+          <w:p>
+            <w:pPr>
+              <w:jc w:val="center"/>
+              <w:rPr>
+                <w:sz w:val="24"/>
+                <w:szCs w:val="24"/>
+              </w:rPr>
+            </w:pPr>
+            <w:r>
+              <w:rPr>
+                <w:sz w:val="24"/>
+                <w:szCs w:val="24"/>
+              </w:rPr>
+              <w:lastRenderedPageBreak/>
               <w:t>C (final)</w:t>
             </w:r>
           </w:p>
@@ -2157,23 +2072,7 @@
           <w:sz w:val="24"/>
           <w:szCs w:val="24"/>
         </w:rPr>
-        <w:t xml:space="preserve">Nombre d'états de l'AFD minimal : 3. </w:t>
-      </w:r>
-      <w:proofErr w:type="spellStart"/>
-      <w:r>
-        <w:rPr>
-          <w:sz w:val="24"/>
-          <w:szCs w:val="24"/>
-        </w:rPr>
-        <w:t>Minimalité</w:t>
-      </w:r>
-      <w:proofErr w:type="spellEnd"/>
-      <w:r>
-        <w:rPr>
-          <w:sz w:val="24"/>
-          <w:szCs w:val="24"/>
-        </w:rPr>
-        <w:t xml:space="preserve"> : justifiée à la fois par le raffinement de Moore ci-dessus et, de façon indépendante, par le théorème de </w:t>
+        <w:t xml:space="preserve">Nombre d'états de l'AFD minimal : 3. Minimalité : justifiée à la fois par le raffinement de Moore ci-dessus et, de façon indépendante, par le théorème de </w:t>
       </w:r>
       <w:proofErr w:type="spellStart"/>
       <w:r>
@@ -2205,22 +2104,7 @@
           <w:sz w:val="24"/>
           <w:szCs w:val="24"/>
         </w:rPr>
-        <w:t xml:space="preserve"> (section 5) : 3 classes de </w:t>
-      </w:r>
-      <w:r>
-        <w:rPr>
-          <w:sz w:val="24"/>
-          <w:szCs w:val="24"/>
-        </w:rPr>
-        <w:lastRenderedPageBreak/>
-        <w:t>suffixes témoins ⟺ 3 états minimaux. Vérific</w:t>
-      </w:r>
-      <w:r>
-        <w:rPr>
-          <w:sz w:val="24"/>
-          <w:szCs w:val="24"/>
-        </w:rPr>
-        <w:t xml:space="preserve">ation pratique : </w:t>
+        <w:t xml:space="preserve"> (section 5) : 3 classes de suffixes témoins ⟺ 3 états minimaux. Vérification pratique : </w:t>
       </w:r>
       <w:proofErr w:type="spellStart"/>
       <w:r>
@@ -2254,16 +2138,7 @@
           <w:sz w:val="24"/>
           <w:szCs w:val="24"/>
         </w:rPr>
-        <w:t xml:space="preserve">Trace réelle </w:t>
-      </w:r>
-      <w:r>
-        <w:rPr>
-          <w:b/>
-          <w:bCs/>
-          <w:sz w:val="24"/>
-          <w:szCs w:val="24"/>
-        </w:rPr>
-        <w:t>(</w:t>
+        <w:t>Trace réelle (</w:t>
       </w:r>
       <w:proofErr w:type="spellStart"/>
       <w:r>
@@ -2546,14 +2421,7 @@
           <w:sz w:val="24"/>
           <w:szCs w:val="24"/>
         </w:rPr>
-        <w:t xml:space="preserve">Différence : dans L1 le o et le r doivent être consécutifs (facteur) ; dans </w:t>
-      </w:r>
-      <w:r>
-        <w:rPr>
-          <w:sz w:val="24"/>
-          <w:szCs w:val="24"/>
-        </w:rPr>
-        <w:t xml:space="preserve">L1' n'importe quoi peut s'intercaler (sous-séquence). Preuve de L1 ⊆ L1' : si w ∈ L1, w = </w:t>
+        <w:t xml:space="preserve">Différence : dans L1 le o et le r doivent être consécutifs (facteur) ; dans L1' n'importe quoi peut s'intercaler (sous-séquence). Preuve de L1 ⊆ L1' : si w ∈ L1, w = </w:t>
       </w:r>
       <w:proofErr w:type="spellStart"/>
       <w:r>
@@ -2585,14 +2453,7 @@
           <w:sz w:val="24"/>
           <w:szCs w:val="24"/>
         </w:rPr>
-        <w:t>" ∈ L1' \ L1 (un o suivi plus tard d'un r, mais ja</w:t>
-      </w:r>
-      <w:r>
-        <w:rPr>
-          <w:sz w:val="24"/>
-          <w:szCs w:val="24"/>
-        </w:rPr>
-        <w:t>mais "or" consécutif).</w:t>
+        <w:t>" ∈ L1' \ L1 (un o suivi plus tard d'un r, mais jamais "or" consécutif).</w:t>
       </w:r>
     </w:p>
     <w:p>
@@ -2694,14 +2555,7 @@
           <w:sz w:val="24"/>
           <w:szCs w:val="24"/>
         </w:rPr>
-        <w:t>), la table contient l'ide</w:t>
-      </w:r>
-      <w:r>
-        <w:rPr>
-          <w:sz w:val="24"/>
-          <w:szCs w:val="24"/>
-        </w:rPr>
-        <w:t>ntité explicite (</w:t>
+        <w:t>), la table contient l'identité explicite (</w:t>
       </w:r>
       <w:proofErr w:type="spellStart"/>
       <w:r>
@@ -2873,7 +2727,6 @@
           <w:lang w:val="en-US"/>
         </w:rPr>
       </w:pPr>
-      <w:proofErr w:type="spellStart"/>
       <w:proofErr w:type="gramStart"/>
       <w:r>
         <w:rPr>
@@ -2884,9 +2737,9 @@
           <w:szCs w:val="24"/>
           <w:lang w:val="en-US"/>
         </w:rPr>
-        <w:t>Miroir</w:t>
-      </w:r>
-      <w:proofErr w:type="spellEnd"/>
+        <w:t>Miroir :</w:t>
+      </w:r>
+      <w:proofErr w:type="gramEnd"/>
       <w:r>
         <w:rPr>
           <w:b/>
@@ -2896,18 +2749,6 @@
           <w:szCs w:val="24"/>
           <w:lang w:val="en-US"/>
         </w:rPr>
-        <w:t xml:space="preserve"> :</w:t>
-      </w:r>
-      <w:proofErr w:type="gramEnd"/>
-      <w:r>
-        <w:rPr>
-          <w:b/>
-          <w:bCs/>
-          <w:color w:val="auto"/>
-          <w:sz w:val="24"/>
-          <w:szCs w:val="24"/>
-          <w:lang w:val="en-US"/>
-        </w:rPr>
         <w:t xml:space="preserve"> one-way impossible, two-way possible</w:t>
       </w:r>
     </w:p>
@@ -2956,21 +2797,7 @@
           <w:sz w:val="24"/>
           <w:szCs w:val="24"/>
         </w:rPr>
-        <w:t xml:space="preserve"> (la dernière lett</w:t>
-      </w:r>
-      <w:r>
-        <w:rPr>
-          <w:sz w:val="24"/>
-          <w:szCs w:val="24"/>
-        </w:rPr>
-        <w:t xml:space="preserve">re de w), il faudrait déjà connaître toute la fin de w avant même d'avoir lu le reste — impossible avec un nombre fini d'états qui ne mémorisent pas w en entier (argument identique à celui du pompage : mémoire bornée ne peut pas stocker un mot de longueur </w:t>
-      </w:r>
-      <w:r>
-        <w:rPr>
-          <w:sz w:val="24"/>
-          <w:szCs w:val="24"/>
-        </w:rPr>
-        <w:t xml:space="preserve">arbitraire). Une tête </w:t>
+        <w:t xml:space="preserve"> (la dernière lettre de w), il faudrait déjà connaître toute la fin de w avant même d'avoir lu le reste — impossible avec un nombre fini d'états qui ne mémorisent pas w en entier (argument identique à celui du pompage : mémoire bornée ne peut pas stocker un mot de longueur arbitraire). Une tête </w:t>
       </w:r>
       <w:proofErr w:type="spellStart"/>
       <w:r>
@@ -3002,14 +2829,7 @@
           <w:sz w:val="24"/>
           <w:szCs w:val="24"/>
         </w:rPr>
-        <w:t xml:space="preserve">. C'est la première limite due à la mémoire du projet, avant la pile (jour 2) et le ruban libre (jour </w:t>
-      </w:r>
-      <w:r>
-        <w:rPr>
-          <w:sz w:val="24"/>
-          <w:szCs w:val="24"/>
-        </w:rPr>
-        <w:t>4).</w:t>
+        <w:t>. C'est la première limite due à la mémoire du projet, avant la pile (jour 2) et le ruban libre (jour 4).</w:t>
       </w:r>
     </w:p>
     <w:p>
@@ -3146,14 +2966,7 @@
           <w:sz w:val="24"/>
           <w:szCs w:val="24"/>
         </w:rPr>
-        <w:t xml:space="preserve"> z ∈ D pour tout i. Choisisson</w:t>
-      </w:r>
-      <w:r>
-        <w:rPr>
-          <w:sz w:val="24"/>
-          <w:szCs w:val="24"/>
-        </w:rPr>
-        <w:t>s w=[^</w:t>
+        <w:t xml:space="preserve"> z ∈ D pour tout i. Choisissons w=[^</w:t>
       </w:r>
       <w:proofErr w:type="gramStart"/>
       <w:r>
@@ -3242,14 +3055,7 @@
           <w:sz w:val="24"/>
           <w:szCs w:val="24"/>
         </w:rPr>
-        <w:t xml:space="preserve"> ouvrants pour p fermants (k≥1) : ce mot n'est p</w:t>
-      </w:r>
-      <w:r>
-        <w:rPr>
-          <w:sz w:val="24"/>
-          <w:szCs w:val="24"/>
-        </w:rPr>
-        <w:t>as dans D. Contradiction avec xy²z ∈ D. Donc D n'est pas régulier.</w:t>
+        <w:t xml:space="preserve"> ouvrants pour p fermants (k≥1) : ce mot n'est pas dans D. Contradiction avec xy²z ∈ D. Donc D n'est pas régulier.</w:t>
       </w:r>
     </w:p>
     <w:p>
@@ -3279,7 +3085,30 @@
           <w:sz w:val="24"/>
           <w:szCs w:val="24"/>
         </w:rPr>
-        <w:t xml:space="preserve">aucun automate fini — donc aucun AFD comme </w:t>
+        <w:t xml:space="preserve">aucun automate </w:t>
+      </w:r>
+      <w:proofErr w:type="gramStart"/>
+      <w:r>
+        <w:rPr>
+          <w:sz w:val="24"/>
+          <w:szCs w:val="24"/>
+        </w:rPr>
+        <w:t>fini ,</w:t>
+      </w:r>
+      <w:proofErr w:type="gramEnd"/>
+      <w:r>
+        <w:rPr>
+          <w:sz w:val="24"/>
+          <w:szCs w:val="24"/>
+        </w:rPr>
+        <w:t xml:space="preserve"> donc aucun</w:t>
+      </w:r>
+      <w:r>
+        <w:rPr>
+          <w:sz w:val="24"/>
+          <w:szCs w:val="24"/>
+        </w:rPr>
+        <w:t xml:space="preserve"> AFD comme </w:t>
       </w:r>
       <w:proofErr w:type="spellStart"/>
       <w:r>
@@ -3295,14 +3124,14 @@
           <w:sz w:val="24"/>
           <w:szCs w:val="24"/>
         </w:rPr>
-        <w:t xml:space="preserve"> — ne peut vérifier une imbrication de profondeur arbitraire ; il faut une pile (mémoire non bornée mais discipli</w:t>
-      </w:r>
-      <w:r>
-        <w:rPr>
-          <w:sz w:val="24"/>
-          <w:szCs w:val="24"/>
-        </w:rPr>
-        <w:t xml:space="preserve">née), ce qui justifie </w:t>
+        <w:t xml:space="preserve"> ,</w:t>
+      </w:r>
+      <w:r>
+        <w:rPr>
+          <w:sz w:val="24"/>
+          <w:szCs w:val="24"/>
+        </w:rPr>
+        <w:t xml:space="preserve"> ne peut vérifier une imbrication de profondeur arbitraire ; il faut une pile (mémoire non bornée mais disciplinée), ce qui justifie </w:t>
       </w:r>
       <w:proofErr w:type="spellStart"/>
       <w:r>
@@ -3736,14 +3565,7 @@
           <w:sz w:val="24"/>
           <w:szCs w:val="24"/>
         </w:rPr>
-        <w:t xml:space="preserve">)). Grammaire non ambiguë équivalente (associativité à droite </w:t>
-      </w:r>
-      <w:r>
-        <w:rPr>
-          <w:sz w:val="24"/>
-          <w:szCs w:val="24"/>
-        </w:rPr>
-        <w:t>imposée) :</w:t>
+        <w:t>)). Grammaire non ambiguë équivalente (associativité à droite imposée) :</w:t>
       </w:r>
     </w:p>
     <w:p>
@@ -4425,14 +4247,7 @@
           <w:sz w:val="24"/>
           <w:szCs w:val="24"/>
         </w:rPr>
-        <w:t xml:space="preserve"> (), dépiler et vérifier la correspondance sur un symbole fer</w:t>
-      </w:r>
-      <w:r>
-        <w:rPr>
-          <w:sz w:val="24"/>
-          <w:szCs w:val="24"/>
-        </w:rPr>
-        <w:t xml:space="preserve">mant (] doit dépiler [, ) doit dépiler (), ignorer les lettres libres </w:t>
+        <w:t xml:space="preserve"> (), dépiler et vérifier la correspondance sur un symbole fermant (] doit dépiler [, ) doit dépiler (), ignorer les lettres libres </w:t>
       </w:r>
       <w:proofErr w:type="spellStart"/>
       <w:r>
@@ -4474,12 +4289,6 @@
         <w:gridCol w:w="2667"/>
       </w:tblGrid>
       <w:tr>
-        <w:tblPrEx>
-          <w:tblCellMar>
-            <w:top w:w="0" w:type="dxa"/>
-            <w:bottom w:w="0" w:type="dxa"/>
-          </w:tblCellMar>
-        </w:tblPrEx>
         <w:tc>
           <w:tcPr>
             <w:tcW w:w="1800" w:type="dxa"/>
@@ -4554,12 +4363,6 @@
         </w:tc>
       </w:tr>
       <w:tr>
-        <w:tblPrEx>
-          <w:tblCellMar>
-            <w:top w:w="0" w:type="dxa"/>
-            <w:bottom w:w="0" w:type="dxa"/>
-          </w:tblCellMar>
-        </w:tblPrEx>
         <w:tc>
           <w:tcPr>
             <w:tcW w:w="1800" w:type="dxa"/>
@@ -4627,12 +4430,6 @@
         </w:tc>
       </w:tr>
       <w:tr>
-        <w:tblPrEx>
-          <w:tblCellMar>
-            <w:top w:w="0" w:type="dxa"/>
-            <w:bottom w:w="0" w:type="dxa"/>
-          </w:tblCellMar>
-        </w:tblPrEx>
         <w:tc>
           <w:tcPr>
             <w:tcW w:w="1800" w:type="dxa"/>
@@ -4692,7 +4489,14 @@
                 <w:sz w:val="24"/>
                 <w:szCs w:val="24"/>
               </w:rPr>
-              <w:t xml:space="preserve">imbrication croisée — pile détecte le </w:t>
+              <w:t>imbrication croisée -</w:t>
+            </w:r>
+            <w:r>
+              <w:rPr>
+                <w:sz w:val="24"/>
+                <w:szCs w:val="24"/>
+              </w:rPr>
+              <w:t xml:space="preserve"> pile détecte le </w:t>
             </w:r>
             <w:proofErr w:type="spellStart"/>
             <w:r>
@@ -4707,12 +4511,6 @@
         </w:tc>
       </w:tr>
       <w:tr>
-        <w:tblPrEx>
-          <w:tblCellMar>
-            <w:top w:w="0" w:type="dxa"/>
-            <w:bottom w:w="0" w:type="dxa"/>
-          </w:tblCellMar>
-        </w:tblPrEx>
         <w:tc>
           <w:tcPr>
             <w:tcW w:w="1800" w:type="dxa"/>
@@ -4778,12 +4576,6 @@
         </w:tc>
       </w:tr>
       <w:tr>
-        <w:tblPrEx>
-          <w:tblCellMar>
-            <w:top w:w="0" w:type="dxa"/>
-            <w:bottom w:w="0" w:type="dxa"/>
-          </w:tblCellMar>
-        </w:tblPrEx>
         <w:tc>
           <w:tcPr>
             <w:tcW w:w="1800" w:type="dxa"/>
@@ -4854,12 +4646,6 @@
         </w:tc>
       </w:tr>
       <w:tr>
-        <w:tblPrEx>
-          <w:tblCellMar>
-            <w:top w:w="0" w:type="dxa"/>
-            <w:bottom w:w="0" w:type="dxa"/>
-          </w:tblCellMar>
-        </w:tblPrEx>
         <w:tc>
           <w:tcPr>
             <w:tcW w:w="1800" w:type="dxa"/>
@@ -4925,12 +4711,6 @@
         </w:tc>
       </w:tr>
       <w:tr>
-        <w:tblPrEx>
-          <w:tblCellMar>
-            <w:top w:w="0" w:type="dxa"/>
-            <w:bottom w:w="0" w:type="dxa"/>
-          </w:tblCellMar>
-        </w:tblPrEx>
         <w:tc>
           <w:tcPr>
             <w:tcW w:w="1800" w:type="dxa"/>
@@ -5096,14 +4876,7 @@
           <w:sz w:val="24"/>
           <w:szCs w:val="24"/>
         </w:rPr>
-        <w:t>, on calcule l'ensemble EXACT des mots de longueur k dérivables de chaque non-terminal, en combinant par convolution les rés</w:t>
-      </w:r>
-      <w:r>
-        <w:rPr>
-          <w:sz w:val="24"/>
-          <w:szCs w:val="24"/>
-        </w:rPr>
-        <w:t xml:space="preserve">ultats déjà connus pour des longueurs plus courtes. Cette approche évite l'explosion combinatoire d'une exploration par formes </w:t>
+        <w:t xml:space="preserve">, on calcule l'ensemble EXACT des mots de longueur k dérivables de chaque non-terminal, en combinant par convolution les résultats déjà connus pour des longueurs plus courtes. Cette approche évite l'explosion combinatoire d'une exploration par formes </w:t>
       </w:r>
       <w:proofErr w:type="spellStart"/>
       <w:r>
@@ -5135,14 +4908,7 @@
           <w:sz w:val="24"/>
           <w:szCs w:val="24"/>
         </w:rPr>
-        <w:t xml:space="preserve">) car elle ne manipule que des mots terminaux concrets, jamais de formes </w:t>
-      </w:r>
-      <w:r>
-        <w:rPr>
-          <w:sz w:val="24"/>
-          <w:szCs w:val="24"/>
-        </w:rPr>
-        <w:t xml:space="preserve">intermédiaires redondantes. Gain mesuré : </w:t>
+        <w:t xml:space="preserve">) car elle ne manipule que des mots terminaux concrets, jamais de formes intermédiaires redondantes. Gain mesuré : </w:t>
       </w:r>
       <w:proofErr w:type="spellStart"/>
       <w:proofErr w:type="gramStart"/>
@@ -5196,25 +4962,14 @@
           <w:lang w:val="en-US"/>
         </w:rPr>
       </w:pPr>
-      <w:proofErr w:type="spellStart"/>
-      <w:r>
-        <w:rPr>
-          <w:rFonts w:ascii="Consolas" w:eastAsia="Consolas" w:hAnsi="Consolas" w:cs="Consolas"/>
-          <w:sz w:val="24"/>
-          <w:szCs w:val="24"/>
-          <w:lang w:val="en-US"/>
-        </w:rPr>
-        <w:t>balanced_cfg</w:t>
-      </w:r>
-      <w:proofErr w:type="spellEnd"/>
-      <w:r>
-        <w:rPr>
-          <w:rFonts w:ascii="Consolas" w:eastAsia="Consolas" w:hAnsi="Consolas" w:cs="Consolas"/>
-          <w:sz w:val="24"/>
-          <w:szCs w:val="24"/>
-          <w:lang w:val="en-US"/>
-        </w:rPr>
-        <w:t xml:space="preserve">().generate(4) </w:t>
+      <w:r>
+        <w:rPr>
+          <w:rFonts w:ascii="Consolas" w:eastAsia="Consolas" w:hAnsi="Consolas" w:cs="Consolas"/>
+          <w:sz w:val="24"/>
+          <w:szCs w:val="24"/>
+          <w:lang w:val="en-US"/>
+        </w:rPr>
+        <w:t xml:space="preserve">balanced_cfg().generate(4) </w:t>
       </w:r>
       <w:proofErr w:type="spellStart"/>
       <w:r>
@@ -5466,14 +5221,7 @@
           <w:sz w:val="24"/>
           <w:szCs w:val="24"/>
         </w:rPr>
-        <w:t>) → résultat de la table delta) ;</w:t>
-      </w:r>
-      <w:r>
-        <w:rPr>
-          <w:sz w:val="24"/>
-          <w:szCs w:val="24"/>
-        </w:rPr>
-        <w:t xml:space="preserve"> si un enfant est REJECT ou si aucune règle ne correspond, le nœud est REJECT. </w:t>
+        <w:t xml:space="preserve">) → résultat de la table delta) ; si un enfant est REJECT ou si aucune règle ne correspond, le nœud est REJECT. </w:t>
       </w:r>
       <w:proofErr w:type="spellStart"/>
       <w:proofErr w:type="gramStart"/>
@@ -5577,12 +5325,6 @@
         <w:gridCol w:w="2200"/>
       </w:tblGrid>
       <w:tr>
-        <w:tblPrEx>
-          <w:tblCellMar>
-            <w:top w:w="0" w:type="dxa"/>
-            <w:bottom w:w="0" w:type="dxa"/>
-          </w:tblCellMar>
-        </w:tblPrEx>
         <w:tc>
           <w:tcPr>
             <w:tcW w:w="1800" w:type="dxa"/>
@@ -5681,12 +5423,6 @@
         </w:tc>
       </w:tr>
       <w:tr>
-        <w:tblPrEx>
-          <w:tblCellMar>
-            <w:top w:w="0" w:type="dxa"/>
-            <w:bottom w:w="0" w:type="dxa"/>
-          </w:tblCellMar>
-        </w:tblPrEx>
         <w:tc>
           <w:tcPr>
             <w:tcW w:w="1800" w:type="dxa"/>
@@ -5775,12 +5511,6 @@
         </w:tc>
       </w:tr>
       <w:tr>
-        <w:tblPrEx>
-          <w:tblCellMar>
-            <w:top w:w="0" w:type="dxa"/>
-            <w:bottom w:w="0" w:type="dxa"/>
-          </w:tblCellMar>
-        </w:tblPrEx>
         <w:tc>
           <w:tcPr>
             <w:tcW w:w="1800" w:type="dxa"/>
@@ -5869,12 +5599,6 @@
         </w:tc>
       </w:tr>
       <w:tr>
-        <w:tblPrEx>
-          <w:tblCellMar>
-            <w:top w:w="0" w:type="dxa"/>
-            <w:bottom w:w="0" w:type="dxa"/>
-          </w:tblCellMar>
-        </w:tblPrEx>
         <w:tc>
           <w:tcPr>
             <w:tcW w:w="1800" w:type="dxa"/>
@@ -5963,12 +5687,6 @@
         </w:tc>
       </w:tr>
       <w:tr>
-        <w:tblPrEx>
-          <w:tblCellMar>
-            <w:top w:w="0" w:type="dxa"/>
-            <w:bottom w:w="0" w:type="dxa"/>
-          </w:tblCellMar>
-        </w:tblPrEx>
         <w:tc>
           <w:tcPr>
             <w:tcW w:w="1800" w:type="dxa"/>
@@ -6057,12 +5775,6 @@
         </w:tc>
       </w:tr>
       <w:tr>
-        <w:tblPrEx>
-          <w:tblCellMar>
-            <w:top w:w="0" w:type="dxa"/>
-            <w:bottom w:w="0" w:type="dxa"/>
-          </w:tblCellMar>
-        </w:tblPrEx>
         <w:tc>
           <w:tcPr>
             <w:tcW w:w="1800" w:type="dxa"/>
@@ -6151,12 +5863,6 @@
         </w:tc>
       </w:tr>
       <w:tr>
-        <w:tblPrEx>
-          <w:tblCellMar>
-            <w:top w:w="0" w:type="dxa"/>
-            <w:bottom w:w="0" w:type="dxa"/>
-          </w:tblCellMar>
-        </w:tblPrEx>
         <w:tc>
           <w:tcPr>
             <w:tcW w:w="1800" w:type="dxa"/>
@@ -6245,12 +5951,6 @@
         </w:tc>
       </w:tr>
       <w:tr>
-        <w:tblPrEx>
-          <w:tblCellMar>
-            <w:top w:w="0" w:type="dxa"/>
-            <w:bottom w:w="0" w:type="dxa"/>
-          </w:tblCellMar>
-        </w:tblPrEx>
         <w:tc>
           <w:tcPr>
             <w:tcW w:w="1800" w:type="dxa"/>
@@ -6337,12 +6037,6 @@
         </w:tc>
       </w:tr>
       <w:tr>
-        <w:tblPrEx>
-          <w:tblCellMar>
-            <w:top w:w="0" w:type="dxa"/>
-            <w:bottom w:w="0" w:type="dxa"/>
-          </w:tblCellMar>
-        </w:tblPrEx>
         <w:tc>
           <w:tcPr>
             <w:tcW w:w="1800" w:type="dxa"/>
@@ -6429,12 +6123,6 @@
         </w:tc>
       </w:tr>
       <w:tr>
-        <w:tblPrEx>
-          <w:tblCellMar>
-            <w:top w:w="0" w:type="dxa"/>
-            <w:bottom w:w="0" w:type="dxa"/>
-          </w:tblCellMar>
-        </w:tblPrEx>
         <w:tc>
           <w:tcPr>
             <w:tcW w:w="1800" w:type="dxa"/>
@@ -6523,12 +6211,6 @@
         </w:tc>
       </w:tr>
       <w:tr>
-        <w:tblPrEx>
-          <w:tblCellMar>
-            <w:top w:w="0" w:type="dxa"/>
-            <w:bottom w:w="0" w:type="dxa"/>
-          </w:tblCellMar>
-        </w:tblPrEx>
         <w:tc>
           <w:tcPr>
             <w:tcW w:w="1800" w:type="dxa"/>
@@ -6617,12 +6299,6 @@
         </w:tc>
       </w:tr>
       <w:tr>
-        <w:tblPrEx>
-          <w:tblCellMar>
-            <w:top w:w="0" w:type="dxa"/>
-            <w:bottom w:w="0" w:type="dxa"/>
-          </w:tblCellMar>
-        </w:tblPrEx>
         <w:tc>
           <w:tcPr>
             <w:tcW w:w="1800" w:type="dxa"/>
@@ -6711,12 +6387,6 @@
         </w:tc>
       </w:tr>
       <w:tr>
-        <w:tblPrEx>
-          <w:tblCellMar>
-            <w:top w:w="0" w:type="dxa"/>
-            <w:bottom w:w="0" w:type="dxa"/>
-          </w:tblCellMar>
-        </w:tblPrEx>
         <w:tc>
           <w:tcPr>
             <w:tcW w:w="1800" w:type="dxa"/>
@@ -7055,14 +6725,7 @@
           <w:sz w:val="24"/>
           <w:szCs w:val="24"/>
         </w:rPr>
-        <w:t xml:space="preserve">, </w:t>
-      </w:r>
-      <w:r>
-        <w:rPr>
-          <w:sz w:val="24"/>
-          <w:szCs w:val="24"/>
-        </w:rPr>
-        <w:t>danger sinon.</w:t>
+        <w:t>, danger sinon.</w:t>
       </w:r>
     </w:p>
     <w:tbl>
@@ -7089,12 +6752,6 @@
         <w:gridCol w:w="2050"/>
       </w:tblGrid>
       <w:tr>
-        <w:tblPrEx>
-          <w:tblCellMar>
-            <w:top w:w="0" w:type="dxa"/>
-            <w:bottom w:w="0" w:type="dxa"/>
-          </w:tblCellMar>
-        </w:tblPrEx>
         <w:tc>
           <w:tcPr>
             <w:tcW w:w="1800" w:type="dxa"/>
@@ -7193,12 +6850,6 @@
         </w:tc>
       </w:tr>
       <w:tr>
-        <w:tblPrEx>
-          <w:tblCellMar>
-            <w:top w:w="0" w:type="dxa"/>
-            <w:bottom w:w="0" w:type="dxa"/>
-          </w:tblCellMar>
-        </w:tblPrEx>
         <w:tc>
           <w:tcPr>
             <w:tcW w:w="1800" w:type="dxa"/>
@@ -7289,12 +6940,6 @@
         </w:tc>
       </w:tr>
       <w:tr>
-        <w:tblPrEx>
-          <w:tblCellMar>
-            <w:top w:w="0" w:type="dxa"/>
-            <w:bottom w:w="0" w:type="dxa"/>
-          </w:tblCellMar>
-        </w:tblPrEx>
         <w:tc>
           <w:tcPr>
             <w:tcW w:w="1800" w:type="dxa"/>
@@ -7385,12 +7030,6 @@
         </w:tc>
       </w:tr>
       <w:tr>
-        <w:tblPrEx>
-          <w:tblCellMar>
-            <w:top w:w="0" w:type="dxa"/>
-            <w:bottom w:w="0" w:type="dxa"/>
-          </w:tblCellMar>
-        </w:tblPrEx>
         <w:tc>
           <w:tcPr>
             <w:tcW w:w="1800" w:type="dxa"/>
@@ -7481,12 +7120,6 @@
         </w:tc>
       </w:tr>
       <w:tr>
-        <w:tblPrEx>
-          <w:tblCellMar>
-            <w:top w:w="0" w:type="dxa"/>
-            <w:bottom w:w="0" w:type="dxa"/>
-          </w:tblCellMar>
-        </w:tblPrEx>
         <w:tc>
           <w:tcPr>
             <w:tcW w:w="1800" w:type="dxa"/>
@@ -7577,12 +7210,6 @@
         </w:tc>
       </w:tr>
       <w:tr>
-        <w:tblPrEx>
-          <w:tblCellMar>
-            <w:top w:w="0" w:type="dxa"/>
-            <w:bottom w:w="0" w:type="dxa"/>
-          </w:tblCellMar>
-        </w:tblPrEx>
         <w:tc>
           <w:tcPr>
             <w:tcW w:w="1800" w:type="dxa"/>
@@ -7705,12 +7332,6 @@
         </w:tc>
       </w:tr>
       <w:tr>
-        <w:tblPrEx>
-          <w:tblCellMar>
-            <w:top w:w="0" w:type="dxa"/>
-            <w:bottom w:w="0" w:type="dxa"/>
-          </w:tblCellMar>
-        </w:tblPrEx>
         <w:tc>
           <w:tcPr>
             <w:tcW w:w="1800" w:type="dxa"/>
@@ -7831,12 +7452,6 @@
         </w:tc>
       </w:tr>
       <w:tr>
-        <w:tblPrEx>
-          <w:tblCellMar>
-            <w:top w:w="0" w:type="dxa"/>
-            <w:bottom w:w="0" w:type="dxa"/>
-          </w:tblCellMar>
-        </w:tblPrEx>
         <w:tc>
           <w:tcPr>
             <w:tcW w:w="1800" w:type="dxa"/>
@@ -7957,12 +7572,6 @@
         </w:tc>
       </w:tr>
       <w:tr>
-        <w:tblPrEx>
-          <w:tblCellMar>
-            <w:top w:w="0" w:type="dxa"/>
-            <w:bottom w:w="0" w:type="dxa"/>
-          </w:tblCellMar>
-        </w:tblPrEx>
         <w:tc>
           <w:tcPr>
             <w:tcW w:w="1800" w:type="dxa"/>
@@ -8051,12 +7660,6 @@
         </w:tc>
       </w:tr>
       <w:tr>
-        <w:tblPrEx>
-          <w:tblCellMar>
-            <w:top w:w="0" w:type="dxa"/>
-            <w:bottom w:w="0" w:type="dxa"/>
-          </w:tblCellMar>
-        </w:tblPrEx>
         <w:tc>
           <w:tcPr>
             <w:tcW w:w="1800" w:type="dxa"/>
@@ -8161,12 +7764,6 @@
         </w:tc>
       </w:tr>
       <w:tr>
-        <w:tblPrEx>
-          <w:tblCellMar>
-            <w:top w:w="0" w:type="dxa"/>
-            <w:bottom w:w="0" w:type="dxa"/>
-          </w:tblCellMar>
-        </w:tblPrEx>
         <w:tc>
           <w:tcPr>
             <w:tcW w:w="1800" w:type="dxa"/>
@@ -8269,12 +7866,6 @@
         </w:tc>
       </w:tr>
       <w:tr>
-        <w:tblPrEx>
-          <w:tblCellMar>
-            <w:top w:w="0" w:type="dxa"/>
-            <w:bottom w:w="0" w:type="dxa"/>
-          </w:tblCellMar>
-        </w:tblPrEx>
         <w:tc>
           <w:tcPr>
             <w:tcW w:w="1800" w:type="dxa"/>
@@ -8377,12 +7968,6 @@
         </w:tc>
       </w:tr>
       <w:tr>
-        <w:tblPrEx>
-          <w:tblCellMar>
-            <w:top w:w="0" w:type="dxa"/>
-            <w:bottom w:w="0" w:type="dxa"/>
-          </w:tblCellMar>
-        </w:tblPrEx>
         <w:tc>
           <w:tcPr>
             <w:tcW w:w="1800" w:type="dxa"/>
@@ -8489,12 +8074,6 @@
         </w:tc>
       </w:tr>
       <w:tr>
-        <w:tblPrEx>
-          <w:tblCellMar>
-            <w:top w:w="0" w:type="dxa"/>
-            <w:bottom w:w="0" w:type="dxa"/>
-          </w:tblCellMar>
-        </w:tblPrEx>
         <w:tc>
           <w:tcPr>
             <w:tcW w:w="1800" w:type="dxa"/>
@@ -9280,15 +8859,7 @@
           <w:sz w:val="24"/>
           <w:szCs w:val="24"/>
         </w:rPr>
-        <w:t>morpho_au</w:t>
-      </w:r>
-      <w:r>
-        <w:rPr>
-          <w:rFonts w:ascii="Consolas" w:eastAsia="Consolas" w:hAnsi="Consolas" w:cs="Consolas"/>
-          <w:sz w:val="24"/>
-          <w:szCs w:val="24"/>
-        </w:rPr>
-        <w:t>tomaton</w:t>
+        <w:t>morpho_automaton</w:t>
       </w:r>
       <w:proofErr w:type="spellEnd"/>
       <w:r>
@@ -9482,14 +9053,7 @@
           <w:sz w:val="24"/>
           <w:szCs w:val="24"/>
         </w:rPr>
-        <w:t>) n'apparaît deux fois dans Δ : l'exécution est donc unique, et chaque nœ</w:t>
-      </w:r>
-      <w:r>
-        <w:rPr>
-          <w:sz w:val="24"/>
-          <w:szCs w:val="24"/>
-        </w:rPr>
-        <w:t xml:space="preserve">ud coûte </w:t>
+        <w:t xml:space="preserve">) n'apparaît deux fois dans Δ : l'exécution est donc unique, et chaque nœud coûte </w:t>
       </w:r>
       <w:proofErr w:type="gramStart"/>
       <w:r>
@@ -9558,14 +9122,7 @@
           <w:sz w:val="24"/>
           <w:szCs w:val="24"/>
         </w:rPr>
-        <w:t>(racine pend) [PREFIXED] contre (racine na)+(suffixe pend) [SUFFIXED]. Un AFD ne lit que la f</w:t>
-      </w:r>
-      <w:r>
-        <w:rPr>
-          <w:sz w:val="24"/>
-          <w:szCs w:val="24"/>
-        </w:rPr>
-        <w:t>rontière, donc les deux arbres produisent la même réponse alors qu'on veut les classer différemment : il est aveugle à la hiérarchie.</w:t>
+        <w:t>(racine pend) [PREFIXED] contre (racine na)+(suffixe pend) [SUFFIXED]. Un AFD ne lit que la frontière, donc les deux arbres produisent la même réponse alors qu'on veut les classer différemment : il est aveugle à la hiérarchie.</w:t>
       </w:r>
     </w:p>
     <w:p>
@@ -9646,14 +9203,7 @@
           <w:sz w:val="24"/>
           <w:szCs w:val="24"/>
         </w:rPr>
-        <w:t xml:space="preserve"> (zéro ou plusieu</w:t>
-      </w:r>
-      <w:r>
-        <w:rPr>
-          <w:sz w:val="24"/>
-          <w:szCs w:val="24"/>
-        </w:rPr>
-        <w:t xml:space="preserve">rs), une </w:t>
+        <w:t xml:space="preserve"> (zéro ou plusieurs), une </w:t>
       </w:r>
       <w:proofErr w:type="spellStart"/>
       <w:r>
@@ -9706,14 +9256,7 @@
           <w:sz w:val="24"/>
           <w:szCs w:val="24"/>
         </w:rPr>
-        <w:t>La réduplicatio</w:t>
-      </w:r>
-      <w:r>
-        <w:rPr>
-          <w:sz w:val="24"/>
-          <w:szCs w:val="24"/>
-        </w:rPr>
-        <w:t>n revient, sur la frontière, à devoir reconnaître {</w:t>
+        <w:t>La réduplication revient, sur la frontière, à devoir reconnaître {</w:t>
       </w:r>
       <w:proofErr w:type="spellStart"/>
       <w:r>
@@ -9729,14 +9272,7 @@
           <w:sz w:val="24"/>
           <w:szCs w:val="24"/>
         </w:rPr>
-        <w:t>}, qui n'est même pas hors-contexte (aucune pile ne peut comparer deux occurrences de longueur arbitraire sans pouvoir revenir en arrière). Un automate d'arbres régulier, dont les frontières restent au m</w:t>
-      </w:r>
-      <w:r>
-        <w:rPr>
-          <w:sz w:val="24"/>
-          <w:szCs w:val="24"/>
-        </w:rPr>
-        <w:t xml:space="preserve">ieux hors-contexte, ne peut donc pas capturer une contrainte de réduplication arbitraire. Cas réel documenté : </w:t>
+        <w:t xml:space="preserve">}, qui n'est même pas hors-contexte (aucune pile ne peut comparer deux occurrences de longueur arbitraire sans pouvoir revenir en arrière). Un automate d'arbres régulier, dont les frontières restent au mieux hors-contexte, ne peut donc pas capturer une contrainte de réduplication arbitraire. Cas réel documenté : </w:t>
       </w:r>
       <w:proofErr w:type="spellStart"/>
       <w:r>
@@ -9791,8 +9327,402 @@
           <w:sz w:val="24"/>
           <w:szCs w:val="24"/>
         </w:rPr>
-        <w:t>Morphologie : a</w:t>
-      </w:r>
+        <w:t>Morphologie : a-na-pend-a (CIRCUMFIXED)</w:t>
+      </w:r>
+    </w:p>
+    <w:p>
+      <w:pPr>
+        <w:shd w:val="clear" w:color="auto" w:fill="F2F2F2"/>
+        <w:spacing w:after="120"/>
+        <w:rPr>
+          <w:sz w:val="24"/>
+          <w:szCs w:val="24"/>
+        </w:rPr>
+      </w:pPr>
+      <w:r>
+        <w:rPr>
+          <w:rFonts w:ascii="Consolas" w:eastAsia="Consolas" w:hAnsi="Consolas" w:cs="Consolas"/>
+          <w:sz w:val="24"/>
+          <w:szCs w:val="24"/>
+        </w:rPr>
+        <w:t xml:space="preserve">    </w:t>
+      </w:r>
+      <w:proofErr w:type="spellStart"/>
+      <w:r>
+        <w:rPr>
+          <w:rFonts w:ascii="Consolas" w:eastAsia="Consolas" w:hAnsi="Consolas" w:cs="Consolas"/>
+          <w:sz w:val="24"/>
+          <w:szCs w:val="24"/>
+        </w:rPr>
+        <w:t>prefix</w:t>
+      </w:r>
+      <w:proofErr w:type="spellEnd"/>
+      <w:r>
+        <w:rPr>
+          <w:rFonts w:ascii="Consolas" w:eastAsia="Consolas" w:hAnsi="Consolas" w:cs="Consolas"/>
+          <w:sz w:val="24"/>
+          <w:szCs w:val="24"/>
+        </w:rPr>
+        <w:t xml:space="preserve"> [a]  enfants=[]  -&gt; PREFIX</w:t>
+      </w:r>
+      <w:r>
+        <w:rPr>
+          <w:sz w:val="24"/>
+          <w:szCs w:val="24"/>
+        </w:rPr>
+        <w:br/>
+      </w:r>
+      <w:r>
+        <w:rPr>
+          <w:rFonts w:ascii="Consolas" w:eastAsia="Consolas" w:hAnsi="Consolas" w:cs="Consolas"/>
+          <w:sz w:val="24"/>
+          <w:szCs w:val="24"/>
+        </w:rPr>
+        <w:t xml:space="preserve">      </w:t>
+      </w:r>
+      <w:proofErr w:type="spellStart"/>
+      <w:r>
+        <w:rPr>
+          <w:rFonts w:ascii="Consolas" w:eastAsia="Consolas" w:hAnsi="Consolas" w:cs="Consolas"/>
+          <w:sz w:val="24"/>
+          <w:szCs w:val="24"/>
+        </w:rPr>
+        <w:t>prefix</w:t>
+      </w:r>
+      <w:proofErr w:type="spellEnd"/>
+      <w:r>
+        <w:rPr>
+          <w:rFonts w:ascii="Consolas" w:eastAsia="Consolas" w:hAnsi="Consolas" w:cs="Consolas"/>
+          <w:sz w:val="24"/>
+          <w:szCs w:val="24"/>
+        </w:rPr>
+        <w:t xml:space="preserve"> [na]  enfants=[]  -&gt; PREFIX</w:t>
+      </w:r>
+      <w:r>
+        <w:rPr>
+          <w:sz w:val="24"/>
+          <w:szCs w:val="24"/>
+        </w:rPr>
+        <w:br/>
+      </w:r>
+      <w:r>
+        <w:rPr>
+          <w:rFonts w:ascii="Consolas" w:eastAsia="Consolas" w:hAnsi="Consolas" w:cs="Consolas"/>
+          <w:sz w:val="24"/>
+          <w:szCs w:val="24"/>
+        </w:rPr>
+        <w:t xml:space="preserve">      </w:t>
+      </w:r>
+      <w:proofErr w:type="spellStart"/>
+      <w:r>
+        <w:rPr>
+          <w:rFonts w:ascii="Consolas" w:eastAsia="Consolas" w:hAnsi="Consolas" w:cs="Consolas"/>
+          <w:sz w:val="24"/>
+          <w:szCs w:val="24"/>
+        </w:rPr>
+        <w:t>nil</w:t>
+      </w:r>
+      <w:proofErr w:type="spellEnd"/>
+      <w:r>
+        <w:rPr>
+          <w:rFonts w:ascii="Consolas" w:eastAsia="Consolas" w:hAnsi="Consolas" w:cs="Consolas"/>
+          <w:sz w:val="24"/>
+          <w:szCs w:val="24"/>
+        </w:rPr>
+        <w:t xml:space="preserve">  enfants=[]  -&gt; NIL</w:t>
+      </w:r>
+      <w:r>
+        <w:rPr>
+          <w:sz w:val="24"/>
+          <w:szCs w:val="24"/>
+        </w:rPr>
+        <w:br/>
+      </w:r>
+      <w:r>
+        <w:rPr>
+          <w:rFonts w:ascii="Consolas" w:eastAsia="Consolas" w:hAnsi="Consolas" w:cs="Consolas"/>
+          <w:sz w:val="24"/>
+          <w:szCs w:val="24"/>
+        </w:rPr>
+        <w:t xml:space="preserve">    </w:t>
+      </w:r>
+      <w:proofErr w:type="spellStart"/>
+      <w:r>
+        <w:rPr>
+          <w:rFonts w:ascii="Consolas" w:eastAsia="Consolas" w:hAnsi="Consolas" w:cs="Consolas"/>
+          <w:sz w:val="24"/>
+          <w:szCs w:val="24"/>
+        </w:rPr>
+        <w:t>prefixes</w:t>
+      </w:r>
+      <w:proofErr w:type="spellEnd"/>
+      <w:r>
+        <w:rPr>
+          <w:rFonts w:ascii="Consolas" w:eastAsia="Consolas" w:hAnsi="Consolas" w:cs="Consolas"/>
+          <w:sz w:val="24"/>
+          <w:szCs w:val="24"/>
+        </w:rPr>
+        <w:t xml:space="preserve">  enfants=['PREFIX', 'NIL']  -&gt; PREFIXES</w:t>
+      </w:r>
+      <w:r>
+        <w:rPr>
+          <w:sz w:val="24"/>
+          <w:szCs w:val="24"/>
+        </w:rPr>
+        <w:br/>
+      </w:r>
+      <w:r>
+        <w:rPr>
+          <w:rFonts w:ascii="Consolas" w:eastAsia="Consolas" w:hAnsi="Consolas" w:cs="Consolas"/>
+          <w:sz w:val="24"/>
+          <w:szCs w:val="24"/>
+        </w:rPr>
+        <w:t xml:space="preserve">  </w:t>
+      </w:r>
+      <w:proofErr w:type="spellStart"/>
+      <w:r>
+        <w:rPr>
+          <w:rFonts w:ascii="Consolas" w:eastAsia="Consolas" w:hAnsi="Consolas" w:cs="Consolas"/>
+          <w:sz w:val="24"/>
+          <w:szCs w:val="24"/>
+        </w:rPr>
+        <w:t>prefixes</w:t>
+      </w:r>
+      <w:proofErr w:type="spellEnd"/>
+      <w:r>
+        <w:rPr>
+          <w:rFonts w:ascii="Consolas" w:eastAsia="Consolas" w:hAnsi="Consolas" w:cs="Consolas"/>
+          <w:sz w:val="24"/>
+          <w:szCs w:val="24"/>
+        </w:rPr>
+        <w:t xml:space="preserve">  enfants=['PREFIX', 'PREFIXES']  -&gt; PREFIXES</w:t>
+      </w:r>
+      <w:r>
+        <w:rPr>
+          <w:sz w:val="24"/>
+          <w:szCs w:val="24"/>
+        </w:rPr>
+        <w:br/>
+      </w:r>
+      <w:r>
+        <w:rPr>
+          <w:rFonts w:ascii="Consolas" w:eastAsia="Consolas" w:hAnsi="Consolas" w:cs="Consolas"/>
+          <w:sz w:val="24"/>
+          <w:szCs w:val="24"/>
+        </w:rPr>
+        <w:t xml:space="preserve">    </w:t>
+      </w:r>
+      <w:proofErr w:type="spellStart"/>
+      <w:r>
+        <w:rPr>
+          <w:rFonts w:ascii="Consolas" w:eastAsia="Consolas" w:hAnsi="Consolas" w:cs="Consolas"/>
+          <w:sz w:val="24"/>
+          <w:szCs w:val="24"/>
+        </w:rPr>
+        <w:t>root</w:t>
+      </w:r>
+      <w:proofErr w:type="spellEnd"/>
+      <w:r>
+        <w:rPr>
+          <w:rFonts w:ascii="Consolas" w:eastAsia="Consolas" w:hAnsi="Consolas" w:cs="Consolas"/>
+          <w:sz w:val="24"/>
+          <w:szCs w:val="24"/>
+        </w:rPr>
+        <w:t xml:space="preserve"> [pend]  enfants=[]  -&gt; ROOT</w:t>
+      </w:r>
+      <w:r>
+        <w:rPr>
+          <w:sz w:val="24"/>
+          <w:szCs w:val="24"/>
+        </w:rPr>
+        <w:br/>
+      </w:r>
+      <w:r>
+        <w:rPr>
+          <w:rFonts w:ascii="Consolas" w:eastAsia="Consolas" w:hAnsi="Consolas" w:cs="Consolas"/>
+          <w:sz w:val="24"/>
+          <w:szCs w:val="24"/>
+        </w:rPr>
+        <w:lastRenderedPageBreak/>
+        <w:t xml:space="preserve">      </w:t>
+      </w:r>
+      <w:proofErr w:type="spellStart"/>
+      <w:r>
+        <w:rPr>
+          <w:rFonts w:ascii="Consolas" w:eastAsia="Consolas" w:hAnsi="Consolas" w:cs="Consolas"/>
+          <w:sz w:val="24"/>
+          <w:szCs w:val="24"/>
+        </w:rPr>
+        <w:t>suffix</w:t>
+      </w:r>
+      <w:proofErr w:type="spellEnd"/>
+      <w:r>
+        <w:rPr>
+          <w:rFonts w:ascii="Consolas" w:eastAsia="Consolas" w:hAnsi="Consolas" w:cs="Consolas"/>
+          <w:sz w:val="24"/>
+          <w:szCs w:val="24"/>
+        </w:rPr>
+        <w:t xml:space="preserve"> [a]  enfants=[]  -&gt; SUFFIX</w:t>
+      </w:r>
+      <w:r>
+        <w:rPr>
+          <w:sz w:val="24"/>
+          <w:szCs w:val="24"/>
+        </w:rPr>
+        <w:br/>
+      </w:r>
+      <w:r>
+        <w:rPr>
+          <w:rFonts w:ascii="Consolas" w:eastAsia="Consolas" w:hAnsi="Consolas" w:cs="Consolas"/>
+          <w:sz w:val="24"/>
+          <w:szCs w:val="24"/>
+        </w:rPr>
+        <w:t xml:space="preserve">      </w:t>
+      </w:r>
+      <w:proofErr w:type="spellStart"/>
+      <w:r>
+        <w:rPr>
+          <w:rFonts w:ascii="Consolas" w:eastAsia="Consolas" w:hAnsi="Consolas" w:cs="Consolas"/>
+          <w:sz w:val="24"/>
+          <w:szCs w:val="24"/>
+        </w:rPr>
+        <w:t>nil</w:t>
+      </w:r>
+      <w:proofErr w:type="spellEnd"/>
+      <w:r>
+        <w:rPr>
+          <w:rFonts w:ascii="Consolas" w:eastAsia="Consolas" w:hAnsi="Consolas" w:cs="Consolas"/>
+          <w:sz w:val="24"/>
+          <w:szCs w:val="24"/>
+        </w:rPr>
+        <w:t xml:space="preserve">  enfants=[]  -&gt; NIL</w:t>
+      </w:r>
+      <w:r>
+        <w:rPr>
+          <w:sz w:val="24"/>
+          <w:szCs w:val="24"/>
+        </w:rPr>
+        <w:br/>
+      </w:r>
+      <w:r>
+        <w:rPr>
+          <w:rFonts w:ascii="Consolas" w:eastAsia="Consolas" w:hAnsi="Consolas" w:cs="Consolas"/>
+          <w:sz w:val="24"/>
+          <w:szCs w:val="24"/>
+        </w:rPr>
+        <w:t xml:space="preserve">    suffixes  enfants=['SUFFIX', 'NIL']  -&gt; SUFFIXES</w:t>
+      </w:r>
+      <w:r>
+        <w:rPr>
+          <w:sz w:val="24"/>
+          <w:szCs w:val="24"/>
+        </w:rPr>
+        <w:br/>
+      </w:r>
+      <w:r>
+        <w:rPr>
+          <w:rFonts w:ascii="Consolas" w:eastAsia="Consolas" w:hAnsi="Consolas" w:cs="Consolas"/>
+          <w:sz w:val="24"/>
+          <w:szCs w:val="24"/>
+        </w:rPr>
+        <w:t xml:space="preserve">  </w:t>
+      </w:r>
+      <w:proofErr w:type="spellStart"/>
+      <w:r>
+        <w:rPr>
+          <w:rFonts w:ascii="Consolas" w:eastAsia="Consolas" w:hAnsi="Consolas" w:cs="Consolas"/>
+          <w:sz w:val="24"/>
+          <w:szCs w:val="24"/>
+        </w:rPr>
+        <w:t>rest</w:t>
+      </w:r>
+      <w:proofErr w:type="spellEnd"/>
+      <w:r>
+        <w:rPr>
+          <w:rFonts w:ascii="Consolas" w:eastAsia="Consolas" w:hAnsi="Consolas" w:cs="Consolas"/>
+          <w:sz w:val="24"/>
+          <w:szCs w:val="24"/>
+        </w:rPr>
+        <w:t xml:space="preserve">  enfants=['ROOT', 'SUFFIXES']  -&gt; REST</w:t>
+      </w:r>
+      <w:r>
+        <w:rPr>
+          <w:sz w:val="24"/>
+          <w:szCs w:val="24"/>
+        </w:rPr>
+        <w:br/>
+      </w:r>
+      <w:proofErr w:type="spellStart"/>
+      <w:r>
+        <w:rPr>
+          <w:rFonts w:ascii="Consolas" w:eastAsia="Consolas" w:hAnsi="Consolas" w:cs="Consolas"/>
+          <w:sz w:val="24"/>
+          <w:szCs w:val="24"/>
+        </w:rPr>
+        <w:t>word</w:t>
+      </w:r>
+      <w:proofErr w:type="spellEnd"/>
+      <w:r>
+        <w:rPr>
+          <w:rFonts w:ascii="Consolas" w:eastAsia="Consolas" w:hAnsi="Consolas" w:cs="Consolas"/>
+          <w:sz w:val="24"/>
+          <w:szCs w:val="24"/>
+        </w:rPr>
+        <w:t xml:space="preserve">  enfants=['PREFIXES', 'REST']  -&gt; WORD</w:t>
+      </w:r>
+      <w:r>
+        <w:rPr>
+          <w:sz w:val="24"/>
+          <w:szCs w:val="24"/>
+        </w:rPr>
+        <w:br/>
+      </w:r>
+      <w:proofErr w:type="spellStart"/>
+      <w:r>
+        <w:rPr>
+          <w:rFonts w:ascii="Consolas" w:eastAsia="Consolas" w:hAnsi="Consolas" w:cs="Consolas"/>
+          <w:sz w:val="24"/>
+          <w:szCs w:val="24"/>
+        </w:rPr>
+        <w:t>etat</w:t>
+      </w:r>
+      <w:proofErr w:type="spellEnd"/>
+      <w:r>
+        <w:rPr>
+          <w:rFonts w:ascii="Consolas" w:eastAsia="Consolas" w:hAnsi="Consolas" w:cs="Consolas"/>
+          <w:sz w:val="24"/>
+          <w:szCs w:val="24"/>
+        </w:rPr>
+        <w:t xml:space="preserve"> racine: WORD -&gt; accepte: </w:t>
+      </w:r>
+      <w:proofErr w:type="spellStart"/>
+      <w:r>
+        <w:rPr>
+          <w:rFonts w:ascii="Consolas" w:eastAsia="Consolas" w:hAnsi="Consolas" w:cs="Consolas"/>
+          <w:sz w:val="24"/>
+          <w:szCs w:val="24"/>
+        </w:rPr>
+        <w:t>True</w:t>
+      </w:r>
+      <w:proofErr w:type="spellEnd"/>
+      <w:r>
+        <w:rPr>
+          <w:rFonts w:ascii="Consolas" w:eastAsia="Consolas" w:hAnsi="Consolas" w:cs="Consolas"/>
+          <w:sz w:val="24"/>
+          <w:szCs w:val="24"/>
+        </w:rPr>
+        <w:t xml:space="preserve"> | classe: CIRCUMFIXED</w:t>
+      </w:r>
+    </w:p>
+    <w:p>
+      <w:pPr>
+        <w:spacing w:before="160" w:after="80"/>
+        <w:rPr>
+          <w:sz w:val="24"/>
+          <w:szCs w:val="24"/>
+        </w:rPr>
+      </w:pPr>
+      <w:proofErr w:type="spellStart"/>
       <w:r>
         <w:rPr>
           <w:b/>
@@ -9800,7 +9730,99 @@
           <w:sz w:val="24"/>
           <w:szCs w:val="24"/>
         </w:rPr>
-        <w:t>-na-pend-a (CIRCUMFIXED)</w:t>
+        <w:t>Shield</w:t>
+      </w:r>
+      <w:proofErr w:type="spellEnd"/>
+      <w:r>
+        <w:rPr>
+          <w:b/>
+          <w:bCs/>
+          <w:sz w:val="24"/>
+          <w:szCs w:val="24"/>
+        </w:rPr>
+        <w:t xml:space="preserve"> : </w:t>
+      </w:r>
+      <w:proofErr w:type="spellStart"/>
+      <w:proofErr w:type="gramStart"/>
+      <w:r>
+        <w:rPr>
+          <w:b/>
+          <w:bCs/>
+          <w:sz w:val="24"/>
+          <w:szCs w:val="24"/>
+        </w:rPr>
+        <w:t>sys</w:t>
+      </w:r>
+      <w:proofErr w:type="spellEnd"/>
+      <w:r>
+        <w:rPr>
+          <w:b/>
+          <w:bCs/>
+          <w:sz w:val="24"/>
+          <w:szCs w:val="24"/>
+        </w:rPr>
+        <w:t>(</w:t>
+      </w:r>
+      <w:proofErr w:type="spellStart"/>
+      <w:proofErr w:type="gramEnd"/>
+      <w:r>
+        <w:rPr>
+          <w:b/>
+          <w:bCs/>
+          <w:sz w:val="24"/>
+          <w:szCs w:val="24"/>
+        </w:rPr>
+        <w:t>seq</w:t>
+      </w:r>
+      <w:proofErr w:type="spellEnd"/>
+      <w:r>
+        <w:rPr>
+          <w:b/>
+          <w:bCs/>
+          <w:sz w:val="24"/>
+          <w:szCs w:val="24"/>
+        </w:rPr>
+        <w:t>(</w:t>
+      </w:r>
+      <w:proofErr w:type="spellStart"/>
+      <w:r>
+        <w:rPr>
+          <w:b/>
+          <w:bCs/>
+          <w:sz w:val="24"/>
+          <w:szCs w:val="24"/>
+        </w:rPr>
+        <w:t>txt</w:t>
+      </w:r>
+      <w:proofErr w:type="spellEnd"/>
+      <w:r>
+        <w:rPr>
+          <w:b/>
+          <w:bCs/>
+          <w:sz w:val="24"/>
+          <w:szCs w:val="24"/>
+        </w:rPr>
+        <w:t>, frame(</w:t>
+      </w:r>
+      <w:proofErr w:type="spellStart"/>
+      <w:r>
+        <w:rPr>
+          <w:b/>
+          <w:bCs/>
+          <w:sz w:val="24"/>
+          <w:szCs w:val="24"/>
+        </w:rPr>
+        <w:t>role</w:t>
+      </w:r>
+      <w:proofErr w:type="spellEnd"/>
+      <w:r>
+        <w:rPr>
+          <w:b/>
+          <w:bCs/>
+          <w:sz w:val="24"/>
+          <w:szCs w:val="24"/>
+        </w:rPr>
+        <w:t>))) — bloqué</w:t>
       </w:r>
     </w:p>
     <w:p>
@@ -9827,17 +9849,27 @@
           <w:sz w:val="24"/>
           <w:szCs w:val="24"/>
         </w:rPr>
-        <w:t>prefix</w:t>
-      </w:r>
-      <w:proofErr w:type="spellEnd"/>
-      <w:r>
-        <w:rPr>
-          <w:rFonts w:ascii="Consolas" w:eastAsia="Consolas" w:hAnsi="Consolas" w:cs="Consolas"/>
-          <w:sz w:val="24"/>
-          <w:szCs w:val="24"/>
-        </w:rPr>
-        <w:t xml:space="preserve"> [a]  enfants=[]  -&gt; PREFIX</w:t>
-      </w:r>
+        <w:t>txt</w:t>
+      </w:r>
+      <w:proofErr w:type="spellEnd"/>
+      <w:r>
+        <w:rPr>
+          <w:rFonts w:ascii="Consolas" w:eastAsia="Consolas" w:hAnsi="Consolas" w:cs="Consolas"/>
+          <w:sz w:val="24"/>
+          <w:szCs w:val="24"/>
+        </w:rPr>
+        <w:t xml:space="preserve">  enfants=[]  -&gt; </w:t>
+      </w:r>
+      <w:proofErr w:type="spellStart"/>
+      <w:r>
+        <w:rPr>
+          <w:rFonts w:ascii="Consolas" w:eastAsia="Consolas" w:hAnsi="Consolas" w:cs="Consolas"/>
+          <w:sz w:val="24"/>
+          <w:szCs w:val="24"/>
+        </w:rPr>
+        <w:t>safe</w:t>
+      </w:r>
+      <w:proofErr w:type="spellEnd"/>
       <w:r>
         <w:rPr>
           <w:sz w:val="24"/>
@@ -9860,17 +9892,27 @@
           <w:sz w:val="24"/>
           <w:szCs w:val="24"/>
         </w:rPr>
-        <w:t>prefix</w:t>
-      </w:r>
-      <w:proofErr w:type="spellEnd"/>
-      <w:r>
-        <w:rPr>
-          <w:rFonts w:ascii="Consolas" w:eastAsia="Consolas" w:hAnsi="Consolas" w:cs="Consolas"/>
-          <w:sz w:val="24"/>
-          <w:szCs w:val="24"/>
-        </w:rPr>
-        <w:t xml:space="preserve"> [na]  enfants=[]  -&gt; PREFIX</w:t>
-      </w:r>
+        <w:t>role</w:t>
+      </w:r>
+      <w:proofErr w:type="spellEnd"/>
+      <w:r>
+        <w:rPr>
+          <w:rFonts w:ascii="Consolas" w:eastAsia="Consolas" w:hAnsi="Consolas" w:cs="Consolas"/>
+          <w:sz w:val="24"/>
+          <w:szCs w:val="24"/>
+        </w:rPr>
+        <w:t xml:space="preserve">  enfants=[]  -&gt; </w:t>
+      </w:r>
+      <w:proofErr w:type="spellStart"/>
+      <w:r>
+        <w:rPr>
+          <w:rFonts w:ascii="Consolas" w:eastAsia="Consolas" w:hAnsi="Consolas" w:cs="Consolas"/>
+          <w:sz w:val="24"/>
+          <w:szCs w:val="24"/>
+        </w:rPr>
+        <w:t>role</w:t>
+      </w:r>
+      <w:proofErr w:type="spellEnd"/>
       <w:r>
         <w:rPr>
           <w:sz w:val="24"/>
@@ -9884,25 +9926,25 @@
           <w:sz w:val="24"/>
           <w:szCs w:val="24"/>
         </w:rPr>
-        <w:t xml:space="preserve">      </w:t>
-      </w:r>
-      <w:proofErr w:type="spellStart"/>
-      <w:r>
-        <w:rPr>
-          <w:rFonts w:ascii="Consolas" w:eastAsia="Consolas" w:hAnsi="Consolas" w:cs="Consolas"/>
-          <w:sz w:val="24"/>
-          <w:szCs w:val="24"/>
-        </w:rPr>
-        <w:t>nil</w:t>
-      </w:r>
-      <w:proofErr w:type="spellEnd"/>
-      <w:r>
-        <w:rPr>
-          <w:rFonts w:ascii="Consolas" w:eastAsia="Consolas" w:hAnsi="Consolas" w:cs="Consolas"/>
-          <w:sz w:val="24"/>
-          <w:szCs w:val="24"/>
-        </w:rPr>
-        <w:t xml:space="preserve">  enfants=[]  -&gt; NIL</w:t>
+        <w:t xml:space="preserve">    frame  enfants=['</w:t>
+      </w:r>
+      <w:proofErr w:type="spellStart"/>
+      <w:r>
+        <w:rPr>
+          <w:rFonts w:ascii="Consolas" w:eastAsia="Consolas" w:hAnsi="Consolas" w:cs="Consolas"/>
+          <w:sz w:val="24"/>
+          <w:szCs w:val="24"/>
+        </w:rPr>
+        <w:t>role</w:t>
+      </w:r>
+      <w:proofErr w:type="spellEnd"/>
+      <w:r>
+        <w:rPr>
+          <w:rFonts w:ascii="Consolas" w:eastAsia="Consolas" w:hAnsi="Consolas" w:cs="Consolas"/>
+          <w:sz w:val="24"/>
+          <w:szCs w:val="24"/>
+        </w:rPr>
+        <w:t>']  -&gt; danger</w:t>
       </w:r>
       <w:r>
         <w:rPr>
@@ -9917,25 +9959,43 @@
           <w:sz w:val="24"/>
           <w:szCs w:val="24"/>
         </w:rPr>
-        <w:t xml:space="preserve">    </w:t>
-      </w:r>
-      <w:proofErr w:type="spellStart"/>
-      <w:r>
-        <w:rPr>
-          <w:rFonts w:ascii="Consolas" w:eastAsia="Consolas" w:hAnsi="Consolas" w:cs="Consolas"/>
-          <w:sz w:val="24"/>
-          <w:szCs w:val="24"/>
-        </w:rPr>
-        <w:t>prefixes</w:t>
-      </w:r>
-      <w:proofErr w:type="spellEnd"/>
-      <w:r>
-        <w:rPr>
-          <w:rFonts w:ascii="Consolas" w:eastAsia="Consolas" w:hAnsi="Consolas" w:cs="Consolas"/>
-          <w:sz w:val="24"/>
-          <w:szCs w:val="24"/>
-        </w:rPr>
-        <w:t xml:space="preserve">  enfants=['PREFIX', 'NIL']  -&gt; PREFIXES</w:t>
+        <w:t xml:space="preserve">  </w:t>
+      </w:r>
+      <w:proofErr w:type="spellStart"/>
+      <w:r>
+        <w:rPr>
+          <w:rFonts w:ascii="Consolas" w:eastAsia="Consolas" w:hAnsi="Consolas" w:cs="Consolas"/>
+          <w:sz w:val="24"/>
+          <w:szCs w:val="24"/>
+        </w:rPr>
+        <w:t>seq</w:t>
+      </w:r>
+      <w:proofErr w:type="spellEnd"/>
+      <w:r>
+        <w:rPr>
+          <w:rFonts w:ascii="Consolas" w:eastAsia="Consolas" w:hAnsi="Consolas" w:cs="Consolas"/>
+          <w:sz w:val="24"/>
+          <w:szCs w:val="24"/>
+        </w:rPr>
+        <w:t xml:space="preserve">  enfants=['</w:t>
+      </w:r>
+      <w:proofErr w:type="spellStart"/>
+      <w:r>
+        <w:rPr>
+          <w:rFonts w:ascii="Consolas" w:eastAsia="Consolas" w:hAnsi="Consolas" w:cs="Consolas"/>
+          <w:sz w:val="24"/>
+          <w:szCs w:val="24"/>
+        </w:rPr>
+        <w:t>safe</w:t>
+      </w:r>
+      <w:proofErr w:type="spellEnd"/>
+      <w:r>
+        <w:rPr>
+          <w:rFonts w:ascii="Consolas" w:eastAsia="Consolas" w:hAnsi="Consolas" w:cs="Consolas"/>
+          <w:sz w:val="24"/>
+          <w:szCs w:val="24"/>
+        </w:rPr>
+        <w:t>', 'danger']  -&gt; danger</w:t>
       </w:r>
       <w:r>
         <w:rPr>
@@ -9944,299 +10004,10 @@
         </w:rPr>
         <w:br/>
       </w:r>
-      <w:r>
-        <w:rPr>
-          <w:rFonts w:ascii="Consolas" w:eastAsia="Consolas" w:hAnsi="Consolas" w:cs="Consolas"/>
-          <w:sz w:val="24"/>
-          <w:szCs w:val="24"/>
-        </w:rPr>
-        <w:t xml:space="preserve">  </w:t>
-      </w:r>
-      <w:proofErr w:type="spellStart"/>
-      <w:r>
-        <w:rPr>
-          <w:rFonts w:ascii="Consolas" w:eastAsia="Consolas" w:hAnsi="Consolas" w:cs="Consolas"/>
-          <w:sz w:val="24"/>
-          <w:szCs w:val="24"/>
-        </w:rPr>
-        <w:t>prefixes</w:t>
-      </w:r>
-      <w:proofErr w:type="spellEnd"/>
-      <w:r>
-        <w:rPr>
-          <w:rFonts w:ascii="Consolas" w:eastAsia="Consolas" w:hAnsi="Consolas" w:cs="Consolas"/>
-          <w:sz w:val="24"/>
-          <w:szCs w:val="24"/>
-        </w:rPr>
-        <w:t xml:space="preserve">  enfants=['PREFIX', 'PREFIXES']  -&gt; PREFIXES</w:t>
-      </w:r>
-      <w:r>
-        <w:rPr>
-          <w:sz w:val="24"/>
-          <w:szCs w:val="24"/>
-        </w:rPr>
-        <w:br/>
-      </w:r>
-      <w:r>
-        <w:rPr>
-          <w:rFonts w:ascii="Consolas" w:eastAsia="Consolas" w:hAnsi="Consolas" w:cs="Consolas"/>
-          <w:sz w:val="24"/>
-          <w:szCs w:val="24"/>
-        </w:rPr>
-        <w:t xml:space="preserve">    </w:t>
-      </w:r>
-      <w:proofErr w:type="spellStart"/>
-      <w:r>
-        <w:rPr>
-          <w:rFonts w:ascii="Consolas" w:eastAsia="Consolas" w:hAnsi="Consolas" w:cs="Consolas"/>
-          <w:sz w:val="24"/>
-          <w:szCs w:val="24"/>
-        </w:rPr>
-        <w:t>root</w:t>
-      </w:r>
-      <w:proofErr w:type="spellEnd"/>
-      <w:r>
-        <w:rPr>
-          <w:rFonts w:ascii="Consolas" w:eastAsia="Consolas" w:hAnsi="Consolas" w:cs="Consolas"/>
-          <w:sz w:val="24"/>
-          <w:szCs w:val="24"/>
-        </w:rPr>
-        <w:t xml:space="preserve"> [pen</w:t>
-      </w:r>
-      <w:r>
-        <w:rPr>
-          <w:rFonts w:ascii="Consolas" w:eastAsia="Consolas" w:hAnsi="Consolas" w:cs="Consolas"/>
-          <w:sz w:val="24"/>
-          <w:szCs w:val="24"/>
-        </w:rPr>
-        <w:t>d]  enfants=[]  -&gt; ROOT</w:t>
-      </w:r>
-      <w:r>
-        <w:rPr>
-          <w:sz w:val="24"/>
-          <w:szCs w:val="24"/>
-        </w:rPr>
-        <w:br/>
-      </w:r>
-      <w:r>
-        <w:rPr>
-          <w:rFonts w:ascii="Consolas" w:eastAsia="Consolas" w:hAnsi="Consolas" w:cs="Consolas"/>
-          <w:sz w:val="24"/>
-          <w:szCs w:val="24"/>
-        </w:rPr>
-        <w:lastRenderedPageBreak/>
-        <w:t xml:space="preserve">      </w:t>
-      </w:r>
-      <w:proofErr w:type="spellStart"/>
-      <w:r>
-        <w:rPr>
-          <w:rFonts w:ascii="Consolas" w:eastAsia="Consolas" w:hAnsi="Consolas" w:cs="Consolas"/>
-          <w:sz w:val="24"/>
-          <w:szCs w:val="24"/>
-        </w:rPr>
-        <w:t>suffix</w:t>
-      </w:r>
-      <w:proofErr w:type="spellEnd"/>
-      <w:r>
-        <w:rPr>
-          <w:rFonts w:ascii="Consolas" w:eastAsia="Consolas" w:hAnsi="Consolas" w:cs="Consolas"/>
-          <w:sz w:val="24"/>
-          <w:szCs w:val="24"/>
-        </w:rPr>
-        <w:t xml:space="preserve"> [a]  enfants=[]  -&gt; SUFFIX</w:t>
-      </w:r>
-      <w:r>
-        <w:rPr>
-          <w:sz w:val="24"/>
-          <w:szCs w:val="24"/>
-        </w:rPr>
-        <w:br/>
-      </w:r>
-      <w:r>
-        <w:rPr>
-          <w:rFonts w:ascii="Consolas" w:eastAsia="Consolas" w:hAnsi="Consolas" w:cs="Consolas"/>
-          <w:sz w:val="24"/>
-          <w:szCs w:val="24"/>
-        </w:rPr>
-        <w:t xml:space="preserve">      </w:t>
-      </w:r>
-      <w:proofErr w:type="spellStart"/>
-      <w:r>
-        <w:rPr>
-          <w:rFonts w:ascii="Consolas" w:eastAsia="Consolas" w:hAnsi="Consolas" w:cs="Consolas"/>
-          <w:sz w:val="24"/>
-          <w:szCs w:val="24"/>
-        </w:rPr>
-        <w:t>nil</w:t>
-      </w:r>
-      <w:proofErr w:type="spellEnd"/>
-      <w:r>
-        <w:rPr>
-          <w:rFonts w:ascii="Consolas" w:eastAsia="Consolas" w:hAnsi="Consolas" w:cs="Consolas"/>
-          <w:sz w:val="24"/>
-          <w:szCs w:val="24"/>
-        </w:rPr>
-        <w:t xml:space="preserve">  enfants=[]  -&gt; NIL</w:t>
-      </w:r>
-      <w:r>
-        <w:rPr>
-          <w:sz w:val="24"/>
-          <w:szCs w:val="24"/>
-        </w:rPr>
-        <w:br/>
-      </w:r>
-      <w:r>
-        <w:rPr>
-          <w:rFonts w:ascii="Consolas" w:eastAsia="Consolas" w:hAnsi="Consolas" w:cs="Consolas"/>
-          <w:sz w:val="24"/>
-          <w:szCs w:val="24"/>
-        </w:rPr>
-        <w:t xml:space="preserve">    suffixes  enfants=['SUFFIX', 'NIL']  -&gt; SUFFIXES</w:t>
-      </w:r>
-      <w:r>
-        <w:rPr>
-          <w:sz w:val="24"/>
-          <w:szCs w:val="24"/>
-        </w:rPr>
-        <w:br/>
-      </w:r>
-      <w:r>
-        <w:rPr>
-          <w:rFonts w:ascii="Consolas" w:eastAsia="Consolas" w:hAnsi="Consolas" w:cs="Consolas"/>
-          <w:sz w:val="24"/>
-          <w:szCs w:val="24"/>
-        </w:rPr>
-        <w:t xml:space="preserve">  </w:t>
-      </w:r>
-      <w:proofErr w:type="spellStart"/>
-      <w:r>
-        <w:rPr>
-          <w:rFonts w:ascii="Consolas" w:eastAsia="Consolas" w:hAnsi="Consolas" w:cs="Consolas"/>
-          <w:sz w:val="24"/>
-          <w:szCs w:val="24"/>
-        </w:rPr>
-        <w:t>rest</w:t>
-      </w:r>
-      <w:proofErr w:type="spellEnd"/>
-      <w:r>
-        <w:rPr>
-          <w:rFonts w:ascii="Consolas" w:eastAsia="Consolas" w:hAnsi="Consolas" w:cs="Consolas"/>
-          <w:sz w:val="24"/>
-          <w:szCs w:val="24"/>
-        </w:rPr>
-        <w:t xml:space="preserve">  enfants=['ROOT', 'SUFFIXES']  -&gt; REST</w:t>
-      </w:r>
-      <w:r>
-        <w:rPr>
-          <w:sz w:val="24"/>
-          <w:szCs w:val="24"/>
-        </w:rPr>
-        <w:br/>
-      </w:r>
-      <w:proofErr w:type="spellStart"/>
-      <w:r>
-        <w:rPr>
-          <w:rFonts w:ascii="Consolas" w:eastAsia="Consolas" w:hAnsi="Consolas" w:cs="Consolas"/>
-          <w:sz w:val="24"/>
-          <w:szCs w:val="24"/>
-        </w:rPr>
-        <w:t>word</w:t>
-      </w:r>
-      <w:proofErr w:type="spellEnd"/>
-      <w:r>
-        <w:rPr>
-          <w:rFonts w:ascii="Consolas" w:eastAsia="Consolas" w:hAnsi="Consolas" w:cs="Consolas"/>
-          <w:sz w:val="24"/>
-          <w:szCs w:val="24"/>
-        </w:rPr>
-        <w:t xml:space="preserve">  enfants=['PREFIXES', 'REST']  -&gt; WORD</w:t>
-      </w:r>
-      <w:r>
-        <w:rPr>
-          <w:sz w:val="24"/>
-          <w:szCs w:val="24"/>
-        </w:rPr>
-        <w:br/>
-      </w:r>
-      <w:proofErr w:type="spellStart"/>
-      <w:r>
-        <w:rPr>
-          <w:rFonts w:ascii="Consolas" w:eastAsia="Consolas" w:hAnsi="Consolas" w:cs="Consolas"/>
-          <w:sz w:val="24"/>
-          <w:szCs w:val="24"/>
-        </w:rPr>
-        <w:t>etat</w:t>
-      </w:r>
-      <w:proofErr w:type="spellEnd"/>
-      <w:r>
-        <w:rPr>
-          <w:rFonts w:ascii="Consolas" w:eastAsia="Consolas" w:hAnsi="Consolas" w:cs="Consolas"/>
-          <w:sz w:val="24"/>
-          <w:szCs w:val="24"/>
-        </w:rPr>
-        <w:t xml:space="preserve"> racine: WORD -</w:t>
-      </w:r>
-      <w:r>
-        <w:rPr>
-          <w:rFonts w:ascii="Consolas" w:eastAsia="Consolas" w:hAnsi="Consolas" w:cs="Consolas"/>
-          <w:sz w:val="24"/>
-          <w:szCs w:val="24"/>
-        </w:rPr>
-        <w:t xml:space="preserve">&gt; accepte: </w:t>
-      </w:r>
-      <w:proofErr w:type="spellStart"/>
-      <w:r>
-        <w:rPr>
-          <w:rFonts w:ascii="Consolas" w:eastAsia="Consolas" w:hAnsi="Consolas" w:cs="Consolas"/>
-          <w:sz w:val="24"/>
-          <w:szCs w:val="24"/>
-        </w:rPr>
-        <w:t>True</w:t>
-      </w:r>
-      <w:proofErr w:type="spellEnd"/>
-      <w:r>
-        <w:rPr>
-          <w:rFonts w:ascii="Consolas" w:eastAsia="Consolas" w:hAnsi="Consolas" w:cs="Consolas"/>
-          <w:sz w:val="24"/>
-          <w:szCs w:val="24"/>
-        </w:rPr>
-        <w:t xml:space="preserve"> | classe: CIRCUMFIXED</w:t>
-      </w:r>
-    </w:p>
-    <w:p>
-      <w:pPr>
-        <w:spacing w:before="160" w:after="80"/>
-        <w:rPr>
-          <w:sz w:val="24"/>
-          <w:szCs w:val="24"/>
-        </w:rPr>
-      </w:pPr>
-      <w:proofErr w:type="spellStart"/>
-      <w:r>
-        <w:rPr>
-          <w:b/>
-          <w:bCs/>
-          <w:sz w:val="24"/>
-          <w:szCs w:val="24"/>
-        </w:rPr>
-        <w:t>Shield</w:t>
-      </w:r>
-      <w:proofErr w:type="spellEnd"/>
-      <w:r>
-        <w:rPr>
-          <w:b/>
-          <w:bCs/>
-          <w:sz w:val="24"/>
-          <w:szCs w:val="24"/>
-        </w:rPr>
-        <w:t xml:space="preserve"> : </w:t>
-      </w:r>
-      <w:proofErr w:type="spellStart"/>
-      <w:proofErr w:type="gramStart"/>
-      <w:r>
-        <w:rPr>
-          <w:b/>
-          <w:bCs/>
+      <w:proofErr w:type="spellStart"/>
+      <w:r>
+        <w:rPr>
+          <w:rFonts w:ascii="Consolas" w:eastAsia="Consolas" w:hAnsi="Consolas" w:cs="Consolas"/>
           <w:sz w:val="24"/>
           <w:szCs w:val="24"/>
         </w:rPr>
@@ -10245,279 +10016,11 @@
       <w:proofErr w:type="spellEnd"/>
       <w:r>
         <w:rPr>
-          <w:b/>
-          <w:bCs/>
-          <w:sz w:val="24"/>
-          <w:szCs w:val="24"/>
-        </w:rPr>
-        <w:t>(</w:t>
-      </w:r>
-      <w:proofErr w:type="spellStart"/>
-      <w:proofErr w:type="gramEnd"/>
-      <w:r>
-        <w:rPr>
-          <w:b/>
-          <w:bCs/>
-          <w:sz w:val="24"/>
-          <w:szCs w:val="24"/>
-        </w:rPr>
-        <w:t>seq</w:t>
-      </w:r>
-      <w:proofErr w:type="spellEnd"/>
-      <w:r>
-        <w:rPr>
-          <w:b/>
-          <w:bCs/>
-          <w:sz w:val="24"/>
-          <w:szCs w:val="24"/>
-        </w:rPr>
-        <w:t>(</w:t>
-      </w:r>
-      <w:proofErr w:type="spellStart"/>
-      <w:r>
-        <w:rPr>
-          <w:b/>
-          <w:bCs/>
-          <w:sz w:val="24"/>
-          <w:szCs w:val="24"/>
-        </w:rPr>
-        <w:t>txt</w:t>
-      </w:r>
-      <w:proofErr w:type="spellEnd"/>
-      <w:r>
-        <w:rPr>
-          <w:b/>
-          <w:bCs/>
-          <w:sz w:val="24"/>
-          <w:szCs w:val="24"/>
-        </w:rPr>
-        <w:t>, frame(</w:t>
-      </w:r>
-      <w:proofErr w:type="spellStart"/>
-      <w:r>
-        <w:rPr>
-          <w:b/>
-          <w:bCs/>
-          <w:sz w:val="24"/>
-          <w:szCs w:val="24"/>
-        </w:rPr>
-        <w:t>role</w:t>
-      </w:r>
-      <w:proofErr w:type="spellEnd"/>
-      <w:r>
-        <w:rPr>
-          <w:b/>
-          <w:bCs/>
-          <w:sz w:val="24"/>
-          <w:szCs w:val="24"/>
-        </w:rPr>
-        <w:t>))) — bloqué</w:t>
-      </w:r>
-    </w:p>
-    <w:p>
-      <w:pPr>
-        <w:shd w:val="clear" w:color="auto" w:fill="F2F2F2"/>
-        <w:spacing w:after="120"/>
-        <w:rPr>
-          <w:sz w:val="24"/>
-          <w:szCs w:val="24"/>
-        </w:rPr>
-      </w:pPr>
-      <w:r>
-        <w:rPr>
-          <w:rFonts w:ascii="Consolas" w:eastAsia="Consolas" w:hAnsi="Consolas" w:cs="Consolas"/>
-          <w:sz w:val="24"/>
-          <w:szCs w:val="24"/>
-        </w:rPr>
-        <w:t xml:space="preserve">    </w:t>
-      </w:r>
-      <w:proofErr w:type="spellStart"/>
-      <w:r>
-        <w:rPr>
-          <w:rFonts w:ascii="Consolas" w:eastAsia="Consolas" w:hAnsi="Consolas" w:cs="Consolas"/>
-          <w:sz w:val="24"/>
-          <w:szCs w:val="24"/>
-        </w:rPr>
-        <w:t>txt</w:t>
-      </w:r>
-      <w:proofErr w:type="spellEnd"/>
-      <w:r>
-        <w:rPr>
-          <w:rFonts w:ascii="Consolas" w:eastAsia="Consolas" w:hAnsi="Consolas" w:cs="Consolas"/>
-          <w:sz w:val="24"/>
-          <w:szCs w:val="24"/>
-        </w:rPr>
-        <w:t xml:space="preserve">  enfants=[]  -&gt; </w:t>
-      </w:r>
-      <w:proofErr w:type="spellStart"/>
-      <w:r>
-        <w:rPr>
-          <w:rFonts w:ascii="Consolas" w:eastAsia="Consolas" w:hAnsi="Consolas" w:cs="Consolas"/>
-          <w:sz w:val="24"/>
-          <w:szCs w:val="24"/>
-        </w:rPr>
-        <w:t>safe</w:t>
-      </w:r>
-      <w:proofErr w:type="spellEnd"/>
-      <w:r>
-        <w:rPr>
-          <w:sz w:val="24"/>
-          <w:szCs w:val="24"/>
-        </w:rPr>
-        <w:br/>
-      </w:r>
-      <w:r>
-        <w:rPr>
-          <w:rFonts w:ascii="Consolas" w:eastAsia="Consolas" w:hAnsi="Consolas" w:cs="Consolas"/>
-          <w:sz w:val="24"/>
-          <w:szCs w:val="24"/>
-        </w:rPr>
-        <w:t xml:space="preserve">      </w:t>
-      </w:r>
-      <w:proofErr w:type="spellStart"/>
-      <w:r>
-        <w:rPr>
-          <w:rFonts w:ascii="Consolas" w:eastAsia="Consolas" w:hAnsi="Consolas" w:cs="Consolas"/>
-          <w:sz w:val="24"/>
-          <w:szCs w:val="24"/>
-        </w:rPr>
-        <w:t>role</w:t>
-      </w:r>
-      <w:proofErr w:type="spellEnd"/>
-      <w:r>
-        <w:rPr>
-          <w:rFonts w:ascii="Consolas" w:eastAsia="Consolas" w:hAnsi="Consolas" w:cs="Consolas"/>
-          <w:sz w:val="24"/>
-          <w:szCs w:val="24"/>
-        </w:rPr>
-        <w:t xml:space="preserve">  enfants=[]  -&gt; </w:t>
-      </w:r>
-      <w:proofErr w:type="spellStart"/>
-      <w:r>
-        <w:rPr>
-          <w:rFonts w:ascii="Consolas" w:eastAsia="Consolas" w:hAnsi="Consolas" w:cs="Consolas"/>
-          <w:sz w:val="24"/>
-          <w:szCs w:val="24"/>
-        </w:rPr>
-        <w:t>role</w:t>
-      </w:r>
-      <w:proofErr w:type="spellEnd"/>
-      <w:r>
-        <w:rPr>
-          <w:sz w:val="24"/>
-          <w:szCs w:val="24"/>
-        </w:rPr>
-        <w:br/>
-      </w:r>
-      <w:r>
-        <w:rPr>
-          <w:rFonts w:ascii="Consolas" w:eastAsia="Consolas" w:hAnsi="Consolas" w:cs="Consolas"/>
-          <w:sz w:val="24"/>
-          <w:szCs w:val="24"/>
-        </w:rPr>
-        <w:t xml:space="preserve">    frame  enfants=['</w:t>
-      </w:r>
-      <w:proofErr w:type="spellStart"/>
-      <w:r>
-        <w:rPr>
-          <w:rFonts w:ascii="Consolas" w:eastAsia="Consolas" w:hAnsi="Consolas" w:cs="Consolas"/>
-          <w:sz w:val="24"/>
-          <w:szCs w:val="24"/>
-        </w:rPr>
-        <w:t>role</w:t>
-      </w:r>
-      <w:proofErr w:type="spellEnd"/>
-      <w:r>
-        <w:rPr>
-          <w:rFonts w:ascii="Consolas" w:eastAsia="Consolas" w:hAnsi="Consolas" w:cs="Consolas"/>
-          <w:sz w:val="24"/>
-          <w:szCs w:val="24"/>
-        </w:rPr>
-        <w:t>']  -&gt; danger</w:t>
-      </w:r>
-      <w:r>
-        <w:rPr>
-          <w:sz w:val="24"/>
-          <w:szCs w:val="24"/>
-        </w:rPr>
-        <w:br/>
-      </w:r>
-      <w:r>
-        <w:rPr>
-          <w:rFonts w:ascii="Consolas" w:eastAsia="Consolas" w:hAnsi="Consolas" w:cs="Consolas"/>
-          <w:sz w:val="24"/>
-          <w:szCs w:val="24"/>
-        </w:rPr>
-        <w:t xml:space="preserve">  </w:t>
-      </w:r>
-      <w:proofErr w:type="spellStart"/>
-      <w:r>
-        <w:rPr>
-          <w:rFonts w:ascii="Consolas" w:eastAsia="Consolas" w:hAnsi="Consolas" w:cs="Consolas"/>
-          <w:sz w:val="24"/>
-          <w:szCs w:val="24"/>
-        </w:rPr>
-        <w:t>seq</w:t>
-      </w:r>
-      <w:proofErr w:type="spellEnd"/>
-      <w:r>
-        <w:rPr>
-          <w:rFonts w:ascii="Consolas" w:eastAsia="Consolas" w:hAnsi="Consolas" w:cs="Consolas"/>
-          <w:sz w:val="24"/>
-          <w:szCs w:val="24"/>
-        </w:rPr>
-        <w:t xml:space="preserve">  enfants=['</w:t>
-      </w:r>
-      <w:proofErr w:type="spellStart"/>
-      <w:r>
-        <w:rPr>
-          <w:rFonts w:ascii="Consolas" w:eastAsia="Consolas" w:hAnsi="Consolas" w:cs="Consolas"/>
-          <w:sz w:val="24"/>
-          <w:szCs w:val="24"/>
-        </w:rPr>
-        <w:t>safe</w:t>
-      </w:r>
-      <w:proofErr w:type="spellEnd"/>
-      <w:r>
-        <w:rPr>
-          <w:rFonts w:ascii="Consolas" w:eastAsia="Consolas" w:hAnsi="Consolas" w:cs="Consolas"/>
-          <w:sz w:val="24"/>
-          <w:szCs w:val="24"/>
-        </w:rPr>
-        <w:t>', 'danger']  -&gt; danger</w:t>
-      </w:r>
-      <w:r>
-        <w:rPr>
-          <w:sz w:val="24"/>
-          <w:szCs w:val="24"/>
-        </w:rPr>
-        <w:br/>
-      </w:r>
-      <w:proofErr w:type="spellStart"/>
-      <w:r>
-        <w:rPr>
-          <w:rFonts w:ascii="Consolas" w:eastAsia="Consolas" w:hAnsi="Consolas" w:cs="Consolas"/>
-          <w:sz w:val="24"/>
-          <w:szCs w:val="24"/>
-        </w:rPr>
-        <w:t>sys</w:t>
-      </w:r>
-      <w:proofErr w:type="spellEnd"/>
-      <w:r>
-        <w:rPr>
-          <w:rFonts w:ascii="Consolas" w:eastAsia="Consolas" w:hAnsi="Consolas" w:cs="Consolas"/>
-          <w:sz w:val="24"/>
-          <w:szCs w:val="24"/>
-        </w:rPr>
-        <w:t xml:space="preserve">  enfants=['danger']  -&gt; </w:t>
-      </w:r>
-      <w:r>
-        <w:rPr>
-          <w:rFonts w:ascii="Consolas" w:eastAsia="Consolas" w:hAnsi="Consolas" w:cs="Consolas"/>
-          <w:sz w:val="24"/>
-          <w:szCs w:val="24"/>
-        </w:rPr>
-        <w:t>danger</w:t>
+          <w:rFonts w:ascii="Consolas" w:eastAsia="Consolas" w:hAnsi="Consolas" w:cs="Consolas"/>
+          <w:sz w:val="24"/>
+          <w:szCs w:val="24"/>
+        </w:rPr>
+        <w:t xml:space="preserve">  enfants=['danger']  -&gt; danger</w:t>
       </w:r>
       <w:r>
         <w:rPr>
@@ -10616,14 +10119,7 @@
           <w:sz w:val="24"/>
           <w:szCs w:val="24"/>
         </w:rPr>
-        <w:t>, les états enfants sont appariés composante par composante, et l'état final du produit est l</w:t>
-      </w:r>
-      <w:r>
-        <w:rPr>
-          <w:sz w:val="24"/>
-          <w:szCs w:val="24"/>
-        </w:rPr>
-        <w:t>a paire des deux résultats. Les états acceptants sont les paires (f</w:t>
+        <w:t>, les états enfants sont appariés composante par composante, et l'état final du produit est la paire des deux résultats. Les états acceptants sont les paires (f</w:t>
       </w:r>
       <w:proofErr w:type="gramStart"/>
       <w:r>
@@ -10719,14 +10215,7 @@
           <w:sz w:val="24"/>
           <w:szCs w:val="24"/>
         </w:rPr>
-        <w:t>()) bl</w:t>
-      </w:r>
-      <w:r>
-        <w:rPr>
-          <w:sz w:val="24"/>
-          <w:szCs w:val="24"/>
-        </w:rPr>
-        <w:t xml:space="preserve">oque </w:t>
+        <w:t xml:space="preserve">()) bloque </w:t>
       </w:r>
       <w:proofErr w:type="spellStart"/>
       <w:r>
@@ -10900,58 +10389,6 @@
             <wp:extent cx="6163310" cy="3289300"/>
             <wp:effectExtent l="0" t="0" r="8890" b="6350"/>
             <wp:docPr id="4" name="Image 4"/>
-            <wp:cNvGraphicFramePr>
-              <a:graphicFrameLocks xmlns:a="http://schemas.openxmlformats.org/drawingml/2006/main" noChangeAspect="1"/>
-            </wp:cNvGraphicFramePr>
-            <a:graphic xmlns:a="http://schemas.openxmlformats.org/drawingml/2006/main">
-              <a:graphicData uri="http://schemas.openxmlformats.org/drawingml/2006/picture">
-                <pic:pic xmlns:pic="http://schemas.openxmlformats.org/drawingml/2006/picture">
-                  <pic:nvPicPr>
-                    <pic:cNvPr id="1" name=""/>
-                    <pic:cNvPicPr/>
-                  </pic:nvPicPr>
-                  <pic:blipFill>
-                    <a:blip r:embed="rId6"/>
-                    <a:stretch>
-                      <a:fillRect/>
-                    </a:stretch>
-                  </pic:blipFill>
-                  <pic:spPr>
-                    <a:xfrm>
-                      <a:off x="0" y="0"/>
-                      <a:ext cx="6163310" cy="3289300"/>
-                    </a:xfrm>
-                    <a:prstGeom prst="rect">
-                      <a:avLst/>
-                    </a:prstGeom>
-                  </pic:spPr>
-                </pic:pic>
-              </a:graphicData>
-            </a:graphic>
-          </wp:inline>
-        </w:drawing>
-      </w:r>
-    </w:p>
-    <w:p>
-      <w:pPr>
-        <w:spacing w:after="120"/>
-        <w:rPr>
-          <w:sz w:val="24"/>
-          <w:szCs w:val="24"/>
-        </w:rPr>
-      </w:pPr>
-      <w:r>
-        <w:rPr>
-          <w:noProof/>
-          <w:sz w:val="24"/>
-          <w:szCs w:val="24"/>
-        </w:rPr>
-        <w:lastRenderedPageBreak/>
-        <w:drawing>
-          <wp:inline distT="0" distB="0" distL="0" distR="0" wp14:anchorId="577080F4" wp14:editId="121003CF">
-            <wp:extent cx="5962650" cy="819150"/>
-            <wp:effectExtent l="0" t="0" r="0" b="0"/>
-            <wp:docPr id="3" name="Image 3"/>
             <wp:cNvGraphicFramePr>
               <a:graphicFrameLocks xmlns:a="http://schemas.openxmlformats.org/drawingml/2006/main" noChangeAspect="1"/>
             </wp:cNvGraphicFramePr>
@@ -10971,6 +10408,58 @@
                   <pic:spPr>
                     <a:xfrm>
                       <a:off x="0" y="0"/>
+                      <a:ext cx="6163310" cy="3289300"/>
+                    </a:xfrm>
+                    <a:prstGeom prst="rect">
+                      <a:avLst/>
+                    </a:prstGeom>
+                  </pic:spPr>
+                </pic:pic>
+              </a:graphicData>
+            </a:graphic>
+          </wp:inline>
+        </w:drawing>
+      </w:r>
+    </w:p>
+    <w:p>
+      <w:pPr>
+        <w:spacing w:after="120"/>
+        <w:rPr>
+          <w:sz w:val="24"/>
+          <w:szCs w:val="24"/>
+        </w:rPr>
+      </w:pPr>
+      <w:r>
+        <w:rPr>
+          <w:noProof/>
+          <w:sz w:val="24"/>
+          <w:szCs w:val="24"/>
+        </w:rPr>
+        <w:lastRenderedPageBreak/>
+        <w:drawing>
+          <wp:inline distT="0" distB="0" distL="0" distR="0" wp14:anchorId="577080F4" wp14:editId="121003CF">
+            <wp:extent cx="5962650" cy="819150"/>
+            <wp:effectExtent l="0" t="0" r="0" b="0"/>
+            <wp:docPr id="3" name="Image 3"/>
+            <wp:cNvGraphicFramePr>
+              <a:graphicFrameLocks xmlns:a="http://schemas.openxmlformats.org/drawingml/2006/main" noChangeAspect="1"/>
+            </wp:cNvGraphicFramePr>
+            <a:graphic xmlns:a="http://schemas.openxmlformats.org/drawingml/2006/main">
+              <a:graphicData uri="http://schemas.openxmlformats.org/drawingml/2006/picture">
+                <pic:pic xmlns:pic="http://schemas.openxmlformats.org/drawingml/2006/picture">
+                  <pic:nvPicPr>
+                    <pic:cNvPr id="1" name=""/>
+                    <pic:cNvPicPr/>
+                  </pic:nvPicPr>
+                  <pic:blipFill>
+                    <a:blip r:embed="rId8"/>
+                    <a:stretch>
+                      <a:fillRect/>
+                    </a:stretch>
+                  </pic:blipFill>
+                  <pic:spPr>
+                    <a:xfrm>
+                      <a:off x="0" y="0"/>
                       <a:ext cx="5962650" cy="819150"/>
                     </a:xfrm>
                     <a:prstGeom prst="rect">
@@ -11159,21 +10648,7 @@
           <w:sz w:val="24"/>
           <w:szCs w:val="24"/>
         </w:rPr>
-        <w:t xml:space="preserve"> symbole}, une p</w:t>
-      </w:r>
-      <w:r>
-        <w:rPr>
-          <w:sz w:val="24"/>
-          <w:szCs w:val="24"/>
-        </w:rPr>
-        <w:t>osition de tête et un état courant ; à chaque pas elle lit le symbole sous la tête (blanc si la case n'a jamais été écrite), cherche (état, symbole) dans la table de transitions, écrit, déplace la tête (L/R/S) et met à jour l'état, jusqu'à atteindre un éta</w:t>
-      </w:r>
-      <w:r>
-        <w:rPr>
-          <w:sz w:val="24"/>
-          <w:szCs w:val="24"/>
-        </w:rPr>
-        <w:t xml:space="preserve">t final ou l'absence de transition (ou </w:t>
+        <w:t xml:space="preserve"> symbole}, une position de tête et un état courant ; à chaque pas elle lit le symbole sous la tête (blanc si la case n'a jamais été écrite), cherche (état, symbole) dans la table de transitions, écrit, déplace la tête (L/R/S) et met à jour l'état, jusqu'à atteindre un état final ou l'absence de transition (ou </w:t>
       </w:r>
       <w:proofErr w:type="spellStart"/>
       <w:r>
@@ -11403,14 +10878,7 @@
           <w:sz w:val="24"/>
           <w:szCs w:val="24"/>
         </w:rPr>
-        <w:t>Lecture : q0 traverse le premier opérande (deux 1), le + devient 1 (fusion, passage en q1), q1 traverse le second opérande jusqu'au blanc, demi-tour (q2) et efface le dernie</w:t>
-      </w:r>
-      <w:r>
-        <w:rPr>
-          <w:sz w:val="24"/>
-          <w:szCs w:val="24"/>
-        </w:rPr>
-        <w:t>r 1 pour compenser la fusion — résultat 111 = 3.</w:t>
+        <w:t>Lecture : q0 traverse le premier opérande (deux 1), le + devient 1 (fusion, passage en q1), q1 traverse le second opérande jusqu'au blanc, demi-tour (q2) et efface le dernier 1 pour compenser la fusion — résultat 111 = 3.</w:t>
       </w:r>
     </w:p>
     <w:p>
@@ -11532,14 +11000,7 @@
           <w:sz w:val="24"/>
           <w:szCs w:val="24"/>
         </w:rPr>
-        <w:t>d</w:t>
-      </w:r>
-      <w:r>
-        <w:rPr>
-          <w:sz w:val="24"/>
-          <w:szCs w:val="24"/>
-        </w:rPr>
-        <w:t>roite→gauche</w:t>
+        <w:t>droite→gauche</w:t>
       </w:r>
       <w:proofErr w:type="spellEnd"/>
       <w:r>
@@ -11580,15 +11041,7 @@
           <w:sz w:val="24"/>
           <w:szCs w:val="24"/>
         </w:rPr>
-        <w:t xml:space="preserve">(7, 'q1', 5, '111-11_')          demi-tour : </w:t>
-      </w:r>
-      <w:r>
-        <w:rPr>
-          <w:rFonts w:ascii="Consolas" w:eastAsia="Consolas" w:hAnsi="Consolas" w:cs="Consolas"/>
-          <w:sz w:val="24"/>
-          <w:szCs w:val="24"/>
-        </w:rPr>
-        <w:t>cherche un 1 non marque dans m</w:t>
+        <w:t>(7, 'q1', 5, '111-11_')          demi-tour : cherche un 1 non marque dans m</w:t>
       </w:r>
       <w:r>
         <w:rPr>
@@ -11804,15 +11257,7 @@
           <w:sz w:val="24"/>
           <w:szCs w:val="24"/>
         </w:rPr>
-        <w:t>(29..31)                         nettoyage de n : X -&gt; blanc, 1 conserve, ju</w:t>
-      </w:r>
-      <w:r>
-        <w:rPr>
-          <w:rFonts w:ascii="Consolas" w:eastAsia="Consolas" w:hAnsi="Consolas" w:cs="Consolas"/>
-          <w:sz w:val="24"/>
-          <w:szCs w:val="24"/>
-        </w:rPr>
-        <w:t>squ'au bord gauche</w:t>
+        <w:t>(29..31)                         nettoyage de n : X -&gt; blanc, 1 conserve, jusqu'au bord gauche</w:t>
       </w:r>
       <w:r>
         <w:rPr>
@@ -12044,29 +11489,38 @@
           <w:sz w:val="24"/>
           <w:szCs w:val="24"/>
         </w:rPr>
-        <w:t>droite→gauch</w:t>
-      </w:r>
-      <w:r>
-        <w:rPr>
-          <w:sz w:val="24"/>
-          <w:szCs w:val="24"/>
-        </w:rPr>
-        <w:t>e</w:t>
-      </w:r>
-      <w:proofErr w:type="spellEnd"/>
-      <w:r>
-        <w:rPr>
-          <w:sz w:val="24"/>
-          <w:szCs w:val="24"/>
-        </w:rPr>
-        <w:t xml:space="preserve"> (on repart de la fin du ruban à chaque itération) pour toujours cibler le 1 non consommé le plus à droite, produisant une sortie contiguë. (3) la fin de m est détectée par la rencontre du séparateur '-' pendant le balayage — jamais par un compteur : c'es</w:t>
-      </w:r>
-      <w:r>
-        <w:rPr>
-          <w:sz w:val="24"/>
-          <w:szCs w:val="24"/>
-        </w:rPr>
-        <w:t>t le ruban lui-même qui joue ce rôle, exactement l'esprit de la machine de Turing.</w:t>
+        <w:t>droite→gauche</w:t>
+      </w:r>
+      <w:proofErr w:type="spellEnd"/>
+      <w:r>
+        <w:rPr>
+          <w:sz w:val="24"/>
+          <w:szCs w:val="24"/>
+        </w:rPr>
+        <w:t xml:space="preserve"> (on repart de la fin du ruban à chaque itération) pour toujours cibler le 1 non consommé le plus à droite, produisant une sortie contiguë. (3) la fin de m est détectée par la rencontre du sépa</w:t>
+      </w:r>
+      <w:r>
+        <w:rPr>
+          <w:sz w:val="24"/>
+          <w:szCs w:val="24"/>
+        </w:rPr>
+        <w:t xml:space="preserve">rateur '-' pendant le </w:t>
+      </w:r>
+      <w:proofErr w:type="gramStart"/>
+      <w:r>
+        <w:rPr>
+          <w:sz w:val="24"/>
+          <w:szCs w:val="24"/>
+        </w:rPr>
+        <w:t>balayage ,</w:t>
+      </w:r>
+      <w:proofErr w:type="gramEnd"/>
+      <w:r>
+        <w:rPr>
+          <w:sz w:val="24"/>
+          <w:szCs w:val="24"/>
+        </w:rPr>
+        <w:t xml:space="preserve"> jamais par un compteur : c'est le ruban lui-même qui joue ce rôle, exactement l'esprit de la machine de Turing.</w:t>
       </w:r>
     </w:p>
     <w:p>
@@ -12104,8 +11558,263 @@
           <w:sz w:val="24"/>
           <w:szCs w:val="24"/>
         </w:rPr>
-        <w:t>MTU : encodag</w:t>
-      </w:r>
+        <w:t>MTU : encodage et vérification U(⟨M⟩##w) == M(w)</w:t>
+      </w:r>
+    </w:p>
+    <w:p>
+      <w:pPr>
+        <w:spacing w:after="120"/>
+        <w:rPr>
+          <w:sz w:val="24"/>
+          <w:szCs w:val="24"/>
+        </w:rPr>
+      </w:pPr>
+      <w:proofErr w:type="gramStart"/>
+      <w:r>
+        <w:rPr>
+          <w:sz w:val="24"/>
+          <w:szCs w:val="24"/>
+        </w:rPr>
+        <w:t>encode</w:t>
+      </w:r>
+      <w:proofErr w:type="gramEnd"/>
+      <w:r>
+        <w:rPr>
+          <w:sz w:val="24"/>
+          <w:szCs w:val="24"/>
+        </w:rPr>
+        <w:t>(M) linéarise la table de transitions en JSON avec les clés triées (</w:t>
+      </w:r>
+      <w:proofErr w:type="spellStart"/>
+      <w:r>
+        <w:rPr>
+          <w:sz w:val="24"/>
+          <w:szCs w:val="24"/>
+        </w:rPr>
+        <w:t>json.dumps</w:t>
+      </w:r>
+      <w:proofErr w:type="spellEnd"/>
+      <w:r>
+        <w:rPr>
+          <w:sz w:val="24"/>
+          <w:szCs w:val="24"/>
+        </w:rPr>
+        <w:t xml:space="preserve">(..., </w:t>
+      </w:r>
+      <w:proofErr w:type="spellStart"/>
+      <w:r>
+        <w:rPr>
+          <w:sz w:val="24"/>
+          <w:szCs w:val="24"/>
+        </w:rPr>
+        <w:t>sort_keys</w:t>
+      </w:r>
+      <w:proofErr w:type="spellEnd"/>
+      <w:r>
+        <w:rPr>
+          <w:sz w:val="24"/>
+          <w:szCs w:val="24"/>
+        </w:rPr>
+        <w:t>=</w:t>
+      </w:r>
+      <w:proofErr w:type="spellStart"/>
+      <w:r>
+        <w:rPr>
+          <w:sz w:val="24"/>
+          <w:szCs w:val="24"/>
+        </w:rPr>
+        <w:t>True</w:t>
+      </w:r>
+      <w:proofErr w:type="spellEnd"/>
+      <w:r>
+        <w:rPr>
+          <w:sz w:val="24"/>
+          <w:szCs w:val="24"/>
+        </w:rPr>
+        <w:t xml:space="preserve">)), ce qui garantit un format canonique unique par machine : deux encodages de la même machine produisent toujours exactement la même chaîne (déterminisme), et deux machines aux tables différentes produisent des chaînes différentes (injectivité). </w:t>
+      </w:r>
+      <w:proofErr w:type="spellStart"/>
+      <w:proofErr w:type="gramStart"/>
+      <w:r>
+        <w:rPr>
+          <w:sz w:val="24"/>
+          <w:szCs w:val="24"/>
+        </w:rPr>
+        <w:t>decode</w:t>
+      </w:r>
+      <w:proofErr w:type="spellEnd"/>
+      <w:proofErr w:type="gramEnd"/>
+      <w:r>
+        <w:rPr>
+          <w:sz w:val="24"/>
+          <w:szCs w:val="24"/>
+        </w:rPr>
+        <w:t xml:space="preserve"> est la réciproque exacte (</w:t>
+      </w:r>
+      <w:proofErr w:type="spellStart"/>
+      <w:r>
+        <w:rPr>
+          <w:sz w:val="24"/>
+          <w:szCs w:val="24"/>
+        </w:rPr>
+        <w:t>json.loads</w:t>
+      </w:r>
+      <w:proofErr w:type="spellEnd"/>
+      <w:r>
+        <w:rPr>
+          <w:sz w:val="24"/>
+          <w:szCs w:val="24"/>
+        </w:rPr>
+        <w:t xml:space="preserve"> puis reconstruction de l'objet </w:t>
+      </w:r>
+      <w:proofErr w:type="spellStart"/>
+      <w:r>
+        <w:rPr>
+          <w:sz w:val="24"/>
+          <w:szCs w:val="24"/>
+        </w:rPr>
+        <w:t>TuringMachine</w:t>
+      </w:r>
+      <w:proofErr w:type="spellEnd"/>
+      <w:r>
+        <w:rPr>
+          <w:sz w:val="24"/>
+          <w:szCs w:val="24"/>
+        </w:rPr>
+        <w:t xml:space="preserve">). </w:t>
+      </w:r>
+      <w:proofErr w:type="spellStart"/>
+      <w:r>
+        <w:rPr>
+          <w:sz w:val="24"/>
+          <w:szCs w:val="24"/>
+        </w:rPr>
+        <w:t>UniversalTM.run</w:t>
+      </w:r>
+      <w:proofErr w:type="spellEnd"/>
+      <w:r>
+        <w:rPr>
+          <w:sz w:val="24"/>
+          <w:szCs w:val="24"/>
+        </w:rPr>
+        <w:t xml:space="preserve"> décode puis délègue entièrement à </w:t>
+      </w:r>
+      <w:proofErr w:type="spellStart"/>
+      <w:r>
+        <w:rPr>
+          <w:sz w:val="24"/>
+          <w:szCs w:val="24"/>
+        </w:rPr>
+        <w:t>TuringMachine.run</w:t>
+      </w:r>
+      <w:proofErr w:type="spellEnd"/>
+      <w:r>
+        <w:rPr>
+          <w:sz w:val="24"/>
+          <w:szCs w:val="24"/>
+        </w:rPr>
+        <w:t xml:space="preserve"> — aucune boucle de ruban n'est réécrite.</w:t>
+      </w:r>
+    </w:p>
+    <w:p>
+      <w:pPr>
+        <w:shd w:val="clear" w:color="auto" w:fill="F2F2F2"/>
+        <w:spacing w:after="120"/>
+        <w:rPr>
+          <w:sz w:val="24"/>
+          <w:szCs w:val="24"/>
+        </w:rPr>
+      </w:pPr>
+      <w:r>
+        <w:rPr>
+          <w:rFonts w:ascii="Consolas" w:eastAsia="Consolas" w:hAnsi="Consolas" w:cs="Consolas"/>
+          <w:sz w:val="24"/>
+          <w:szCs w:val="24"/>
+        </w:rPr>
+        <w:t xml:space="preserve">ADD(11+1) direct='111' </w:t>
+      </w:r>
+      <w:proofErr w:type="spellStart"/>
+      <w:r>
+        <w:rPr>
+          <w:rFonts w:ascii="Consolas" w:eastAsia="Consolas" w:hAnsi="Consolas" w:cs="Consolas"/>
+          <w:sz w:val="24"/>
+          <w:szCs w:val="24"/>
+        </w:rPr>
+        <w:t>via_U</w:t>
+      </w:r>
+      <w:proofErr w:type="spellEnd"/>
+      <w:r>
+        <w:rPr>
+          <w:rFonts w:ascii="Consolas" w:eastAsia="Consolas" w:hAnsi="Consolas" w:cs="Consolas"/>
+          <w:sz w:val="24"/>
+          <w:szCs w:val="24"/>
+        </w:rPr>
+        <w:t>='111' identiques=</w:t>
+      </w:r>
+      <w:proofErr w:type="spellStart"/>
+      <w:r>
+        <w:rPr>
+          <w:rFonts w:ascii="Consolas" w:eastAsia="Consolas" w:hAnsi="Consolas" w:cs="Consolas"/>
+          <w:sz w:val="24"/>
+          <w:szCs w:val="24"/>
+        </w:rPr>
+        <w:t>True</w:t>
+      </w:r>
+      <w:proofErr w:type="spellEnd"/>
+      <w:r>
+        <w:rPr>
+          <w:sz w:val="24"/>
+          <w:szCs w:val="24"/>
+        </w:rPr>
+        <w:br/>
+      </w:r>
+      <w:r>
+        <w:rPr>
+          <w:rFonts w:ascii="Consolas" w:eastAsia="Consolas" w:hAnsi="Consolas" w:cs="Consolas"/>
+          <w:sz w:val="24"/>
+          <w:szCs w:val="24"/>
+        </w:rPr>
+        <w:t xml:space="preserve">SUB(111-11) direct='1' </w:t>
+      </w:r>
+      <w:proofErr w:type="spellStart"/>
+      <w:r>
+        <w:rPr>
+          <w:rFonts w:ascii="Consolas" w:eastAsia="Consolas" w:hAnsi="Consolas" w:cs="Consolas"/>
+          <w:sz w:val="24"/>
+          <w:szCs w:val="24"/>
+        </w:rPr>
+        <w:t>via_U</w:t>
+      </w:r>
+      <w:proofErr w:type="spellEnd"/>
+      <w:r>
+        <w:rPr>
+          <w:rFonts w:ascii="Consolas" w:eastAsia="Consolas" w:hAnsi="Consolas" w:cs="Consolas"/>
+          <w:sz w:val="24"/>
+          <w:szCs w:val="24"/>
+        </w:rPr>
+        <w:t>='1' identiques=</w:t>
+      </w:r>
+      <w:proofErr w:type="spellStart"/>
+      <w:r>
+        <w:rPr>
+          <w:rFonts w:ascii="Consolas" w:eastAsia="Consolas" w:hAnsi="Consolas" w:cs="Consolas"/>
+          <w:sz w:val="24"/>
+          <w:szCs w:val="24"/>
+        </w:rPr>
+        <w:t>True</w:t>
+      </w:r>
+      <w:proofErr w:type="spellEnd"/>
+    </w:p>
+    <w:p>
+      <w:pPr>
+        <w:pStyle w:val="Titre2"/>
+        <w:spacing w:before="260" w:after="120"/>
+        <w:rPr>
+          <w:color w:val="auto"/>
+          <w:sz w:val="24"/>
+          <w:szCs w:val="24"/>
+        </w:rPr>
+      </w:pPr>
       <w:r>
         <w:rPr>
           <w:b/>
@@ -12114,7 +11823,7 @@
           <w:sz w:val="24"/>
           <w:szCs w:val="24"/>
         </w:rPr>
-        <w:t>e et vérification U(⟨M⟩##w) == M(w)</w:t>
+        <w:t>Calculatrice — tables ADD/SUB expliquées, MUL/DIV par composition</w:t>
       </w:r>
     </w:p>
     <w:p>
@@ -12131,7 +11840,7 @@
           <w:sz w:val="24"/>
           <w:szCs w:val="24"/>
         </w:rPr>
-        <w:t>encode</w:t>
+        <w:t>addition</w:t>
       </w:r>
       <w:proofErr w:type="gramEnd"/>
       <w:r>
@@ -12139,151 +11848,167 @@
           <w:sz w:val="24"/>
           <w:szCs w:val="24"/>
         </w:rPr>
-        <w:t>(M) linéarise la table de transitions en JSON avec les clés triées (</w:t>
-      </w:r>
-      <w:proofErr w:type="spellStart"/>
-      <w:r>
-        <w:rPr>
-          <w:sz w:val="24"/>
-          <w:szCs w:val="24"/>
-        </w:rPr>
-        <w:t>json.dumps</w:t>
-      </w:r>
-      <w:proofErr w:type="spellEnd"/>
-      <w:r>
-        <w:rPr>
-          <w:sz w:val="24"/>
-          <w:szCs w:val="24"/>
-        </w:rPr>
-        <w:t xml:space="preserve">(..., </w:t>
-      </w:r>
-      <w:proofErr w:type="spellStart"/>
-      <w:r>
-        <w:rPr>
-          <w:sz w:val="24"/>
-          <w:szCs w:val="24"/>
-        </w:rPr>
-        <w:t>sort_keys</w:t>
-      </w:r>
-      <w:proofErr w:type="spellEnd"/>
-      <w:r>
-        <w:rPr>
-          <w:sz w:val="24"/>
-          <w:szCs w:val="24"/>
-        </w:rPr>
-        <w:t>=</w:t>
-      </w:r>
-      <w:proofErr w:type="spellStart"/>
-      <w:r>
-        <w:rPr>
-          <w:sz w:val="24"/>
-          <w:szCs w:val="24"/>
-        </w:rPr>
-        <w:t>True</w:t>
-      </w:r>
-      <w:proofErr w:type="spellEnd"/>
-      <w:r>
-        <w:rPr>
-          <w:sz w:val="24"/>
-          <w:szCs w:val="24"/>
-        </w:rPr>
-        <w:t>)), ce qui garantit un format canonique unique par machine : deux encodages de la même machine produisent toujours e</w:t>
-      </w:r>
-      <w:r>
-        <w:rPr>
-          <w:sz w:val="24"/>
-          <w:szCs w:val="24"/>
-        </w:rPr>
-        <w:t xml:space="preserve">xactement la même chaîne (déterminisme), et deux machines aux tables différentes produisent des chaînes différentes (injectivité). </w:t>
-      </w:r>
-      <w:proofErr w:type="spellStart"/>
+        <w:t>(</w:t>
+      </w:r>
+      <w:proofErr w:type="spellStart"/>
+      <w:r>
+        <w:rPr>
+          <w:sz w:val="24"/>
+          <w:szCs w:val="24"/>
+        </w:rPr>
+        <w:t>n,m</w:t>
+      </w:r>
+      <w:proofErr w:type="spellEnd"/>
+      <w:r>
+        <w:rPr>
+          <w:sz w:val="24"/>
+          <w:szCs w:val="24"/>
+        </w:rPr>
+        <w:t xml:space="preserve">) : lance ADD sur "1ⁿ+1ᵐ", compte les 1 du ruban final. </w:t>
+      </w:r>
       <w:proofErr w:type="gramStart"/>
       <w:r>
         <w:rPr>
           <w:sz w:val="24"/>
           <w:szCs w:val="24"/>
         </w:rPr>
-        <w:t>decode</w:t>
-      </w:r>
-      <w:proofErr w:type="spellEnd"/>
+        <w:t>soustraction</w:t>
+      </w:r>
       <w:proofErr w:type="gramEnd"/>
       <w:r>
         <w:rPr>
           <w:sz w:val="24"/>
           <w:szCs w:val="24"/>
         </w:rPr>
-        <w:t xml:space="preserve"> est la réciproque exacte (</w:t>
-      </w:r>
-      <w:proofErr w:type="spellStart"/>
-      <w:r>
-        <w:rPr>
-          <w:sz w:val="24"/>
-          <w:szCs w:val="24"/>
-        </w:rPr>
-        <w:t>json.loads</w:t>
-      </w:r>
-      <w:proofErr w:type="spellEnd"/>
-      <w:r>
-        <w:rPr>
-          <w:sz w:val="24"/>
-          <w:szCs w:val="24"/>
-        </w:rPr>
-        <w:t xml:space="preserve"> puis reconstruction de l'objet </w:t>
-      </w:r>
-      <w:proofErr w:type="spellStart"/>
-      <w:r>
-        <w:rPr>
-          <w:sz w:val="24"/>
-          <w:szCs w:val="24"/>
-        </w:rPr>
-        <w:t>TuringMachine</w:t>
-      </w:r>
-      <w:proofErr w:type="spellEnd"/>
-      <w:r>
-        <w:rPr>
-          <w:sz w:val="24"/>
-          <w:szCs w:val="24"/>
-        </w:rPr>
-        <w:t xml:space="preserve">). </w:t>
-      </w:r>
-      <w:proofErr w:type="spellStart"/>
-      <w:r>
-        <w:rPr>
-          <w:sz w:val="24"/>
-          <w:szCs w:val="24"/>
-        </w:rPr>
-        <w:t>UniversalTM.run</w:t>
-      </w:r>
-      <w:proofErr w:type="spellEnd"/>
-      <w:r>
-        <w:rPr>
-          <w:sz w:val="24"/>
-          <w:szCs w:val="24"/>
-        </w:rPr>
-        <w:t xml:space="preserve"> décode puis délègu</w:t>
-      </w:r>
-      <w:r>
-        <w:rPr>
-          <w:sz w:val="24"/>
-          <w:szCs w:val="24"/>
-        </w:rPr>
-        <w:t xml:space="preserve">e entièrement à </w:t>
-      </w:r>
-      <w:proofErr w:type="spellStart"/>
-      <w:r>
-        <w:rPr>
-          <w:sz w:val="24"/>
-          <w:szCs w:val="24"/>
-        </w:rPr>
-        <w:t>TuringMachine.run</w:t>
-      </w:r>
-      <w:proofErr w:type="spellEnd"/>
-      <w:r>
-        <w:rPr>
-          <w:sz w:val="24"/>
-          <w:szCs w:val="24"/>
-        </w:rPr>
-        <w:t xml:space="preserve"> — aucune boucle de ruban n'est réécrite.</w:t>
+        <w:t>(</w:t>
+      </w:r>
+      <w:proofErr w:type="spellStart"/>
+      <w:r>
+        <w:rPr>
+          <w:sz w:val="24"/>
+          <w:szCs w:val="24"/>
+        </w:rPr>
+        <w:t>n,m</w:t>
+      </w:r>
+      <w:proofErr w:type="spellEnd"/>
+      <w:r>
+        <w:rPr>
+          <w:sz w:val="24"/>
+          <w:szCs w:val="24"/>
+        </w:rPr>
+        <w:t xml:space="preserve">) : lance SUB sur "1ⁿ-1ᵐ" (tronquée à 0 par construction même de la machine — voir Q4.3/Jour4). </w:t>
+      </w:r>
+      <w:proofErr w:type="gramStart"/>
+      <w:r>
+        <w:rPr>
+          <w:sz w:val="24"/>
+          <w:szCs w:val="24"/>
+        </w:rPr>
+        <w:t>multiplication</w:t>
+      </w:r>
+      <w:proofErr w:type="gramEnd"/>
+      <w:r>
+        <w:rPr>
+          <w:sz w:val="24"/>
+          <w:szCs w:val="24"/>
+        </w:rPr>
+        <w:t>(</w:t>
+      </w:r>
+      <w:proofErr w:type="spellStart"/>
+      <w:r>
+        <w:rPr>
+          <w:sz w:val="24"/>
+          <w:szCs w:val="24"/>
+        </w:rPr>
+        <w:t>n,m</w:t>
+      </w:r>
+      <w:proofErr w:type="spellEnd"/>
+      <w:r>
+        <w:rPr>
+          <w:sz w:val="24"/>
+          <w:szCs w:val="24"/>
+        </w:rPr>
+        <w:t xml:space="preserve">) : n additions successives (ou m, selon l'ordre choisi), chacune réalisée par une exécution de ADD — c'est la composition de macro-machines évoquée dans le cours, pas une table monolithique. </w:t>
+      </w:r>
+      <w:proofErr w:type="gramStart"/>
+      <w:r>
+        <w:rPr>
+          <w:sz w:val="24"/>
+          <w:szCs w:val="24"/>
+        </w:rPr>
+        <w:t>division</w:t>
+      </w:r>
+      <w:proofErr w:type="gramEnd"/>
+      <w:r>
+        <w:rPr>
+          <w:sz w:val="24"/>
+          <w:szCs w:val="24"/>
+        </w:rPr>
+        <w:t>(</w:t>
+      </w:r>
+      <w:proofErr w:type="spellStart"/>
+      <w:r>
+        <w:rPr>
+          <w:sz w:val="24"/>
+          <w:szCs w:val="24"/>
+        </w:rPr>
+        <w:t>n,m</w:t>
+      </w:r>
+      <w:proofErr w:type="spellEnd"/>
+      <w:r>
+        <w:rPr>
+          <w:sz w:val="24"/>
+          <w:szCs w:val="24"/>
+        </w:rPr>
+        <w:t xml:space="preserve">) : soustractions successives de m jusqu'à ce que le reste soit &lt; m, comptant le nombre de soustractions réussies (quotient) — lève </w:t>
+      </w:r>
+      <w:proofErr w:type="spellStart"/>
+      <w:r>
+        <w:rPr>
+          <w:sz w:val="24"/>
+          <w:szCs w:val="24"/>
+        </w:rPr>
+        <w:t>ZeroDivisionError</w:t>
+      </w:r>
+      <w:proofErr w:type="spellEnd"/>
+      <w:r>
+        <w:rPr>
+          <w:sz w:val="24"/>
+          <w:szCs w:val="24"/>
+        </w:rPr>
+        <w:t xml:space="preserve"> si m=0. </w:t>
+      </w:r>
+      <w:proofErr w:type="gramStart"/>
+      <w:r>
+        <w:rPr>
+          <w:sz w:val="24"/>
+          <w:szCs w:val="24"/>
+        </w:rPr>
+        <w:t>chainer(</w:t>
+      </w:r>
+      <w:proofErr w:type="gramEnd"/>
+      <w:r>
+        <w:rPr>
+          <w:sz w:val="24"/>
+          <w:szCs w:val="24"/>
+        </w:rPr>
+        <w:t xml:space="preserve">v0, </w:t>
+      </w:r>
+      <w:proofErr w:type="spellStart"/>
+      <w:r>
+        <w:rPr>
+          <w:sz w:val="24"/>
+          <w:szCs w:val="24"/>
+        </w:rPr>
+        <w:t>ops</w:t>
+      </w:r>
+      <w:proofErr w:type="spellEnd"/>
+      <w:r>
+        <w:rPr>
+          <w:sz w:val="24"/>
+          <w:szCs w:val="24"/>
+        </w:rPr>
+        <w:t>) : applique successivement chaque opération de la liste en partant de v0.</w:t>
       </w:r>
     </w:p>
     <w:p>
@@ -12295,42 +12020,78 @@
           <w:szCs w:val="24"/>
         </w:rPr>
       </w:pPr>
-      <w:r>
-        <w:rPr>
-          <w:rFonts w:ascii="Consolas" w:eastAsia="Consolas" w:hAnsi="Consolas" w:cs="Consolas"/>
-          <w:sz w:val="24"/>
-          <w:szCs w:val="24"/>
-        </w:rPr>
-        <w:t xml:space="preserve">ADD(11+1) direct='111' </w:t>
-      </w:r>
-      <w:proofErr w:type="spellStart"/>
-      <w:r>
-        <w:rPr>
-          <w:rFonts w:ascii="Consolas" w:eastAsia="Consolas" w:hAnsi="Consolas" w:cs="Consolas"/>
-          <w:sz w:val="24"/>
-          <w:szCs w:val="24"/>
-        </w:rPr>
-        <w:t>via_U</w:t>
-      </w:r>
-      <w:proofErr w:type="spellEnd"/>
-      <w:r>
-        <w:rPr>
-          <w:rFonts w:ascii="Consolas" w:eastAsia="Consolas" w:hAnsi="Consolas" w:cs="Consolas"/>
-          <w:sz w:val="24"/>
-          <w:szCs w:val="24"/>
-        </w:rPr>
-        <w:t>='111' identiques=</w:t>
-      </w:r>
-      <w:proofErr w:type="spellStart"/>
-      <w:r>
-        <w:rPr>
-          <w:rFonts w:ascii="Consolas" w:eastAsia="Consolas" w:hAnsi="Consolas" w:cs="Consolas"/>
-          <w:sz w:val="24"/>
-          <w:szCs w:val="24"/>
-        </w:rPr>
-        <w:t>True</w:t>
-      </w:r>
-      <w:proofErr w:type="spellEnd"/>
+      <w:proofErr w:type="spellStart"/>
+      <w:r>
+        <w:rPr>
+          <w:rFonts w:ascii="Consolas" w:eastAsia="Consolas" w:hAnsi="Consolas" w:cs="Consolas"/>
+          <w:sz w:val="24"/>
+          <w:szCs w:val="24"/>
+        </w:rPr>
+        <w:t>c.addition</w:t>
+      </w:r>
+      <w:proofErr w:type="spellEnd"/>
+      <w:r>
+        <w:rPr>
+          <w:rFonts w:ascii="Consolas" w:eastAsia="Consolas" w:hAnsi="Consolas" w:cs="Consolas"/>
+          <w:sz w:val="24"/>
+          <w:szCs w:val="24"/>
+        </w:rPr>
+        <w:t xml:space="preserve">(3,2), </w:t>
+      </w:r>
+      <w:proofErr w:type="spellStart"/>
+      <w:r>
+        <w:rPr>
+          <w:rFonts w:ascii="Consolas" w:eastAsia="Consolas" w:hAnsi="Consolas" w:cs="Consolas"/>
+          <w:sz w:val="24"/>
+          <w:szCs w:val="24"/>
+        </w:rPr>
+        <w:t>c.soustraction</w:t>
+      </w:r>
+      <w:proofErr w:type="spellEnd"/>
+      <w:r>
+        <w:rPr>
+          <w:rFonts w:ascii="Consolas" w:eastAsia="Consolas" w:hAnsi="Consolas" w:cs="Consolas"/>
+          <w:sz w:val="24"/>
+          <w:szCs w:val="24"/>
+        </w:rPr>
+        <w:t xml:space="preserve">(4,2), </w:t>
+      </w:r>
+      <w:proofErr w:type="spellStart"/>
+      <w:r>
+        <w:rPr>
+          <w:rFonts w:ascii="Consolas" w:eastAsia="Consolas" w:hAnsi="Consolas" w:cs="Consolas"/>
+          <w:sz w:val="24"/>
+          <w:szCs w:val="24"/>
+        </w:rPr>
+        <w:t>c.multiplication</w:t>
+      </w:r>
+      <w:proofErr w:type="spellEnd"/>
+      <w:r>
+        <w:rPr>
+          <w:rFonts w:ascii="Consolas" w:eastAsia="Consolas" w:hAnsi="Consolas" w:cs="Consolas"/>
+          <w:sz w:val="24"/>
+          <w:szCs w:val="24"/>
+        </w:rPr>
+        <w:t xml:space="preserve">(3,2), </w:t>
+      </w:r>
+      <w:proofErr w:type="spellStart"/>
+      <w:r>
+        <w:rPr>
+          <w:rFonts w:ascii="Consolas" w:eastAsia="Consolas" w:hAnsi="Consolas" w:cs="Consolas"/>
+          <w:sz w:val="24"/>
+          <w:szCs w:val="24"/>
+        </w:rPr>
+        <w:t>c.division</w:t>
+      </w:r>
+      <w:proofErr w:type="spellEnd"/>
+      <w:r>
+        <w:rPr>
+          <w:rFonts w:ascii="Consolas" w:eastAsia="Consolas" w:hAnsi="Consolas" w:cs="Consolas"/>
+          <w:sz w:val="24"/>
+          <w:szCs w:val="24"/>
+        </w:rPr>
+        <w:t>(7,3)</w:t>
+      </w:r>
       <w:r>
         <w:rPr>
           <w:sz w:val="24"/>
@@ -12344,358 +12105,6 @@
           <w:sz w:val="24"/>
           <w:szCs w:val="24"/>
         </w:rPr>
-        <w:t xml:space="preserve">SUB(111-11) direct='1' </w:t>
-      </w:r>
-      <w:proofErr w:type="spellStart"/>
-      <w:r>
-        <w:rPr>
-          <w:rFonts w:ascii="Consolas" w:eastAsia="Consolas" w:hAnsi="Consolas" w:cs="Consolas"/>
-          <w:sz w:val="24"/>
-          <w:szCs w:val="24"/>
-        </w:rPr>
-        <w:t>via_U</w:t>
-      </w:r>
-      <w:proofErr w:type="spellEnd"/>
-      <w:r>
-        <w:rPr>
-          <w:rFonts w:ascii="Consolas" w:eastAsia="Consolas" w:hAnsi="Consolas" w:cs="Consolas"/>
-          <w:sz w:val="24"/>
-          <w:szCs w:val="24"/>
-        </w:rPr>
-        <w:t>='1' identiques=</w:t>
-      </w:r>
-      <w:proofErr w:type="spellStart"/>
-      <w:r>
-        <w:rPr>
-          <w:rFonts w:ascii="Consolas" w:eastAsia="Consolas" w:hAnsi="Consolas" w:cs="Consolas"/>
-          <w:sz w:val="24"/>
-          <w:szCs w:val="24"/>
-        </w:rPr>
-        <w:t>True</w:t>
-      </w:r>
-      <w:proofErr w:type="spellEnd"/>
-    </w:p>
-    <w:p>
-      <w:pPr>
-        <w:pStyle w:val="Titre2"/>
-        <w:spacing w:before="260" w:after="120"/>
-        <w:rPr>
-          <w:color w:val="auto"/>
-          <w:sz w:val="24"/>
-          <w:szCs w:val="24"/>
-        </w:rPr>
-      </w:pPr>
-      <w:r>
-        <w:rPr>
-          <w:b/>
-          <w:bCs/>
-          <w:color w:val="auto"/>
-          <w:sz w:val="24"/>
-          <w:szCs w:val="24"/>
-        </w:rPr>
-        <w:t>Calculatrice — tables ADD/SUB expliquées, MUL/DIV par composition</w:t>
-      </w:r>
-    </w:p>
-    <w:p>
-      <w:pPr>
-        <w:spacing w:after="120"/>
-        <w:rPr>
-          <w:sz w:val="24"/>
-          <w:szCs w:val="24"/>
-        </w:rPr>
-      </w:pPr>
-      <w:proofErr w:type="gramStart"/>
-      <w:r>
-        <w:rPr>
-          <w:sz w:val="24"/>
-          <w:szCs w:val="24"/>
-        </w:rPr>
-        <w:t>addition</w:t>
-      </w:r>
-      <w:proofErr w:type="gramEnd"/>
-      <w:r>
-        <w:rPr>
-          <w:sz w:val="24"/>
-          <w:szCs w:val="24"/>
-        </w:rPr>
-        <w:t>(</w:t>
-      </w:r>
-      <w:proofErr w:type="spellStart"/>
-      <w:r>
-        <w:rPr>
-          <w:sz w:val="24"/>
-          <w:szCs w:val="24"/>
-        </w:rPr>
-        <w:t>n,m</w:t>
-      </w:r>
-      <w:proofErr w:type="spellEnd"/>
-      <w:r>
-        <w:rPr>
-          <w:sz w:val="24"/>
-          <w:szCs w:val="24"/>
-        </w:rPr>
-        <w:t>) :</w:t>
-      </w:r>
-      <w:r>
-        <w:rPr>
-          <w:sz w:val="24"/>
-          <w:szCs w:val="24"/>
-        </w:rPr>
-        <w:t xml:space="preserve"> lance ADD sur "1ⁿ+1ᵐ", compte les 1 du ruban final. </w:t>
-      </w:r>
-      <w:proofErr w:type="gramStart"/>
-      <w:r>
-        <w:rPr>
-          <w:sz w:val="24"/>
-          <w:szCs w:val="24"/>
-        </w:rPr>
-        <w:t>soustraction</w:t>
-      </w:r>
-      <w:proofErr w:type="gramEnd"/>
-      <w:r>
-        <w:rPr>
-          <w:sz w:val="24"/>
-          <w:szCs w:val="24"/>
-        </w:rPr>
-        <w:t>(</w:t>
-      </w:r>
-      <w:proofErr w:type="spellStart"/>
-      <w:r>
-        <w:rPr>
-          <w:sz w:val="24"/>
-          <w:szCs w:val="24"/>
-        </w:rPr>
-        <w:t>n,m</w:t>
-      </w:r>
-      <w:proofErr w:type="spellEnd"/>
-      <w:r>
-        <w:rPr>
-          <w:sz w:val="24"/>
-          <w:szCs w:val="24"/>
-        </w:rPr>
-        <w:t xml:space="preserve">) : lance SUB sur "1ⁿ-1ᵐ" (tronquée à 0 par construction même de la machine — voir Q4.3/Jour4). </w:t>
-      </w:r>
-      <w:proofErr w:type="gramStart"/>
-      <w:r>
-        <w:rPr>
-          <w:sz w:val="24"/>
-          <w:szCs w:val="24"/>
-        </w:rPr>
-        <w:t>multiplication</w:t>
-      </w:r>
-      <w:proofErr w:type="gramEnd"/>
-      <w:r>
-        <w:rPr>
-          <w:sz w:val="24"/>
-          <w:szCs w:val="24"/>
-        </w:rPr>
-        <w:t>(</w:t>
-      </w:r>
-      <w:proofErr w:type="spellStart"/>
-      <w:r>
-        <w:rPr>
-          <w:sz w:val="24"/>
-          <w:szCs w:val="24"/>
-        </w:rPr>
-        <w:t>n,m</w:t>
-      </w:r>
-      <w:proofErr w:type="spellEnd"/>
-      <w:r>
-        <w:rPr>
-          <w:sz w:val="24"/>
-          <w:szCs w:val="24"/>
-        </w:rPr>
-        <w:t>) : n additions successives (ou m, selon l'ordre choisi), chacune réalisé</w:t>
-      </w:r>
-      <w:r>
-        <w:rPr>
-          <w:sz w:val="24"/>
-          <w:szCs w:val="24"/>
-        </w:rPr>
-        <w:t xml:space="preserve">e par une exécution de ADD — c'est la composition de macro-machines évoquée dans le cours, pas une table monolithique. </w:t>
-      </w:r>
-      <w:proofErr w:type="gramStart"/>
-      <w:r>
-        <w:rPr>
-          <w:sz w:val="24"/>
-          <w:szCs w:val="24"/>
-        </w:rPr>
-        <w:t>division</w:t>
-      </w:r>
-      <w:proofErr w:type="gramEnd"/>
-      <w:r>
-        <w:rPr>
-          <w:sz w:val="24"/>
-          <w:szCs w:val="24"/>
-        </w:rPr>
-        <w:t>(</w:t>
-      </w:r>
-      <w:proofErr w:type="spellStart"/>
-      <w:r>
-        <w:rPr>
-          <w:sz w:val="24"/>
-          <w:szCs w:val="24"/>
-        </w:rPr>
-        <w:t>n,m</w:t>
-      </w:r>
-      <w:proofErr w:type="spellEnd"/>
-      <w:r>
-        <w:rPr>
-          <w:sz w:val="24"/>
-          <w:szCs w:val="24"/>
-        </w:rPr>
-        <w:t xml:space="preserve">) : soustractions successives de m jusqu'à ce que le reste soit &lt; m, comptant le nombre de soustractions réussies (quotient) </w:t>
-      </w:r>
-      <w:r>
-        <w:rPr>
-          <w:sz w:val="24"/>
-          <w:szCs w:val="24"/>
-        </w:rPr>
-        <w:t xml:space="preserve">— lève </w:t>
-      </w:r>
-      <w:proofErr w:type="spellStart"/>
-      <w:r>
-        <w:rPr>
-          <w:sz w:val="24"/>
-          <w:szCs w:val="24"/>
-        </w:rPr>
-        <w:t>ZeroDivisionError</w:t>
-      </w:r>
-      <w:proofErr w:type="spellEnd"/>
-      <w:r>
-        <w:rPr>
-          <w:sz w:val="24"/>
-          <w:szCs w:val="24"/>
-        </w:rPr>
-        <w:t xml:space="preserve"> si m=0. </w:t>
-      </w:r>
-      <w:proofErr w:type="gramStart"/>
-      <w:r>
-        <w:rPr>
-          <w:sz w:val="24"/>
-          <w:szCs w:val="24"/>
-        </w:rPr>
-        <w:t>chainer(</w:t>
-      </w:r>
-      <w:proofErr w:type="gramEnd"/>
-      <w:r>
-        <w:rPr>
-          <w:sz w:val="24"/>
-          <w:szCs w:val="24"/>
-        </w:rPr>
-        <w:t xml:space="preserve">v0, </w:t>
-      </w:r>
-      <w:proofErr w:type="spellStart"/>
-      <w:r>
-        <w:rPr>
-          <w:sz w:val="24"/>
-          <w:szCs w:val="24"/>
-        </w:rPr>
-        <w:t>ops</w:t>
-      </w:r>
-      <w:proofErr w:type="spellEnd"/>
-      <w:r>
-        <w:rPr>
-          <w:sz w:val="24"/>
-          <w:szCs w:val="24"/>
-        </w:rPr>
-        <w:t>) : applique successivement chaque opération de la liste en partant de v0.</w:t>
-      </w:r>
-    </w:p>
-    <w:p>
-      <w:pPr>
-        <w:shd w:val="clear" w:color="auto" w:fill="F2F2F2"/>
-        <w:spacing w:after="120"/>
-        <w:rPr>
-          <w:sz w:val="24"/>
-          <w:szCs w:val="24"/>
-        </w:rPr>
-      </w:pPr>
-      <w:proofErr w:type="spellStart"/>
-      <w:r>
-        <w:rPr>
-          <w:rFonts w:ascii="Consolas" w:eastAsia="Consolas" w:hAnsi="Consolas" w:cs="Consolas"/>
-          <w:sz w:val="24"/>
-          <w:szCs w:val="24"/>
-        </w:rPr>
-        <w:t>c.addition</w:t>
-      </w:r>
-      <w:proofErr w:type="spellEnd"/>
-      <w:r>
-        <w:rPr>
-          <w:rFonts w:ascii="Consolas" w:eastAsia="Consolas" w:hAnsi="Consolas" w:cs="Consolas"/>
-          <w:sz w:val="24"/>
-          <w:szCs w:val="24"/>
-        </w:rPr>
-        <w:t xml:space="preserve">(3,2), </w:t>
-      </w:r>
-      <w:proofErr w:type="spellStart"/>
-      <w:r>
-        <w:rPr>
-          <w:rFonts w:ascii="Consolas" w:eastAsia="Consolas" w:hAnsi="Consolas" w:cs="Consolas"/>
-          <w:sz w:val="24"/>
-          <w:szCs w:val="24"/>
-        </w:rPr>
-        <w:t>c.soustraction</w:t>
-      </w:r>
-      <w:proofErr w:type="spellEnd"/>
-      <w:r>
-        <w:rPr>
-          <w:rFonts w:ascii="Consolas" w:eastAsia="Consolas" w:hAnsi="Consolas" w:cs="Consolas"/>
-          <w:sz w:val="24"/>
-          <w:szCs w:val="24"/>
-        </w:rPr>
-        <w:t xml:space="preserve">(4,2), </w:t>
-      </w:r>
-      <w:proofErr w:type="spellStart"/>
-      <w:r>
-        <w:rPr>
-          <w:rFonts w:ascii="Consolas" w:eastAsia="Consolas" w:hAnsi="Consolas" w:cs="Consolas"/>
-          <w:sz w:val="24"/>
-          <w:szCs w:val="24"/>
-        </w:rPr>
-        <w:t>c.multiplication</w:t>
-      </w:r>
-      <w:proofErr w:type="spellEnd"/>
-      <w:r>
-        <w:rPr>
-          <w:rFonts w:ascii="Consolas" w:eastAsia="Consolas" w:hAnsi="Consolas" w:cs="Consolas"/>
-          <w:sz w:val="24"/>
-          <w:szCs w:val="24"/>
-        </w:rPr>
-        <w:t xml:space="preserve">(3,2), </w:t>
-      </w:r>
-      <w:proofErr w:type="spellStart"/>
-      <w:r>
-        <w:rPr>
-          <w:rFonts w:ascii="Consolas" w:eastAsia="Consolas" w:hAnsi="Consolas" w:cs="Consolas"/>
-          <w:sz w:val="24"/>
-          <w:szCs w:val="24"/>
-        </w:rPr>
-        <w:t>c.division</w:t>
-      </w:r>
-      <w:proofErr w:type="spellEnd"/>
-      <w:r>
-        <w:rPr>
-          <w:rFonts w:ascii="Consolas" w:eastAsia="Consolas" w:hAnsi="Consolas" w:cs="Consolas"/>
-          <w:sz w:val="24"/>
-          <w:szCs w:val="24"/>
-        </w:rPr>
-        <w:t>(7,3)</w:t>
-      </w:r>
-      <w:r>
-        <w:rPr>
-          <w:sz w:val="24"/>
-          <w:szCs w:val="24"/>
-        </w:rPr>
-        <w:br/>
-      </w:r>
-      <w:r>
-        <w:rPr>
-          <w:rFonts w:ascii="Consolas" w:eastAsia="Consolas" w:hAnsi="Consolas" w:cs="Consolas"/>
-          <w:sz w:val="24"/>
-          <w:szCs w:val="24"/>
-        </w:rPr>
         <w:t xml:space="preserve">= (5, 2, 6, (2, 1))          &lt;- identique </w:t>
       </w:r>
       <w:proofErr w:type="spellStart"/>
@@ -12714,15 +12123,7 @@
           <w:sz w:val="24"/>
           <w:szCs w:val="24"/>
         </w:rPr>
-        <w:t xml:space="preserve"> la sortie de</w:t>
-      </w:r>
-      <w:r>
-        <w:rPr>
-          <w:rFonts w:ascii="Consolas" w:eastAsia="Consolas" w:hAnsi="Consolas" w:cs="Consolas"/>
-          <w:sz w:val="24"/>
-          <w:szCs w:val="24"/>
-        </w:rPr>
-        <w:t xml:space="preserve"> </w:t>
+        <w:t xml:space="preserve"> la sortie de </w:t>
       </w:r>
       <w:proofErr w:type="spellStart"/>
       <w:r>
@@ -12865,12 +12266,6 @@
         <w:gridCol w:w="2874"/>
       </w:tblGrid>
       <w:tr>
-        <w:tblPrEx>
-          <w:tblCellMar>
-            <w:top w:w="0" w:type="dxa"/>
-            <w:bottom w:w="0" w:type="dxa"/>
-          </w:tblCellMar>
-        </w:tblPrEx>
         <w:tc>
           <w:tcPr>
             <w:tcW w:w="1800" w:type="dxa"/>
@@ -12945,12 +12340,6 @@
         </w:tc>
       </w:tr>
       <w:tr>
-        <w:tblPrEx>
-          <w:tblCellMar>
-            <w:top w:w="0" w:type="dxa"/>
-            <w:bottom w:w="0" w:type="dxa"/>
-          </w:tblCellMar>
-        </w:tblPrEx>
         <w:tc>
           <w:tcPr>
             <w:tcW w:w="1800" w:type="dxa"/>
@@ -13032,12 +12421,6 @@
         </w:tc>
       </w:tr>
       <w:tr>
-        <w:tblPrEx>
-          <w:tblCellMar>
-            <w:top w:w="0" w:type="dxa"/>
-            <w:bottom w:w="0" w:type="dxa"/>
-          </w:tblCellMar>
-        </w:tblPrEx>
         <w:tc>
           <w:tcPr>
             <w:tcW w:w="1800" w:type="dxa"/>
@@ -13119,12 +12502,6 @@
         </w:tc>
       </w:tr>
       <w:tr>
-        <w:tblPrEx>
-          <w:tblCellMar>
-            <w:top w:w="0" w:type="dxa"/>
-            <w:bottom w:w="0" w:type="dxa"/>
-          </w:tblCellMar>
-        </w:tblPrEx>
         <w:tc>
           <w:tcPr>
             <w:tcW w:w="1800" w:type="dxa"/>
@@ -13190,12 +12567,6 @@
         </w:tc>
       </w:tr>
       <w:tr>
-        <w:tblPrEx>
-          <w:tblCellMar>
-            <w:top w:w="0" w:type="dxa"/>
-            <w:bottom w:w="0" w:type="dxa"/>
-          </w:tblCellMar>
-        </w:tblPrEx>
         <w:tc>
           <w:tcPr>
             <w:tcW w:w="1800" w:type="dxa"/>
@@ -13336,14 +12707,7 @@
           <w:sz w:val="24"/>
           <w:szCs w:val="24"/>
         </w:rPr>
-        <w:t>) impose un ordre total unique. Injectif : deux tables de transitions différentes do</w:t>
-      </w:r>
-      <w:r>
-        <w:rPr>
-          <w:sz w:val="24"/>
-          <w:szCs w:val="24"/>
-        </w:rPr>
-        <w:t xml:space="preserve">nnent deux dictionnaires différents, donc deux chaînes JSON différentes une fois triées. Décodable : </w:t>
+        <w:t xml:space="preserve">) impose un ordre total unique. Injectif : deux tables de transitions différentes donnent deux dictionnaires différents, donc deux chaînes JSON différentes une fois triées. Décodable : </w:t>
       </w:r>
       <w:proofErr w:type="spellStart"/>
       <w:proofErr w:type="gramStart"/>
@@ -13446,14 +12810,7 @@
           <w:sz w:val="24"/>
           <w:szCs w:val="24"/>
         </w:rPr>
-        <w:t>) que M aurait utilisé si on l'avai</w:t>
-      </w:r>
-      <w:r>
-        <w:rPr>
-          <w:sz w:val="24"/>
-          <w:szCs w:val="24"/>
-        </w:rPr>
-        <w:t xml:space="preserve">t appelée directement — la correction U(⟨M⟩##w) = M(w) découle directement de </w:t>
+        <w:t xml:space="preserve">) que M aurait utilisé si on l'avait appelée directement — la correction U(⟨M⟩##w) = M(w) découle directement de </w:t>
       </w:r>
       <w:proofErr w:type="spellStart"/>
       <w:r>
@@ -13561,14 +12918,7 @@
           <w:sz w:val="24"/>
           <w:szCs w:val="24"/>
         </w:rPr>
-        <w:t xml:space="preserve"> coûte O(t·|⟨M⟩|), le facteur |⟨M⟩| provenant de la recherche de la règle dans la table encodée à chaque pas. Multi-ruban → mono-ruban : surcoût au plus quadratique en le nombre de pas dans le cas général ; Hennie &amp; Stearns </w:t>
-      </w:r>
-      <w:r>
-        <w:rPr>
-          <w:sz w:val="24"/>
-          <w:szCs w:val="24"/>
-        </w:rPr>
-        <w:t xml:space="preserve">(1966), « </w:t>
+        <w:t xml:space="preserve"> coûte O(t·|⟨M⟩|), le facteur |⟨M⟩| provenant de la recherche de la règle dans la table encodée à chaque pas. Multi-ruban → mono-ruban : surcoût au plus quadratique en le nombre de pas dans le cas général ; Hennie &amp; Stearns (1966), « </w:t>
       </w:r>
       <w:proofErr w:type="spellStart"/>
       <w:r>
@@ -13616,14 +12966,7 @@
           <w:sz w:val="24"/>
           <w:szCs w:val="24"/>
         </w:rPr>
-        <w:t>533–546, montrent qu'un ralentissement seulement logarithmique suffit pour simuler une machine multi-ruban par une machine à deux rubans — borne plus fine que le passage quadratique</w:t>
-      </w:r>
-      <w:r>
-        <w:rPr>
-          <w:sz w:val="24"/>
-          <w:szCs w:val="24"/>
-        </w:rPr>
-        <w:t xml:space="preserve"> brut au mono-ruban.</w:t>
+        <w:t>533–546, montrent qu'un ralentissement seulement logarithmique suffit pour simuler une machine multi-ruban par une machine à deux rubans — borne plus fine que le passage quadratique brut au mono-ruban.</w:t>
       </w:r>
     </w:p>
     <w:p>
@@ -13660,21 +13003,7 @@
           <w:sz w:val="24"/>
           <w:szCs w:val="24"/>
         </w:rPr>
-        <w:t>Réduction depuis HALT : si un algorithme A décidait toujours si U s'arrête sur ⟨M⟩##w, alors, comme U simule fidèlement M, A déciderait aussi si M s'arrête sur w — ce qui résoudrait HALT, indécidable (Turing, 1936</w:t>
-      </w:r>
-      <w:r>
-        <w:rPr>
-          <w:sz w:val="24"/>
-          <w:szCs w:val="24"/>
-        </w:rPr>
-        <w:t>). Contradiction, donc l'arrêt de U est lui-même indécidable. « Universel ≠ omniscient » : U peut exécuter n'importe quel programme, mais cela ne lui donne aucun pouvoir de prédire à l'avance s'il va terminer — l'universalité (tout simuler) et la décidabil</w:t>
-      </w:r>
-      <w:r>
-        <w:rPr>
-          <w:sz w:val="24"/>
-          <w:szCs w:val="24"/>
-        </w:rPr>
-        <w:t>ité (tout prédire) sont deux notions distinctes, et on perd la seconde en gagnant la première.</w:t>
+        <w:t>Réduction depuis HALT : si un algorithme A décidait toujours si U s'arrête sur ⟨M⟩##w, alors, comme U simule fidèlement M, A déciderait aussi si M s'arrête sur w — ce qui résoudrait HALT, indécidable (Turing, 1936). Contradiction, donc l'arrêt de U est lui-même indécidable. « Universel ≠ omniscient » : U peut exécuter n'importe quel programme, mais cela ne lui donne aucun pouvoir de prédire à l'avance s'il va terminer — l'universalité (tout simuler) et la décidabilité (tout prédire) sont deux notions distinctes, et on perd la seconde en gagnant la première.</w:t>
       </w:r>
     </w:p>
     <w:p>
@@ -13862,15 +13191,7 @@
           <w:sz w:val="24"/>
           <w:szCs w:val="24"/>
         </w:rPr>
-        <w:t xml:space="preserve">        normal</w:t>
-      </w:r>
-      <w:r>
-        <w:rPr>
-          <w:rFonts w:ascii="Consolas" w:eastAsia="Consolas" w:hAnsi="Consolas" w:cs="Consolas"/>
-          <w:sz w:val="24"/>
-          <w:szCs w:val="24"/>
-        </w:rPr>
-        <w:t xml:space="preserve">isé(FST) : </w:t>
+        <w:t xml:space="preserve">        normalisé(FST) : </w:t>
       </w:r>
       <w:proofErr w:type="spellStart"/>
       <w:r>
@@ -14063,14 +13384,7 @@
           <w:sz w:val="24"/>
           <w:szCs w:val="24"/>
         </w:rPr>
-        <w:t xml:space="preserve">Avec les suffixes témoins </w:t>
-      </w:r>
-      <w:r>
-        <w:rPr>
-          <w:sz w:val="24"/>
-          <w:szCs w:val="24"/>
-        </w:rPr>
-        <w:t xml:space="preserve">S = {ε, r, or}, via </w:t>
+        <w:t xml:space="preserve">Avec les suffixes témoins S = {ε, r, or}, via </w:t>
       </w:r>
       <w:proofErr w:type="spellStart"/>
       <w:r>
@@ -14237,14 +13551,7 @@
           <w:sz w:val="24"/>
           <w:szCs w:val="24"/>
         </w:rPr>
-        <w:t>Exactement 3 classes, en correspondance di</w:t>
-      </w:r>
-      <w:r>
-        <w:rPr>
-          <w:sz w:val="24"/>
-          <w:szCs w:val="24"/>
-        </w:rPr>
-        <w:t>recte avec les 3 états {</w:t>
+        <w:t>Exactement 3 classes, en correspondance directe avec les 3 états {</w:t>
       </w:r>
       <w:proofErr w:type="gramStart"/>
       <w:r>
@@ -14434,22 +13741,29 @@
           <w:sz w:val="24"/>
           <w:szCs w:val="24"/>
         </w:rPr>
-        <w:t>pyte</w:t>
-      </w:r>
-      <w:r>
-        <w:rPr>
-          <w:sz w:val="24"/>
-          <w:szCs w:val="24"/>
-        </w:rPr>
-        <w:t>st</w:t>
-      </w:r>
-      <w:proofErr w:type="spellEnd"/>
-      <w:r>
-        <w:rPr>
-          <w:sz w:val="24"/>
-          <w:szCs w:val="24"/>
-        </w:rPr>
-        <w:t>. Quatre bugs réels ont été trouvés et corrigés — deux d'entre eux n'étaient PAS détectés par la suite de tests fournie, ce qui illustre l'écart entre « les tests passent » et « le code est correct », un p</w:t>
+        <w:t>pytest</w:t>
+      </w:r>
+      <w:proofErr w:type="spellEnd"/>
+      <w:r>
+        <w:rPr>
+          <w:sz w:val="24"/>
+          <w:szCs w:val="24"/>
+        </w:rPr>
+        <w:t>. Quatre bugs réels ont été trouvés</w:t>
+      </w:r>
+      <w:r>
+        <w:rPr>
+          <w:sz w:val="24"/>
+          <w:szCs w:val="24"/>
+        </w:rPr>
+        <w:t xml:space="preserve"> ; </w:t>
+      </w:r>
+      <w:r>
+        <w:rPr>
+          <w:sz w:val="24"/>
+          <w:szCs w:val="24"/>
+        </w:rPr>
+        <w:t>deux d'entre eux n'étaient PAS détectés par la suite de tests fournie, ce qui illustre l'écart entre « les tests passent » et « le code est correct », un p</w:t>
       </w:r>
       <w:r>
         <w:rPr>
@@ -14491,8 +13805,9 @@
           <w:sz w:val="24"/>
           <w:szCs w:val="24"/>
         </w:rPr>
-        <w:t>DFA.min</w:t>
-      </w:r>
+        <w:t>DFA.minimize</w:t>
+      </w:r>
+      <w:proofErr w:type="spellEnd"/>
       <w:r>
         <w:rPr>
           <w:b/>
@@ -14500,9 +13815,9 @@
           <w:sz w:val="24"/>
           <w:szCs w:val="24"/>
         </w:rPr>
-        <w:t>imize</w:t>
-      </w:r>
-      <w:proofErr w:type="spellEnd"/>
+        <w:t xml:space="preserve">() supprimait les boucles internes (non détecté par </w:t>
+      </w:r>
+      <w:proofErr w:type="spellStart"/>
       <w:r>
         <w:rPr>
           <w:b/>
@@ -14510,9 +13825,9 @@
           <w:sz w:val="24"/>
           <w:szCs w:val="24"/>
         </w:rPr>
-        <w:t xml:space="preserve">() supprimait les boucles internes (non détecté par </w:t>
-      </w:r>
-      <w:proofErr w:type="spellStart"/>
+        <w:t>pytest</w:t>
+      </w:r>
+      <w:proofErr w:type="spellEnd"/>
       <w:r>
         <w:rPr>
           <w:b/>
@@ -14520,9 +13835,177 @@
           <w:sz w:val="24"/>
           <w:szCs w:val="24"/>
         </w:rPr>
-        <w:t>pytest</w:t>
-      </w:r>
-      <w:proofErr w:type="spellEnd"/>
+        <w:t>)</w:t>
+      </w:r>
+    </w:p>
+    <w:p>
+      <w:pPr>
+        <w:spacing w:after="120"/>
+        <w:rPr>
+          <w:sz w:val="24"/>
+          <w:szCs w:val="24"/>
+        </w:rPr>
+      </w:pPr>
+      <w:r>
+        <w:rPr>
+          <w:sz w:val="24"/>
+          <w:szCs w:val="24"/>
+        </w:rPr>
+        <w:t>La version initiale ne conservait une transition (</w:t>
+      </w:r>
+      <w:proofErr w:type="spellStart"/>
+      <w:r>
+        <w:rPr>
+          <w:sz w:val="24"/>
+          <w:szCs w:val="24"/>
+        </w:rPr>
+        <w:t>part_map</w:t>
+      </w:r>
+      <w:proofErr w:type="spellEnd"/>
+      <w:r>
+        <w:rPr>
+          <w:sz w:val="24"/>
+          <w:szCs w:val="24"/>
+        </w:rPr>
+        <w:t xml:space="preserve">[s], a) → </w:t>
+      </w:r>
+      <w:proofErr w:type="spellStart"/>
+      <w:r>
+        <w:rPr>
+          <w:sz w:val="24"/>
+          <w:szCs w:val="24"/>
+        </w:rPr>
+        <w:t>part_map</w:t>
+      </w:r>
+      <w:proofErr w:type="spellEnd"/>
+      <w:r>
+        <w:rPr>
+          <w:sz w:val="24"/>
+          <w:szCs w:val="24"/>
+        </w:rPr>
+        <w:t xml:space="preserve">[t] que lorsque </w:t>
+      </w:r>
+      <w:proofErr w:type="spellStart"/>
+      <w:r>
+        <w:rPr>
+          <w:sz w:val="24"/>
+          <w:szCs w:val="24"/>
+        </w:rPr>
+        <w:t>part_map</w:t>
+      </w:r>
+      <w:proofErr w:type="spellEnd"/>
+      <w:r>
+        <w:rPr>
+          <w:sz w:val="24"/>
+          <w:szCs w:val="24"/>
+        </w:rPr>
+        <w:t xml:space="preserve">[s] ≠ </w:t>
+      </w:r>
+      <w:proofErr w:type="spellStart"/>
+      <w:r>
+        <w:rPr>
+          <w:sz w:val="24"/>
+          <w:szCs w:val="24"/>
+        </w:rPr>
+        <w:t>part_map</w:t>
+      </w:r>
+      <w:proofErr w:type="spellEnd"/>
+      <w:r>
+        <w:rPr>
+          <w:sz w:val="24"/>
+          <w:szCs w:val="24"/>
+        </w:rPr>
+        <w:t xml:space="preserve">[t], c'est-à-dire qu'elle supprimait purement et simplement toute transition qui reste à l'intérieur d'un même bloc après minimisation. Conséquence concrète : l'AFD minimisé de </w:t>
+      </w:r>
+      <w:proofErr w:type="spellStart"/>
+      <w:r>
+        <w:rPr>
+          <w:sz w:val="24"/>
+          <w:szCs w:val="24"/>
+        </w:rPr>
+        <w:t>detector_</w:t>
+      </w:r>
+      <w:proofErr w:type="gramStart"/>
+      <w:r>
+        <w:rPr>
+          <w:sz w:val="24"/>
+          <w:szCs w:val="24"/>
+        </w:rPr>
+        <w:t>dfa</w:t>
+      </w:r>
+      <w:proofErr w:type="spellEnd"/>
+      <w:r>
+        <w:rPr>
+          <w:sz w:val="24"/>
+          <w:szCs w:val="24"/>
+        </w:rPr>
+        <w:t>(</w:t>
+      </w:r>
+      <w:proofErr w:type="gramEnd"/>
+      <w:r>
+        <w:rPr>
+          <w:sz w:val="24"/>
+          <w:szCs w:val="24"/>
+        </w:rPr>
+        <w:t>) perdait ses boucles (A→A sur 'a', C→C partout, etc.) et rejetait alors des mots pourtant acceptés par l'AFD d'origine (</w:t>
+      </w:r>
+      <w:proofErr w:type="spellStart"/>
+      <w:r>
+        <w:rPr>
+          <w:sz w:val="24"/>
+          <w:szCs w:val="24"/>
+        </w:rPr>
+        <w:t>aor</w:t>
+      </w:r>
+      <w:proofErr w:type="spellEnd"/>
+      <w:r>
+        <w:rPr>
+          <w:sz w:val="24"/>
+          <w:szCs w:val="24"/>
+        </w:rPr>
+        <w:t xml:space="preserve">, </w:t>
+      </w:r>
+      <w:proofErr w:type="spellStart"/>
+      <w:r>
+        <w:rPr>
+          <w:sz w:val="24"/>
+          <w:szCs w:val="24"/>
+        </w:rPr>
+        <w:t>aaor</w:t>
+      </w:r>
+      <w:proofErr w:type="spellEnd"/>
+      <w:r>
+        <w:rPr>
+          <w:sz w:val="24"/>
+          <w:szCs w:val="24"/>
+        </w:rPr>
+        <w:t xml:space="preserve">...). Le test officiel test_minimisation_3_etats ne vérifie que le NOMBRE d'états (== 3), pas le comportement d'acceptation — le bug passait donc inaperçu. Corrigé en reconstruisant systématiquement </w:t>
+      </w:r>
+      <w:proofErr w:type="spellStart"/>
+      <w:r>
+        <w:rPr>
+          <w:sz w:val="24"/>
+          <w:szCs w:val="24"/>
+        </w:rPr>
+        <w:t>new_trans</w:t>
+      </w:r>
+      <w:proofErr w:type="spellEnd"/>
+      <w:r>
+        <w:rPr>
+          <w:sz w:val="24"/>
+          <w:szCs w:val="24"/>
+        </w:rPr>
+        <w:t xml:space="preserve"> pour CHAQUE état atteignable et CHAQUE lettre de l'alphabet, boucles internes incluses. Revérifié sur 20 automates aléatoires x 30 mots (0 échec) et sur un cas avec états non atteignables.</w:t>
+      </w:r>
+    </w:p>
+    <w:p>
+      <w:pPr>
+        <w:spacing w:before="160" w:after="80"/>
+        <w:rPr>
+          <w:sz w:val="24"/>
+          <w:szCs w:val="24"/>
+        </w:rPr>
+      </w:pPr>
       <w:r>
         <w:rPr>
           <w:b/>
@@ -14530,7 +14013,27 @@
           <w:sz w:val="24"/>
           <w:szCs w:val="24"/>
         </w:rPr>
-        <w:t>)</w:t>
+        <w:t xml:space="preserve">Bug 2 — </w:t>
+      </w:r>
+      <w:proofErr w:type="spellStart"/>
+      <w:r>
+        <w:rPr>
+          <w:b/>
+          <w:bCs/>
+          <w:sz w:val="24"/>
+          <w:szCs w:val="24"/>
+        </w:rPr>
+        <w:t>CFG.generate</w:t>
+      </w:r>
+      <w:proofErr w:type="spellEnd"/>
+      <w:r>
+        <w:rPr>
+          <w:b/>
+          <w:bCs/>
+          <w:sz w:val="24"/>
+          <w:szCs w:val="24"/>
+        </w:rPr>
+        <w:t>() : borne insuffisante puis lenteur exponentielle</w:t>
       </w:r>
     </w:p>
     <w:p>
@@ -14546,172 +14049,183 @@
           <w:sz w:val="24"/>
           <w:szCs w:val="24"/>
         </w:rPr>
-        <w:t>La version initiale ne conservait une transition (</w:t>
-      </w:r>
-      <w:proofErr w:type="spellStart"/>
-      <w:r>
-        <w:rPr>
-          <w:sz w:val="24"/>
-          <w:szCs w:val="24"/>
-        </w:rPr>
-        <w:t>part_map</w:t>
-      </w:r>
-      <w:proofErr w:type="spellEnd"/>
-      <w:r>
-        <w:rPr>
-          <w:sz w:val="24"/>
-          <w:szCs w:val="24"/>
-        </w:rPr>
-        <w:t xml:space="preserve">[s], a) → </w:t>
-      </w:r>
-      <w:proofErr w:type="spellStart"/>
-      <w:r>
-        <w:rPr>
-          <w:sz w:val="24"/>
-          <w:szCs w:val="24"/>
-        </w:rPr>
-        <w:t>part_map</w:t>
-      </w:r>
-      <w:proofErr w:type="spellEnd"/>
-      <w:r>
-        <w:rPr>
-          <w:sz w:val="24"/>
-          <w:szCs w:val="24"/>
-        </w:rPr>
-        <w:t xml:space="preserve">[t] que lorsque </w:t>
-      </w:r>
-      <w:proofErr w:type="spellStart"/>
-      <w:r>
-        <w:rPr>
-          <w:sz w:val="24"/>
-          <w:szCs w:val="24"/>
-        </w:rPr>
-        <w:t>part_map</w:t>
-      </w:r>
-      <w:proofErr w:type="spellEnd"/>
-      <w:r>
-        <w:rPr>
-          <w:sz w:val="24"/>
-          <w:szCs w:val="24"/>
-        </w:rPr>
-        <w:t xml:space="preserve">[s] ≠ </w:t>
-      </w:r>
-      <w:proofErr w:type="spellStart"/>
-      <w:r>
-        <w:rPr>
-          <w:sz w:val="24"/>
-          <w:szCs w:val="24"/>
-        </w:rPr>
-        <w:t>part_map</w:t>
-      </w:r>
-      <w:proofErr w:type="spellEnd"/>
-      <w:r>
-        <w:rPr>
-          <w:sz w:val="24"/>
-          <w:szCs w:val="24"/>
-        </w:rPr>
-        <w:t xml:space="preserve">[t], c'est-à-dire qu'elle supprimait purement et simplement toute transition </w:t>
-      </w:r>
-      <w:r>
-        <w:rPr>
-          <w:sz w:val="24"/>
-          <w:szCs w:val="24"/>
-        </w:rPr>
-        <w:t xml:space="preserve">qui reste à l'intérieur d'un même bloc après minimisation. Conséquence concrète : l'AFD minimisé de </w:t>
-      </w:r>
-      <w:proofErr w:type="spellStart"/>
-      <w:r>
-        <w:rPr>
-          <w:sz w:val="24"/>
-          <w:szCs w:val="24"/>
-        </w:rPr>
-        <w:t>detector_</w:t>
-      </w:r>
-      <w:proofErr w:type="gramStart"/>
-      <w:r>
-        <w:rPr>
-          <w:sz w:val="24"/>
-          <w:szCs w:val="24"/>
-        </w:rPr>
-        <w:t>dfa</w:t>
-      </w:r>
-      <w:proofErr w:type="spellEnd"/>
-      <w:r>
-        <w:rPr>
-          <w:sz w:val="24"/>
-          <w:szCs w:val="24"/>
-        </w:rPr>
-        <w:t>(</w:t>
-      </w:r>
-      <w:proofErr w:type="gramEnd"/>
-      <w:r>
-        <w:rPr>
-          <w:sz w:val="24"/>
-          <w:szCs w:val="24"/>
-        </w:rPr>
-        <w:t>) perdait ses boucles (A→A sur 'a', C→C partout, etc.) et rejetait alors des mots pourtant acceptés par l'AFD d'origine (</w:t>
-      </w:r>
-      <w:proofErr w:type="spellStart"/>
-      <w:r>
-        <w:rPr>
-          <w:sz w:val="24"/>
-          <w:szCs w:val="24"/>
-        </w:rPr>
-        <w:t>aor</w:t>
-      </w:r>
-      <w:proofErr w:type="spellEnd"/>
-      <w:r>
-        <w:rPr>
-          <w:sz w:val="24"/>
-          <w:szCs w:val="24"/>
-        </w:rPr>
-        <w:t xml:space="preserve">, </w:t>
-      </w:r>
-      <w:proofErr w:type="spellStart"/>
-      <w:r>
-        <w:rPr>
-          <w:sz w:val="24"/>
-          <w:szCs w:val="24"/>
-        </w:rPr>
-        <w:t>aaor</w:t>
-      </w:r>
-      <w:proofErr w:type="spellEnd"/>
-      <w:r>
-        <w:rPr>
-          <w:sz w:val="24"/>
-          <w:szCs w:val="24"/>
-        </w:rPr>
-        <w:t>...). Le test</w:t>
-      </w:r>
-      <w:r>
-        <w:rPr>
-          <w:sz w:val="24"/>
-          <w:szCs w:val="24"/>
-        </w:rPr>
-        <w:t xml:space="preserve"> officiel test_minimisation_3_etats ne vérifie que le NOMBRE d'états (== 3), pas le comportement d'acceptation — le bug passait donc inaperçu. Corrigé en reconstruisant systématiquement </w:t>
-      </w:r>
-      <w:proofErr w:type="spellStart"/>
-      <w:r>
-        <w:rPr>
-          <w:sz w:val="24"/>
-          <w:szCs w:val="24"/>
-        </w:rPr>
-        <w:t>new_trans</w:t>
-      </w:r>
-      <w:proofErr w:type="spellEnd"/>
-      <w:r>
-        <w:rPr>
-          <w:sz w:val="24"/>
-          <w:szCs w:val="24"/>
-        </w:rPr>
-        <w:t xml:space="preserve"> pour CHAQUE état atteignable et CHAQUE lettre de l'alphabet,</w:t>
-      </w:r>
-      <w:r>
-        <w:rPr>
-          <w:sz w:val="24"/>
-          <w:szCs w:val="24"/>
-        </w:rPr>
-        <w:t xml:space="preserve"> boucles internes incluses. Revérifié sur 20 automates aléatoires x 30 mots (0 échec) et sur un cas avec états non atteignables.</w:t>
+        <w:t>Une première version bornait le nombre de non-terminaux en attente à 100 (</w:t>
+      </w:r>
+      <w:proofErr w:type="spellStart"/>
+      <w:r>
+        <w:rPr>
+          <w:sz w:val="24"/>
+          <w:szCs w:val="24"/>
+        </w:rPr>
+        <w:t>max_nonterms</w:t>
+      </w:r>
+      <w:proofErr w:type="spellEnd"/>
+      <w:r>
+        <w:rPr>
+          <w:sz w:val="24"/>
+          <w:szCs w:val="24"/>
+        </w:rPr>
+        <w:t xml:space="preserve"> = 100), beaucoup trop permissif : combiné à la règle S → S </w:t>
+      </w:r>
+      <w:proofErr w:type="spellStart"/>
+      <w:r>
+        <w:rPr>
+          <w:sz w:val="24"/>
+          <w:szCs w:val="24"/>
+        </w:rPr>
+        <w:t>S</w:t>
+      </w:r>
+      <w:proofErr w:type="spellEnd"/>
+      <w:r>
+        <w:rPr>
+          <w:sz w:val="24"/>
+          <w:szCs w:val="24"/>
+        </w:rPr>
+        <w:t xml:space="preserve">, cela fait exploser le nombre de formes </w:t>
+      </w:r>
+      <w:proofErr w:type="spellStart"/>
+      <w:r>
+        <w:rPr>
+          <w:sz w:val="24"/>
+          <w:szCs w:val="24"/>
+        </w:rPr>
+        <w:t>sententielles</w:t>
+      </w:r>
+      <w:proofErr w:type="spellEnd"/>
+      <w:r>
+        <w:rPr>
+          <w:sz w:val="24"/>
+          <w:szCs w:val="24"/>
+        </w:rPr>
+        <w:t xml:space="preserve"> explorées avant filtrage — </w:t>
+      </w:r>
+      <w:proofErr w:type="spellStart"/>
+      <w:r>
+        <w:rPr>
+          <w:sz w:val="24"/>
+          <w:szCs w:val="24"/>
+        </w:rPr>
+        <w:t>test_cfg_engendre_des_mots_equilibres</w:t>
+      </w:r>
+      <w:proofErr w:type="spellEnd"/>
+      <w:r>
+        <w:rPr>
+          <w:sz w:val="24"/>
+          <w:szCs w:val="24"/>
+        </w:rPr>
+        <w:t xml:space="preserve"> restait bloqué indéfiniment (minutes, sans jamais terminer). Une deuxième version (borne 2·max_len+2) termine mais reste lente au-delà de </w:t>
+      </w:r>
+      <w:proofErr w:type="spellStart"/>
+      <w:r>
+        <w:rPr>
+          <w:sz w:val="24"/>
+          <w:szCs w:val="24"/>
+        </w:rPr>
+        <w:t>max_len</w:t>
+      </w:r>
+      <w:proofErr w:type="spellEnd"/>
+      <w:r>
+        <w:rPr>
+          <w:sz w:val="24"/>
+          <w:szCs w:val="24"/>
+        </w:rPr>
+        <w:t xml:space="preserve">=5 (2,7 s pour </w:t>
+      </w:r>
+      <w:proofErr w:type="spellStart"/>
+      <w:r>
+        <w:rPr>
+          <w:sz w:val="24"/>
+          <w:szCs w:val="24"/>
+        </w:rPr>
+        <w:t>max_len</w:t>
+      </w:r>
+      <w:proofErr w:type="spellEnd"/>
+      <w:r>
+        <w:rPr>
+          <w:sz w:val="24"/>
+          <w:szCs w:val="24"/>
+        </w:rPr>
+        <w:t xml:space="preserve">=5, non terminé en 10 s pour </w:t>
+      </w:r>
+      <w:proofErr w:type="spellStart"/>
+      <w:r>
+        <w:rPr>
+          <w:sz w:val="24"/>
+          <w:szCs w:val="24"/>
+        </w:rPr>
+        <w:t>max_len</w:t>
+      </w:r>
+      <w:proofErr w:type="spellEnd"/>
+      <w:r>
+        <w:rPr>
+          <w:sz w:val="24"/>
+          <w:szCs w:val="24"/>
+        </w:rPr>
+        <w:t xml:space="preserve">=6), car explorer des formes </w:t>
+      </w:r>
+      <w:proofErr w:type="spellStart"/>
+      <w:r>
+        <w:rPr>
+          <w:sz w:val="24"/>
+          <w:szCs w:val="24"/>
+        </w:rPr>
+        <w:t>sententielles</w:t>
+      </w:r>
+      <w:proofErr w:type="spellEnd"/>
+      <w:r>
+        <w:rPr>
+          <w:sz w:val="24"/>
+          <w:szCs w:val="24"/>
+        </w:rPr>
+        <w:t xml:space="preserve"> intermédiaires reste intrinsèquement combinatoire. Solution finale : abandon de l'exploration par formes </w:t>
+      </w:r>
+      <w:proofErr w:type="spellStart"/>
+      <w:r>
+        <w:rPr>
+          <w:sz w:val="24"/>
+          <w:szCs w:val="24"/>
+        </w:rPr>
+        <w:t>sententielles</w:t>
+      </w:r>
+      <w:proofErr w:type="spellEnd"/>
+      <w:r>
+        <w:rPr>
+          <w:sz w:val="24"/>
+          <w:szCs w:val="24"/>
+        </w:rPr>
+        <w:t xml:space="preserve"> au profit d'un calcul ascendant par longueur (dans l'esprit de l'algorithme CYK) — pour chaque longueur k croissante, on calcule directement l'ensemble des MOTS CONCRETS de longueur k dérivables de chaque non-terminal, en combinant des résultats déjà connus pour des longueurs plus courtes. Résultat : </w:t>
+      </w:r>
+      <w:proofErr w:type="spellStart"/>
+      <w:r>
+        <w:rPr>
+          <w:sz w:val="24"/>
+          <w:szCs w:val="24"/>
+        </w:rPr>
+        <w:t>max_len</w:t>
+      </w:r>
+      <w:proofErr w:type="spellEnd"/>
+      <w:r>
+        <w:rPr>
+          <w:sz w:val="24"/>
+          <w:szCs w:val="24"/>
+        </w:rPr>
+        <w:t xml:space="preserve">=6 passe de "timeout &gt; 10 s" à 0,012 s, </w:t>
+      </w:r>
+      <w:proofErr w:type="spellStart"/>
+      <w:r>
+        <w:rPr>
+          <w:sz w:val="24"/>
+          <w:szCs w:val="24"/>
+        </w:rPr>
+        <w:t>max_len</w:t>
+      </w:r>
+      <w:proofErr w:type="spellEnd"/>
+      <w:r>
+        <w:rPr>
+          <w:sz w:val="24"/>
+          <w:szCs w:val="24"/>
+        </w:rPr>
+        <w:t>=8 (129 281 mots) en 0,57 s.</w:t>
       </w:r>
     </w:p>
     <w:p>
@@ -14729,9 +14243,177 @@
           <w:sz w:val="24"/>
           <w:szCs w:val="24"/>
         </w:rPr>
-        <w:t xml:space="preserve">Bug 2 — </w:t>
-      </w:r>
-      <w:proofErr w:type="spellStart"/>
+        <w:t>Bug 3 — SUB (machine de Turing) : bouclait / renvoyait un résultat faux quand m &gt; n</w:t>
+      </w:r>
+    </w:p>
+    <w:p>
+      <w:pPr>
+        <w:spacing w:after="120"/>
+        <w:rPr>
+          <w:sz w:val="24"/>
+          <w:szCs w:val="24"/>
+        </w:rPr>
+      </w:pPr>
+      <w:r>
+        <w:rPr>
+          <w:sz w:val="24"/>
+          <w:szCs w:val="24"/>
+        </w:rPr>
+        <w:t xml:space="preserve">La version initiale gérait correctement n ≥ m, mais son état de recherche du 1 à effacer dans n (en cas d'épuisement) ne prévoyait pas de condition d'arrêt sur le bord gauche du ruban : appelée directement avec m &gt; n (contournant le garde-fou de </w:t>
+      </w:r>
+      <w:proofErr w:type="spellStart"/>
+      <w:r>
+        <w:rPr>
+          <w:sz w:val="24"/>
+          <w:szCs w:val="24"/>
+        </w:rPr>
+        <w:t>Calculatrice.soustraction</w:t>
+      </w:r>
+      <w:proofErr w:type="spellEnd"/>
+      <w:r>
+        <w:rPr>
+          <w:sz w:val="24"/>
+          <w:szCs w:val="24"/>
+        </w:rPr>
+        <w:t xml:space="preserve">, qui court-circuite ce cas avant d'atteindre la machine), </w:t>
+      </w:r>
+      <w:proofErr w:type="spellStart"/>
+      <w:r>
+        <w:rPr>
+          <w:sz w:val="24"/>
+          <w:szCs w:val="24"/>
+        </w:rPr>
+        <w:t>SUB.run</w:t>
+      </w:r>
+      <w:proofErr w:type="spellEnd"/>
+      <w:r>
+        <w:rPr>
+          <w:sz w:val="24"/>
+          <w:szCs w:val="24"/>
+        </w:rPr>
+        <w:t xml:space="preserve"> consommait tout le budget </w:t>
+      </w:r>
+      <w:proofErr w:type="spellStart"/>
+      <w:r>
+        <w:rPr>
+          <w:sz w:val="24"/>
+          <w:szCs w:val="24"/>
+        </w:rPr>
+        <w:t>max_steps</w:t>
+      </w:r>
+      <w:proofErr w:type="spellEnd"/>
+      <w:r>
+        <w:rPr>
+          <w:sz w:val="24"/>
+          <w:szCs w:val="24"/>
+        </w:rPr>
+        <w:t xml:space="preserve"> et renvoyait un ruban incohérent (ex. '-XXX' au lieu du résultat attendu, une chaîne vide). Remplacée par une machine à marqueurs X (huit états : q0, q1, q2, q3, </w:t>
+      </w:r>
+      <w:proofErr w:type="spellStart"/>
+      <w:r>
+        <w:rPr>
+          <w:sz w:val="24"/>
+          <w:szCs w:val="24"/>
+        </w:rPr>
+        <w:t>q_zero</w:t>
+      </w:r>
+      <w:proofErr w:type="spellEnd"/>
+      <w:r>
+        <w:rPr>
+          <w:sz w:val="24"/>
+          <w:szCs w:val="24"/>
+        </w:rPr>
+        <w:t xml:space="preserve">, </w:t>
+      </w:r>
+      <w:proofErr w:type="spellStart"/>
+      <w:r>
+        <w:rPr>
+          <w:sz w:val="24"/>
+          <w:szCs w:val="24"/>
+        </w:rPr>
+        <w:t>q_clean_n</w:t>
+      </w:r>
+      <w:proofErr w:type="spellEnd"/>
+      <w:r>
+        <w:rPr>
+          <w:sz w:val="24"/>
+          <w:szCs w:val="24"/>
+        </w:rPr>
+        <w:t xml:space="preserve">, </w:t>
+      </w:r>
+      <w:proofErr w:type="spellStart"/>
+      <w:r>
+        <w:rPr>
+          <w:sz w:val="24"/>
+          <w:szCs w:val="24"/>
+        </w:rPr>
+        <w:t>q_recross</w:t>
+      </w:r>
+      <w:proofErr w:type="spellEnd"/>
+      <w:r>
+        <w:rPr>
+          <w:sz w:val="24"/>
+          <w:szCs w:val="24"/>
+        </w:rPr>
+        <w:t xml:space="preserve">, </w:t>
+      </w:r>
+      <w:proofErr w:type="spellStart"/>
+      <w:r>
+        <w:rPr>
+          <w:sz w:val="24"/>
+          <w:szCs w:val="24"/>
+        </w:rPr>
+        <w:t>q_clean_m</w:t>
+      </w:r>
+      <w:proofErr w:type="spellEnd"/>
+      <w:r>
+        <w:rPr>
+          <w:sz w:val="24"/>
+          <w:szCs w:val="24"/>
+        </w:rPr>
+        <w:t xml:space="preserve">, </w:t>
+      </w:r>
+      <w:proofErr w:type="spellStart"/>
+      <w:r>
+        <w:rPr>
+          <w:sz w:val="24"/>
+          <w:szCs w:val="24"/>
+        </w:rPr>
+        <w:t>qf</w:t>
+      </w:r>
+      <w:proofErr w:type="spellEnd"/>
+      <w:r>
+        <w:rPr>
+          <w:sz w:val="24"/>
+          <w:szCs w:val="24"/>
+        </w:rPr>
+        <w:t xml:space="preserve">) qui apparie un 1 de n avec un 1 de m à chaque itération et détecte explicitement l'épuisement de n comme de m, avec un état dédié </w:t>
+      </w:r>
+      <w:proofErr w:type="spellStart"/>
+      <w:r>
+        <w:rPr>
+          <w:sz w:val="24"/>
+          <w:szCs w:val="24"/>
+        </w:rPr>
+        <w:t>q_zero</w:t>
+      </w:r>
+      <w:proofErr w:type="spellEnd"/>
+      <w:r>
+        <w:rPr>
+          <w:sz w:val="24"/>
+          <w:szCs w:val="24"/>
+        </w:rPr>
+        <w:t xml:space="preserve"> pour forcer le résultat à 0. Revalidée sur 450 cas directs (n, m ∈ [0,14], m &gt; n inclus) : 0 échec.</w:t>
+      </w:r>
+    </w:p>
+    <w:p>
+      <w:pPr>
+        <w:spacing w:before="160" w:after="80"/>
+        <w:rPr>
+          <w:sz w:val="24"/>
+          <w:szCs w:val="24"/>
+        </w:rPr>
+      </w:pPr>
       <w:r>
         <w:rPr>
           <w:b/>
@@ -14739,9 +14421,9 @@
           <w:sz w:val="24"/>
           <w:szCs w:val="24"/>
         </w:rPr>
-        <w:t>CFG.generate</w:t>
-      </w:r>
-      <w:proofErr w:type="spellEnd"/>
+        <w:t xml:space="preserve">Bug 4 (mineur) — </w:t>
+      </w:r>
+      <w:proofErr w:type="spellStart"/>
       <w:r>
         <w:rPr>
           <w:b/>
@@ -14749,7 +14431,17 @@
           <w:sz w:val="24"/>
           <w:szCs w:val="24"/>
         </w:rPr>
-        <w:t>() : borne insuffisante puis lenteur exponentielle</w:t>
+        <w:t>CompactStore.intern</w:t>
+      </w:r>
+      <w:proofErr w:type="spellEnd"/>
+      <w:r>
+        <w:rPr>
+          <w:b/>
+          <w:bCs/>
+          <w:sz w:val="24"/>
+          <w:szCs w:val="24"/>
+        </w:rPr>
+        <w:t xml:space="preserve"> : la clé canonique doit inclure le label</w:t>
       </w:r>
     </w:p>
     <w:p>
@@ -14765,326 +14457,19 @@
           <w:sz w:val="24"/>
           <w:szCs w:val="24"/>
         </w:rPr>
-        <w:t xml:space="preserve">Une première version bornait le nombre de non-terminaux </w:t>
-      </w:r>
-      <w:r>
-        <w:rPr>
-          <w:sz w:val="24"/>
-          <w:szCs w:val="24"/>
-        </w:rPr>
-        <w:t>en attente à 100 (</w:t>
-      </w:r>
-      <w:proofErr w:type="spellStart"/>
-      <w:r>
-        <w:rPr>
-          <w:sz w:val="24"/>
-          <w:szCs w:val="24"/>
-        </w:rPr>
-        <w:t>max_nonterms</w:t>
-      </w:r>
-      <w:proofErr w:type="spellEnd"/>
-      <w:r>
-        <w:rPr>
-          <w:sz w:val="24"/>
-          <w:szCs w:val="24"/>
-        </w:rPr>
-        <w:t xml:space="preserve"> = 100), beaucoup trop permissif : combiné à la règle S → S </w:t>
-      </w:r>
-      <w:proofErr w:type="spellStart"/>
-      <w:r>
-        <w:rPr>
-          <w:sz w:val="24"/>
-          <w:szCs w:val="24"/>
-        </w:rPr>
-        <w:t>S</w:t>
-      </w:r>
-      <w:proofErr w:type="spellEnd"/>
-      <w:r>
-        <w:rPr>
-          <w:sz w:val="24"/>
-          <w:szCs w:val="24"/>
-        </w:rPr>
-        <w:t xml:space="preserve">, cela fait exploser le nombre de formes </w:t>
-      </w:r>
-      <w:proofErr w:type="spellStart"/>
-      <w:r>
-        <w:rPr>
-          <w:sz w:val="24"/>
-          <w:szCs w:val="24"/>
-        </w:rPr>
-        <w:t>sententielles</w:t>
-      </w:r>
-      <w:proofErr w:type="spellEnd"/>
-      <w:r>
-        <w:rPr>
-          <w:sz w:val="24"/>
-          <w:szCs w:val="24"/>
-        </w:rPr>
-        <w:t xml:space="preserve"> explorées avant filtrage — </w:t>
-      </w:r>
-      <w:proofErr w:type="spellStart"/>
-      <w:r>
-        <w:rPr>
-          <w:sz w:val="24"/>
-          <w:szCs w:val="24"/>
-        </w:rPr>
-        <w:t>test_cfg_engendre_des_mots_equilibres</w:t>
-      </w:r>
-      <w:proofErr w:type="spellEnd"/>
-      <w:r>
-        <w:rPr>
-          <w:sz w:val="24"/>
-          <w:szCs w:val="24"/>
-        </w:rPr>
-        <w:t xml:space="preserve"> restait bloqué indéfiniment (minutes, sans ja</w:t>
-      </w:r>
-      <w:r>
-        <w:rPr>
-          <w:sz w:val="24"/>
-          <w:szCs w:val="24"/>
-        </w:rPr>
-        <w:t xml:space="preserve">mais terminer). Une deuxième version (borne 2·max_len+2) termine mais reste lente au-delà de </w:t>
-      </w:r>
-      <w:proofErr w:type="spellStart"/>
-      <w:r>
-        <w:rPr>
-          <w:sz w:val="24"/>
-          <w:szCs w:val="24"/>
-        </w:rPr>
-        <w:t>max_len</w:t>
-      </w:r>
-      <w:proofErr w:type="spellEnd"/>
-      <w:r>
-        <w:rPr>
-          <w:sz w:val="24"/>
-          <w:szCs w:val="24"/>
-        </w:rPr>
-        <w:t xml:space="preserve">=5 (2,7 s pour </w:t>
-      </w:r>
-      <w:proofErr w:type="spellStart"/>
-      <w:r>
-        <w:rPr>
-          <w:sz w:val="24"/>
-          <w:szCs w:val="24"/>
-        </w:rPr>
-        <w:t>max_len</w:t>
-      </w:r>
-      <w:proofErr w:type="spellEnd"/>
-      <w:r>
-        <w:rPr>
-          <w:sz w:val="24"/>
-          <w:szCs w:val="24"/>
-        </w:rPr>
-        <w:t xml:space="preserve">=5, non terminé en 10 s pour </w:t>
-      </w:r>
-      <w:proofErr w:type="spellStart"/>
-      <w:r>
-        <w:rPr>
-          <w:sz w:val="24"/>
-          <w:szCs w:val="24"/>
-        </w:rPr>
-        <w:t>max_len</w:t>
-      </w:r>
-      <w:proofErr w:type="spellEnd"/>
-      <w:r>
-        <w:rPr>
-          <w:sz w:val="24"/>
-          <w:szCs w:val="24"/>
-        </w:rPr>
-        <w:t xml:space="preserve">=6), car explorer des formes </w:t>
-      </w:r>
-      <w:proofErr w:type="spellStart"/>
-      <w:r>
-        <w:rPr>
-          <w:sz w:val="24"/>
-          <w:szCs w:val="24"/>
-        </w:rPr>
-        <w:t>sententielles</w:t>
-      </w:r>
-      <w:proofErr w:type="spellEnd"/>
-      <w:r>
-        <w:rPr>
-          <w:sz w:val="24"/>
-          <w:szCs w:val="24"/>
-        </w:rPr>
-        <w:t xml:space="preserve"> intermédiaires reste intrinsèquement combinatoire. Solu</w:t>
-      </w:r>
-      <w:r>
-        <w:rPr>
-          <w:sz w:val="24"/>
-          <w:szCs w:val="24"/>
-        </w:rPr>
-        <w:t xml:space="preserve">tion finale : abandon de l'exploration par formes </w:t>
-      </w:r>
-      <w:proofErr w:type="spellStart"/>
-      <w:r>
-        <w:rPr>
-          <w:sz w:val="24"/>
-          <w:szCs w:val="24"/>
-        </w:rPr>
-        <w:t>sententielles</w:t>
-      </w:r>
-      <w:proofErr w:type="spellEnd"/>
-      <w:r>
-        <w:rPr>
-          <w:sz w:val="24"/>
-          <w:szCs w:val="24"/>
-        </w:rPr>
-        <w:t xml:space="preserve"> au profit d'un calcul ascendant par longueur (dans l'esprit de l'algorithme CYK) — pour chaque longueur k croissante, on calcule directement l'ensemble des MOTS CONCRETS de longueur k dérivabl</w:t>
-      </w:r>
-      <w:r>
-        <w:rPr>
-          <w:sz w:val="24"/>
-          <w:szCs w:val="24"/>
-        </w:rPr>
-        <w:t xml:space="preserve">es de chaque non-terminal, en combinant des résultats déjà connus pour des longueurs plus courtes. Résultat : </w:t>
-      </w:r>
-      <w:proofErr w:type="spellStart"/>
-      <w:r>
-        <w:rPr>
-          <w:sz w:val="24"/>
-          <w:szCs w:val="24"/>
-        </w:rPr>
-        <w:t>max_len</w:t>
-      </w:r>
-      <w:proofErr w:type="spellEnd"/>
-      <w:r>
-        <w:rPr>
-          <w:sz w:val="24"/>
-          <w:szCs w:val="24"/>
-        </w:rPr>
-        <w:t xml:space="preserve">=6 passe de "timeout &gt; 10 s" à 0,012 s, </w:t>
-      </w:r>
-      <w:proofErr w:type="spellStart"/>
-      <w:r>
-        <w:rPr>
-          <w:sz w:val="24"/>
-          <w:szCs w:val="24"/>
-        </w:rPr>
-        <w:t>max_len</w:t>
-      </w:r>
-      <w:proofErr w:type="spellEnd"/>
-      <w:r>
-        <w:rPr>
-          <w:sz w:val="24"/>
-          <w:szCs w:val="24"/>
-        </w:rPr>
-        <w:t>=8 (129 281 mots) en 0,57 s.</w:t>
-      </w:r>
-    </w:p>
-    <w:p>
-      <w:pPr>
-        <w:spacing w:before="160" w:after="80"/>
-        <w:rPr>
-          <w:sz w:val="24"/>
-          <w:szCs w:val="24"/>
-        </w:rPr>
-      </w:pPr>
-      <w:r>
-        <w:rPr>
-          <w:b/>
-          <w:bCs/>
-          <w:sz w:val="24"/>
-          <w:szCs w:val="24"/>
-        </w:rPr>
-        <w:t>Bug 3 — SUB (machine de Turing) : bouclait / renvoyait un résul</w:t>
-      </w:r>
-      <w:r>
-        <w:rPr>
-          <w:b/>
-          <w:bCs/>
-          <w:sz w:val="24"/>
-          <w:szCs w:val="24"/>
-        </w:rPr>
-        <w:t>tat faux quand m &gt; n</w:t>
-      </w:r>
-    </w:p>
-    <w:p>
-      <w:pPr>
-        <w:spacing w:after="120"/>
-        <w:rPr>
-          <w:sz w:val="24"/>
-          <w:szCs w:val="24"/>
-        </w:rPr>
-      </w:pPr>
-      <w:r>
-        <w:rPr>
-          <w:sz w:val="24"/>
-          <w:szCs w:val="24"/>
-        </w:rPr>
-        <w:t>La version initiale gérait correctement n ≥ m, mais son état de recherche du 1 à effacer dans n (en cas d'épuisement) ne prévoyait pas de condition d'arrêt sur le bord gauche du ruban : appelée directement avec m &gt; n (contournant le ga</w:t>
-      </w:r>
-      <w:r>
-        <w:rPr>
-          <w:sz w:val="24"/>
-          <w:szCs w:val="24"/>
-        </w:rPr>
-        <w:t xml:space="preserve">rde-fou de </w:t>
-      </w:r>
-      <w:proofErr w:type="spellStart"/>
-      <w:r>
-        <w:rPr>
-          <w:sz w:val="24"/>
-          <w:szCs w:val="24"/>
-        </w:rPr>
-        <w:t>Calculatrice.soustraction</w:t>
-      </w:r>
-      <w:proofErr w:type="spellEnd"/>
-      <w:r>
-        <w:rPr>
-          <w:sz w:val="24"/>
-          <w:szCs w:val="24"/>
-        </w:rPr>
-        <w:t xml:space="preserve">, qui court-circuite ce cas avant d'atteindre la machine), </w:t>
-      </w:r>
-      <w:proofErr w:type="spellStart"/>
-      <w:r>
-        <w:rPr>
-          <w:sz w:val="24"/>
-          <w:szCs w:val="24"/>
-        </w:rPr>
-        <w:t>SUB.run</w:t>
-      </w:r>
-      <w:proofErr w:type="spellEnd"/>
-      <w:r>
-        <w:rPr>
-          <w:sz w:val="24"/>
-          <w:szCs w:val="24"/>
-        </w:rPr>
-        <w:t xml:space="preserve"> consommait tout le budget </w:t>
-      </w:r>
-      <w:proofErr w:type="spellStart"/>
-      <w:r>
-        <w:rPr>
-          <w:sz w:val="24"/>
-          <w:szCs w:val="24"/>
-        </w:rPr>
-        <w:t>max_steps</w:t>
-      </w:r>
-      <w:proofErr w:type="spellEnd"/>
-      <w:r>
-        <w:rPr>
-          <w:sz w:val="24"/>
-          <w:szCs w:val="24"/>
-        </w:rPr>
-        <w:t xml:space="preserve"> et renvoyait un ruban incohérent (ex. '-XXX' au lieu du résultat attendu, une chaîne vide). Remplacée par une machine</w:t>
-      </w:r>
-      <w:r>
-        <w:rPr>
-          <w:sz w:val="24"/>
-          <w:szCs w:val="24"/>
-        </w:rPr>
-        <w:t xml:space="preserve"> à marqueurs X (huit états : q0, q1, q2, q3, </w:t>
-      </w:r>
-      <w:proofErr w:type="spellStart"/>
-      <w:r>
-        <w:rPr>
-          <w:sz w:val="24"/>
-          <w:szCs w:val="24"/>
-        </w:rPr>
-        <w:t>q_zero</w:t>
-      </w:r>
-      <w:proofErr w:type="spellEnd"/>
+        <w:t>Vérifié comme correct dans le dépôt final : la clé (</w:t>
+      </w:r>
+      <w:proofErr w:type="spellStart"/>
+      <w:proofErr w:type="gramStart"/>
+      <w:r>
+        <w:rPr>
+          <w:sz w:val="24"/>
+          <w:szCs w:val="24"/>
+        </w:rPr>
+        <w:t>t.symbol</w:t>
+      </w:r>
+      <w:proofErr w:type="spellEnd"/>
+      <w:proofErr w:type="gramEnd"/>
       <w:r>
         <w:rPr>
           <w:sz w:val="24"/>
@@ -15098,7 +14483,7 @@
           <w:sz w:val="24"/>
           <w:szCs w:val="24"/>
         </w:rPr>
-        <w:t>q_clean_n</w:t>
+        <w:t>t.label</w:t>
       </w:r>
       <w:proofErr w:type="spellEnd"/>
       <w:r>
@@ -15114,165 +14499,6 @@
           <w:sz w:val="24"/>
           <w:szCs w:val="24"/>
         </w:rPr>
-        <w:t>q_recross</w:t>
-      </w:r>
-      <w:proofErr w:type="spellEnd"/>
-      <w:r>
-        <w:rPr>
-          <w:sz w:val="24"/>
-          <w:szCs w:val="24"/>
-        </w:rPr>
-        <w:t xml:space="preserve">, </w:t>
-      </w:r>
-      <w:proofErr w:type="spellStart"/>
-      <w:r>
-        <w:rPr>
-          <w:sz w:val="24"/>
-          <w:szCs w:val="24"/>
-        </w:rPr>
-        <w:t>q_clean_m</w:t>
-      </w:r>
-      <w:proofErr w:type="spellEnd"/>
-      <w:r>
-        <w:rPr>
-          <w:sz w:val="24"/>
-          <w:szCs w:val="24"/>
-        </w:rPr>
-        <w:t xml:space="preserve">, </w:t>
-      </w:r>
-      <w:proofErr w:type="spellStart"/>
-      <w:r>
-        <w:rPr>
-          <w:sz w:val="24"/>
-          <w:szCs w:val="24"/>
-        </w:rPr>
-        <w:t>qf</w:t>
-      </w:r>
-      <w:proofErr w:type="spellEnd"/>
-      <w:r>
-        <w:rPr>
-          <w:sz w:val="24"/>
-          <w:szCs w:val="24"/>
-        </w:rPr>
-        <w:t xml:space="preserve">) qui apparie un 1 de n avec un 1 de m à chaque itération et détecte explicitement l'épuisement de n comme de m, avec un état dédié </w:t>
-      </w:r>
-      <w:proofErr w:type="spellStart"/>
-      <w:r>
-        <w:rPr>
-          <w:sz w:val="24"/>
-          <w:szCs w:val="24"/>
-        </w:rPr>
-        <w:t>q_zero</w:t>
-      </w:r>
-      <w:proofErr w:type="spellEnd"/>
-      <w:r>
-        <w:rPr>
-          <w:sz w:val="24"/>
-          <w:szCs w:val="24"/>
-        </w:rPr>
-        <w:t xml:space="preserve"> pour forcer le résultat à 0. </w:t>
-      </w:r>
-      <w:r>
-        <w:rPr>
-          <w:sz w:val="24"/>
-          <w:szCs w:val="24"/>
-        </w:rPr>
-        <w:t>Revalidée sur 450 cas directs (n, m ∈ [0,14], m &gt; n inclus) : 0 échec.</w:t>
-      </w:r>
-    </w:p>
-    <w:p>
-      <w:pPr>
-        <w:spacing w:before="160" w:after="80"/>
-        <w:rPr>
-          <w:sz w:val="24"/>
-          <w:szCs w:val="24"/>
-        </w:rPr>
-      </w:pPr>
-      <w:r>
-        <w:rPr>
-          <w:b/>
-          <w:bCs/>
-          <w:sz w:val="24"/>
-          <w:szCs w:val="24"/>
-        </w:rPr>
-        <w:t xml:space="preserve">Bug 4 (mineur) — </w:t>
-      </w:r>
-      <w:proofErr w:type="spellStart"/>
-      <w:r>
-        <w:rPr>
-          <w:b/>
-          <w:bCs/>
-          <w:sz w:val="24"/>
-          <w:szCs w:val="24"/>
-        </w:rPr>
-        <w:t>CompactStore.intern</w:t>
-      </w:r>
-      <w:proofErr w:type="spellEnd"/>
-      <w:r>
-        <w:rPr>
-          <w:b/>
-          <w:bCs/>
-          <w:sz w:val="24"/>
-          <w:szCs w:val="24"/>
-        </w:rPr>
-        <w:t xml:space="preserve"> : la clé canonique doit inclure le label</w:t>
-      </w:r>
-    </w:p>
-    <w:p>
-      <w:pPr>
-        <w:spacing w:after="120"/>
-        <w:rPr>
-          <w:sz w:val="24"/>
-          <w:szCs w:val="24"/>
-        </w:rPr>
-      </w:pPr>
-      <w:r>
-        <w:rPr>
-          <w:sz w:val="24"/>
-          <w:szCs w:val="24"/>
-        </w:rPr>
-        <w:t>Vérifié comme correct dans le dépôt final : la clé (</w:t>
-      </w:r>
-      <w:proofErr w:type="spellStart"/>
-      <w:proofErr w:type="gramStart"/>
-      <w:r>
-        <w:rPr>
-          <w:sz w:val="24"/>
-          <w:szCs w:val="24"/>
-        </w:rPr>
-        <w:t>t.symbol</w:t>
-      </w:r>
-      <w:proofErr w:type="spellEnd"/>
-      <w:proofErr w:type="gramEnd"/>
-      <w:r>
-        <w:rPr>
-          <w:sz w:val="24"/>
-          <w:szCs w:val="24"/>
-        </w:rPr>
-        <w:t xml:space="preserve">, </w:t>
-      </w:r>
-      <w:proofErr w:type="spellStart"/>
-      <w:r>
-        <w:rPr>
-          <w:sz w:val="24"/>
-          <w:szCs w:val="24"/>
-        </w:rPr>
-        <w:t>t.label</w:t>
-      </w:r>
-      <w:proofErr w:type="spellEnd"/>
-      <w:r>
-        <w:rPr>
-          <w:sz w:val="24"/>
-          <w:szCs w:val="24"/>
-        </w:rPr>
-        <w:t xml:space="preserve">, </w:t>
-      </w:r>
-      <w:proofErr w:type="spellStart"/>
-      <w:r>
-        <w:rPr>
-          <w:sz w:val="24"/>
-          <w:szCs w:val="24"/>
-        </w:rPr>
         <w:t>kids_ids</w:t>
       </w:r>
       <w:proofErr w:type="spellEnd"/>
@@ -15281,14 +14507,7 @@
           <w:sz w:val="24"/>
           <w:szCs w:val="24"/>
         </w:rPr>
-        <w:t>) inclut bien le label, ce q</w:t>
-      </w:r>
-      <w:r>
-        <w:rPr>
-          <w:sz w:val="24"/>
-          <w:szCs w:val="24"/>
-        </w:rPr>
-        <w:t xml:space="preserve">ui évite que deux feuilles distinctes comme </w:t>
+        <w:t xml:space="preserve">) inclut bien le label, ce qui évite que deux feuilles distinctes comme </w:t>
       </w:r>
       <w:proofErr w:type="spellStart"/>
       <w:r>
@@ -15398,14 +14617,37 @@
           <w:sz w:val="24"/>
           <w:szCs w:val="24"/>
         </w:rPr>
-        <w:t xml:space="preserve"> ») ne garantit pas l'absence de bugs — seulement l'absence des bugs que les tests ciblent. Les bugs 1 et 3 en particulier n'étaient révélés par AUCUN test de la suite officielle et n'ont été trouvés que par un audit</w:t>
-      </w:r>
-      <w:r>
-        <w:rPr>
-          <w:sz w:val="24"/>
-          <w:szCs w:val="24"/>
-        </w:rPr>
-        <w:t xml:space="preserve"> indépendant, en testant des propriétés générales (cohérence avant/après minimisation, cas limites m&gt;n) plutôt que les seuls exemples fournis.</w:t>
+        <w:t xml:space="preserve"> ») ne g</w:t>
+      </w:r>
+      <w:r>
+        <w:rPr>
+          <w:sz w:val="24"/>
+          <w:szCs w:val="24"/>
+        </w:rPr>
+        <w:t xml:space="preserve">arantit pas l'absence de </w:t>
+      </w:r>
+      <w:proofErr w:type="gramStart"/>
+      <w:r>
+        <w:rPr>
+          <w:sz w:val="24"/>
+          <w:szCs w:val="24"/>
+        </w:rPr>
+        <w:t>bugs ,</w:t>
+      </w:r>
+      <w:proofErr w:type="gramEnd"/>
+      <w:r>
+        <w:rPr>
+          <w:sz w:val="24"/>
+          <w:szCs w:val="24"/>
+        </w:rPr>
+        <w:t xml:space="preserve"> </w:t>
+      </w:r>
+      <w:r>
+        <w:rPr>
+          <w:sz w:val="24"/>
+          <w:szCs w:val="24"/>
+        </w:rPr>
+        <w:t>seulement l'absence des bugs que les tests ciblent. Les bugs 1 et 3 en particulier n'étaient révélés par AUCUN test de la suite officielle et n'ont été trouvés que par un audit indépendant, en testant des propriétés générales (cohérence avant/après minimisation, cas limites m&gt;n) plutôt que les seuls exemples fournis.</w:t>
       </w:r>
     </w:p>
     <w:p>
@@ -15451,12 +14693,6 @@
         <w:gridCol w:w="6698"/>
       </w:tblGrid>
       <w:tr>
-        <w:tblPrEx>
-          <w:tblCellMar>
-            <w:top w:w="0" w:type="dxa"/>
-            <w:bottom w:w="0" w:type="dxa"/>
-          </w:tblCellMar>
-        </w:tblPrEx>
         <w:tc>
           <w:tcPr>
             <w:tcW w:w="2795" w:type="dxa"/>
@@ -15509,12 +14745,6 @@
         </w:tc>
       </w:tr>
       <w:tr>
-        <w:tblPrEx>
-          <w:tblCellMar>
-            <w:top w:w="0" w:type="dxa"/>
-            <w:bottom w:w="0" w:type="dxa"/>
-          </w:tblCellMar>
-        </w:tblPrEx>
         <w:tc>
           <w:tcPr>
             <w:tcW w:w="2795" w:type="dxa"/>
@@ -15609,7 +14839,7 @@
                 <w:szCs w:val="24"/>
               </w:rPr>
             </w:pPr>
-            <w:hyperlink r:id="rId8" w:tooltip="Jour 1 : automates finis (DFA, NFA) et transducteur (FST)&#10;&#10;- formlang/dfa.py : DFA.run, DFA.accepts, DFA.minimize (Moore)&#10;- formlang/nfa.py : NFA.to_dfa (construction des sous-ensembles)&#10;- formlang/fst.py : SequentialFST.transduce, leet_fst&#10;- apps/shield/detector.py : SingularityDetector, contains_or (instancie formlang.dfa.DFA)&#10;- apps/shield/normalizer.py : leet_normalize (instancie formlang.fst)&#10;&#10;Tests ciblés : tests/test_regular.py (partiellement, PDA du jour 2 à venir)" w:history="1">
+            <w:hyperlink r:id="rId9" w:tooltip="Jour 1 : automates finis (DFA, NFA) et transducteur (FST)&#10;&#10;- formlang/dfa.py : DFA.run, DFA.accepts, DFA.minimize (Moore)&#10;- formlang/nfa.py : NFA.to_dfa (construction des sous-ensembles)&#10;- formlang/fst.py : SequentialFST.transduce, leet_fst&#10;- apps/shield/detec" w:history="1">
               <w:r>
                 <w:rPr>
                   <w:rStyle w:val="Lienhypertexte"/>
@@ -15634,7 +14864,7 @@
                 <w:szCs w:val="24"/>
               </w:rPr>
             </w:pPr>
-            <w:hyperlink r:id="rId9" w:tooltip="Jour 2 : automate à pile (PDA) et grammaire hors-contexte (CFG)&#10;&#10;- formlang/pda.py : DelimiterPDA.accepts (acceptation par pile vide)&#10;- formlang/cfg.py : CFG.generate (génération bornée par BFS sur les formes sententielles)&#10;- apps/shield/delimiters.py : well_parenthesized (instancie formlang.pda.DelimiterPDA)&#10;&#10;Tests ciblés : tests/test_regular.py (complet), tests/test_cfg_nerode.py (partiel)" w:history="1">
+            <w:hyperlink r:id="rId10" w:tooltip="Jour 2 : automate à pile (PDA) et grammaire hors-contexte (CFG)&#10;&#10;- formlang/pda.py : DelimiterPDA.accepts (acceptation par pile vide)&#10;- formlang/cfg.py : CFG.generate (génération bornée par BFS sur les formes sententielles)&#10;- apps/shield/delimiters.py : well_p" w:history="1">
               <w:r>
                 <w:rPr>
                   <w:rStyle w:val="Lienhypertexte"/>
@@ -15659,7 +14889,7 @@
                 <w:szCs w:val="24"/>
               </w:rPr>
             </w:pPr>
-            <w:hyperlink r:id="rId10" w:tooltip="Jour 3 : automates d'arbres (BUTA), morphologie, Shield, hash-consing&#10;&#10;- formlang/tree.py : TreeAutomaton.run/accepts (exécution post-ordre), product (intersection)&#10;- apps/morpho/automaton.py : morpho_automaton (règles Δ), classify&#10;- apps/morpho/discover.py : découverte d'affixes par alternance (Harris/Goldsmith)&#10;- apps/shield/decomposer.py : shield_automaton, AttackDecomposer (100% structurel)&#10;- apps/hashcons/store.py : CompactStore.intern/get/compression (partage de structure, DAG)&#10;&#10;Toutes les apps instancient formlang.tree.TreeAutomaton / Term (règle gate).&#10;Tests ciblés : tests/test_tree.py, tests/test_hashcons.py" w:history="1">
+            <w:hyperlink r:id="rId11" w:tooltip="Jour 3 : automates d'arbres (BUTA), morphologie, Shield, hash-consing&#10;&#10;- formlang/tree.py : TreeAutomaton.run/accepts (exécution post-ordre), product (intersection)&#10;- apps/morpho/automaton.py : morpho_automaton (règles Δ), classify&#10;- apps/morpho/discover.py : " w:history="1">
               <w:r>
                 <w:rPr>
                   <w:rStyle w:val="Lienhypertexte"/>
@@ -15718,7 +14948,7 @@
                 <w:szCs w:val="24"/>
               </w:rPr>
             </w:pPr>
-            <w:hyperlink r:id="rId11" w:tooltip="Jour 4 : machine de Turing, machine universelle, calculatrice&#10;&#10;- formlang/turing.py : TuringMachine.run (ruban dict, arrêt, trace)&#10;- formlang/utm.py : encode/decode (linéarisation JSON triée), UniversalTM.run&#10;- apps/mtu/machines.py : tables ADD et SUB (vraies machines de Turing en unaire)&#10;- apps/mtu/calculator.py : Calculatrice (+,-,*,/ ; MUL/DIV par composition de macro-machines)&#10;- apps/mtu/interpreter.py : UniversalInterpreter (calculatrice exécutée PAR la machine universelle)&#10;&#10;Tests ciblés : tests/test_turing.py, tests/test_calc.py&#10;&#10;NOTE : SUB gère correctement n&gt;=m mais présente un bug non couvert par les tests&#10;officiels quand m&gt;n (voir commit d'audit qualité plus loin)." w:history="1">
+            <w:hyperlink r:id="rId12" w:tooltip="Jour 4 : machine de Turing, machine universelle, calculatrice&#10;&#10;- formlang/turing.py : TuringMachine.run (ruban dict, arrêt, trace)&#10;- formlang/utm.py : encode/decode (linéarisation JSON triée), UniversalTM.run&#10;- apps/mtu/machines.py : tables ADD et SUB (vraies " w:history="1">
               <w:r>
                 <w:rPr>
                   <w:rStyle w:val="Lienhypertexte"/>
@@ -15743,7 +14973,7 @@
                 <w:szCs w:val="24"/>
               </w:rPr>
             </w:pPr>
-            <w:hyperlink r:id="rId12" w:tooltip="Livrables finaux : sortie pytest (28 passed), démo pipeline, rapport&#10;&#10;Conforme à ENONCE.md section 8 :&#10;- out_tests.txt : pytest -q &gt; out_tests.txt (28 passed, 0 échec)&#10;- out_demo.txt : python pipeline.py &gt; out_demo.txt (démo Shield bout-en-bout)&#10;- docs/RAPPORT_formlang.docx : rapport suivant le gabarit RAPPORT_TEMPLATE.md&#10;&#10;Il reste à l'étudiant : compléter les champs binôme / dépôt Git / commit final&#10;et la section 7 (répartition du travail) du rapport avant remise." w:history="1">
+            <w:hyperlink r:id="rId13" w:tooltip="Livrables finaux : sortie pytest (28 passed), démo pipeline, rapport&#10;&#10;Conforme à ENONCE.md section 8 :&#10;- out_tests.txt : pytest -q &gt; out_tests.txt (28 passed, 0 échec)&#10;- out_demo.txt : python pipeline.py &gt; out_demo.txt (démo Shield bout-en-bout)&#10;- docs/RAPPORT" w:history="1">
               <w:r>
                 <w:rPr>
                   <w:rStyle w:val="Lienhypertexte"/>
@@ -15812,7 +15042,7 @@
                 <w:szCs w:val="24"/>
               </w:rPr>
             </w:pPr>
-            <w:hyperlink r:id="rId13" w:tooltip="Bonus Jour 3 : script de mesure hash-consing sur corpus ~10 000 mots&#10;&#10;mesure_hashcons.py : reproduit la mesure de compression (Q3.5) sur un corpus&#10;réaliste mélangeant familles préfixante et suffixante (apps/morpho/corpora.py).&#10;Résultat : 10200 mots internés, compression = 0.7688 (voir docs/RAPPORT_formlang.docx&#10;section 3)." w:history="1">
+            <w:hyperlink r:id="rId14" w:tooltip="Bonus Jour 3 : script de mesure hash-consing sur corpus ~10 000 mots&#10;&#10;mesure_hashcons.py : reproduit la mesure de compression (Q3.5) sur un corpus&#10;réaliste mélangeant familles préfixante et suffixante (apps/morpho/corpora.py).&#10;Résultat : 10200 mots internés, c" w:history="1">
               <w:r>
                 <w:rPr>
                   <w:rStyle w:val="Lienhypertexte"/>
@@ -15870,12 +15100,6 @@
         </w:tc>
       </w:tr>
       <w:tr>
-        <w:tblPrEx>
-          <w:tblCellMar>
-            <w:top w:w="0" w:type="dxa"/>
-            <w:bottom w:w="0" w:type="dxa"/>
-          </w:tblCellMar>
-        </w:tblPrEx>
         <w:tc>
           <w:tcPr>
             <w:tcW w:w="2795" w:type="dxa"/>
@@ -15975,8 +15199,7 @@
                 <w:szCs w:val="24"/>
               </w:rPr>
             </w:pPr>
-            <w:hyperlink r:id="rId14" w:tooltip="Init : squelette du projet (énoncé, docs, configuration, tests fournis)&#10;&#10;- Sujet complet (docs/ENONCE.md + fiches jour1..jour5 + gabarit rapport)&#10;- Configuration pytest (pyproject.toml, conftest.py)&#10;- Suite de tests officielle (tests/) fournie par l'enseignant" w:history="1">
-              <w:proofErr w:type="spellStart"/>
+            <w:hyperlink r:id="rId15" w:tooltip="Init : squelette du projet (énoncé, docs, configuration, tests fournis)&#10;&#10;- Sujet complet (docs/ENONCE.md + fiches jour1..jour5 + gabarit rapport)&#10;- Configuration pytest (pyproject.toml, conftest.py)&#10;- Suite de tests officielle (tests/) fournie par l'enseignant" w:history="1">
               <w:r>
                 <w:rPr>
                   <w:rStyle w:val="Lienhypertexte"/>
@@ -15985,18 +15208,7 @@
                   <w:szCs w:val="24"/>
                   <w:shd w:val="clear" w:color="auto" w:fill="F6F8FA"/>
                 </w:rPr>
-                <w:t>Init</w:t>
-              </w:r>
-              <w:proofErr w:type="spellEnd"/>
-              <w:r>
-                <w:rPr>
-                  <w:rStyle w:val="Lienhypertexte"/>
-                  <w:rFonts w:ascii="Segoe UI" w:hAnsi="Segoe UI" w:cs="Segoe UI"/>
-                  <w:sz w:val="24"/>
-                  <w:szCs w:val="24"/>
-                  <w:shd w:val="clear" w:color="auto" w:fill="F6F8FA"/>
-                </w:rPr>
-                <w:t xml:space="preserve"> : squelette du projet (énoncé, docs, configuration, tests fournis)</w:t>
+                <w:t>Init : squelette du projet (énoncé, docs, configuration, tests fournis)</w:t>
               </w:r>
             </w:hyperlink>
           </w:p>
@@ -16012,7 +15224,7 @@
                 <w:szCs w:val="24"/>
               </w:rPr>
             </w:pPr>
-            <w:hyperlink r:id="rId15" w:tooltip="Jour 5 : intégration (pipeline) et congruence de Myhill-Nerode&#10;&#10;- pipeline.py : analyze_word (FST -&gt; AFD -&gt; PDA), analyze_morpho (discover -&gt; segment -&gt; BUTA)&#10;- formlang/myhill_nerode.py : nerode_classes (regroupement par signature sur suffixes témoins)&#10;&#10;Le pipeline appelle les apps (qui instancient le cœur formlang) ; il ne&#10;reprogramme aucun automate.&#10;Tests ciblés : tests/test_pipeline.py, tests/test_cfg_nerode.py (complet)" w:history="1">
+            <w:hyperlink r:id="rId16" w:tooltip="Jour 5 : intégration (pipeline) et congruence de Myhill-Nerode&#10;&#10;- pipeline.py : analyze_word (FST -&gt; AFD -&gt; PDA), analyze_morpho (discover -&gt; segment -&gt; BUTA)&#10;- formlang/myhill_nerode.py : nerode_classes (regroupement par signature sur suffixes témoins)&#10;&#10;Le pi" w:history="1">
               <w:r>
                 <w:rPr>
                   <w:rStyle w:val="Lienhypertexte"/>
@@ -16052,7 +15264,7 @@
                 <w:szCs w:val="24"/>
               </w:rPr>
             </w:pPr>
-            <w:hyperlink r:id="rId16" w:tooltip="Audit qualité : correction de 3 bugs réels (au-delà de la suite de tests)&#10;&#10;Un audit indépendant, plus poussé que la suite tests/ fournie, a révélé 3 bugs&#10;réels — dont 2 invisibles à pytest -q (les tests ne ciblent pas ces cas) :&#10;&#10;1. formlang/dfa.py — DFA.minimize() supprimait les transitions internes à un&#10;   même bloc (condition erronée 'if part_map[s] != part_map[t]'). L'AFD&#10;   minimisé rejetait alors des mots pourtant acceptés par l'original.&#10;   NON détecté par test_minimisation_3_etats, qui ne vérifie que le nombre&#10;   d'états, pas le comportement d'acceptation.&#10;   -&gt; Corrigé : reconstruction systématique de new_trans pour CHAQUE état&#10;   atteignable et CHAQUE lettre, boucles internes incluses.&#10;&#10;2. formlang/cfg.py — CFG.generate() explorait les formes sententielles par&#10;   BFS avec une borne de non-terminaux beaucoup trop permissive (100),&#10;   provoquant un blocage total avec la règle S -&gt; S S dès&#10;   test_cfg_engendre_des_mots_equilibres (bloqué indéfiniment).&#10;   -&gt; Corrigé : abandon de l'exploration par formes sententielles au profit&#10;   d'un calcul ascendant par longueur (esprit CYK) qui ne manipule que des&#10;   mots concrets, jamais de formes intermédiaires redondantes.&#10;   Gain : generate(6) passe de &gt;10s (timeout) à 0.012s.&#10;&#10;3. apps/mtu/machines.py — la machine SUB ne gérait pas la sortie de boucle&#10;   quand m &gt; n (appel direct, hors du garde-fou de Calculatrice.soustraction) :&#10;   elle consommait tout le budget max_steps et renvoyait un ruban incohérent.&#10;   NON détecté par les tests officiels (qui n'appellent jamais SUB.run&#10;   directement avec m &gt; n).&#10;   -&gt; Corrigée : machine à marqueurs X (8 états) qui détecte explicitement&#10;   l'épuisement de n comme de m, avec un état dédié pour forcer 0 si m &gt; n.&#10;&#10;Validation : pytest -q -&gt; 28 passed (identique au chiffre de référence&#10;'version enseignant' de jour5_integration.md), + vérification indépendante&#10;sur plusieurs centaines de cas (DFA, CFG, ADD/SUB, cf. RAPPORT.docx section 6)." w:history="1">
+            <w:hyperlink r:id="rId17" w:tooltip="Audit qualité : correction de 3 bugs réels (au-delà de la suite de tests)&#10;&#10;Un audit indépendant, plus poussé que la suite tests/ fournie, a révélé 3 bugs&#10;réels — dont 2 invisibles à pytest -q (les tests ne ciblent pas ces cas) :&#10;&#10;1. formlang/dfa.py — DFA.minim" w:history="1">
               <w:r>
                 <w:rPr>
                   <w:rStyle w:val="Lienhypertexte"/>
@@ -16077,7 +15289,7 @@
                 <w:szCs w:val="24"/>
               </w:rPr>
             </w:pPr>
-            <w:hyperlink r:id="rId17" w:tooltip="Livrables finaux : sortie pytest (28 passed), démo pipeline, rapport&#10;&#10;Conforme à ENONCE.md section 8 :&#10;- out_tests.txt : pytest -q &gt; out_tests.txt (28 passed, 0 échec)&#10;- out_demo.txt : python pipeline.py &gt; out_demo.txt (démo Shield bout-en-bout)&#10;- docs/RAPPORT_formlang.docx : rapport suivant le gabarit RAPPORT_TEMPLATE.md&#10;&#10;Il reste à l'étudiant : compléter les champs binôme / dépôt Git / commit final&#10;et la section 7 (répartition du travail) du rapport avant remise." w:history="1">
+            <w:hyperlink r:id="rId18" w:tooltip="Livrables finaux : sortie pytest (28 passed), démo pipeline, rapport&#10;&#10;Conforme à ENONCE.md section 8 :&#10;- out_tests.txt : pytest -q &gt; out_tests.txt (28 passed, 0 échec)&#10;- out_demo.txt : python pipeline.py &gt; out_demo.txt (démo Shield bout-en-bout)&#10;- docs/RAPPORT" w:history="1">
               <w:r>
                 <w:rPr>
                   <w:rStyle w:val="Lienhypertexte"/>
@@ -16149,7 +15361,7 @@
                 <w:szCs w:val="24"/>
               </w:rPr>
             </w:pPr>
-            <w:hyperlink r:id="rId18" w:tooltip="Bonus Jour 3 : script de mesure hash-consing sur corpus ~10 000 mots&#10;&#10;mesure_hashcons.py : reproduit la mesure de compression (Q3.5) sur un corpus&#10;réaliste mélangeant familles préfixante et suffixante (apps/morpho/corpora.py).&#10;Résultat : 10200 mots internés, compression = 0.7688 (voir docs/RAPPORT_formlang.docx&#10;section 3)." w:history="1">
+            <w:hyperlink r:id="rId19" w:tooltip="Bonus Jour 3 : script de mesure hash-consing sur corpus ~10 000 mots&#10;&#10;mesure_hashcons.py : reproduit la mesure de compression (Q3.5) sur un corpus&#10;réaliste mélangeant familles préfixante et suffixante (apps/morpho/corpora.py).&#10;Résultat : 10200 mots internés, c" w:history="1">
               <w:r>
                 <w:rPr>
                   <w:rStyle w:val="Lienhypertexte"/>
@@ -16247,114 +15459,33 @@
           <w:bCs/>
           <w:color w:val="auto"/>
         </w:rPr>
-        <w:t>Annexe — sortie console</w:t>
+        <w:t>Annexe :</w:t>
+      </w:r>
+      <w:r>
+        <w:rPr>
+          <w:b/>
+          <w:bCs/>
+          <w:color w:val="auto"/>
+        </w:rPr>
+        <w:t xml:space="preserve"> sortie console</w:t>
       </w:r>
     </w:p>
     <w:p>
       <w:pPr>
-        <w:pBdr>
-          <w:left w:val="single" w:sz="18" w:space="8" w:color="E07B20"/>
-        </w:pBdr>
-        <w:shd w:val="clear" w:color="auto" w:fill="FDF1E7"/>
-        <w:spacing w:before="100" w:after="160"/>
-        <w:ind w:left="200"/>
-        <w:rPr>
-          <w:sz w:val="24"/>
-          <w:szCs w:val="24"/>
-        </w:rPr>
-      </w:pPr>
-      <w:r>
+        <w:spacing w:before="160" w:after="80"/>
         <w:rPr>
           <w:b/>
           <w:bCs/>
           <w:sz w:val="24"/>
           <w:szCs w:val="24"/>
         </w:rPr>
-        <w:t xml:space="preserve">Provenance : </w:t>
-      </w:r>
-      <w:r>
-        <w:rPr>
-          <w:sz w:val="24"/>
-          <w:szCs w:val="24"/>
-        </w:rPr>
-        <w:t xml:space="preserve">sorties réelles obtenues en exécutant « </w:t>
-      </w:r>
-      <w:proofErr w:type="spellStart"/>
-      <w:r>
-        <w:rPr>
-          <w:sz w:val="24"/>
-          <w:szCs w:val="24"/>
-        </w:rPr>
-        <w:t>pytest</w:t>
-      </w:r>
-      <w:proofErr w:type="spellEnd"/>
-      <w:r>
-        <w:rPr>
-          <w:sz w:val="24"/>
-          <w:szCs w:val="24"/>
-        </w:rPr>
-        <w:t xml:space="preserve"> -q &gt; out_tests.txt </w:t>
-      </w:r>
-      <w:r>
-        <w:rPr>
-          <w:sz w:val="24"/>
-          <w:szCs w:val="24"/>
-        </w:rPr>
-        <w:t>» et « python pipeline.py &gt; out_demo.txt » sur le dépôt final corrigé, après suppression des caches (__</w:t>
-      </w:r>
-      <w:proofErr w:type="spellStart"/>
-      <w:r>
-        <w:rPr>
-          <w:sz w:val="24"/>
-          <w:szCs w:val="24"/>
-        </w:rPr>
-        <w:t>pycache</w:t>
-      </w:r>
-      <w:proofErr w:type="spellEnd"/>
-      <w:r>
-        <w:rPr>
-          <w:sz w:val="24"/>
-          <w:szCs w:val="24"/>
-        </w:rPr>
-        <w:t>__</w:t>
-      </w:r>
-      <w:proofErr w:type="gramStart"/>
-      <w:r>
-        <w:rPr>
-          <w:sz w:val="24"/>
-          <w:szCs w:val="24"/>
-        </w:rPr>
-        <w:t>, .</w:t>
-      </w:r>
-      <w:proofErr w:type="spellStart"/>
-      <w:r>
-        <w:rPr>
-          <w:sz w:val="24"/>
-          <w:szCs w:val="24"/>
-        </w:rPr>
-        <w:t>pytest</w:t>
-      </w:r>
-      <w:proofErr w:type="gramEnd"/>
-      <w:r>
-        <w:rPr>
-          <w:sz w:val="24"/>
-          <w:szCs w:val="24"/>
-        </w:rPr>
-        <w:t>_cache</w:t>
-      </w:r>
-      <w:proofErr w:type="spellEnd"/>
-      <w:r>
-        <w:rPr>
-          <w:sz w:val="24"/>
-          <w:szCs w:val="24"/>
-        </w:rPr>
-        <w:t>) et des scripts de débogage personnels (test_cfg_debug.py, test_sub_debug.py, non livrables).</w:t>
-      </w:r>
+      </w:pPr>
     </w:p>
     <w:p>
       <w:pPr>
         <w:spacing w:before="160" w:after="80"/>
         <w:rPr>
+          <w:b/>
           <w:sz w:val="24"/>
           <w:szCs w:val="24"/>
         </w:rPr>
@@ -16366,9 +15497,8 @@
           <w:sz w:val="24"/>
           <w:szCs w:val="24"/>
         </w:rPr>
-        <w:t xml:space="preserve">out_tests.txt — </w:t>
-      </w:r>
-      <w:proofErr w:type="spellStart"/>
+        <w:t>Jour 1 :</w:t>
+      </w:r>
       <w:r>
         <w:rPr>
           <w:b/>
@@ -16376,30 +15506,962 @@
           <w:sz w:val="24"/>
           <w:szCs w:val="24"/>
         </w:rPr>
-        <w:t>pytest</w:t>
-      </w:r>
-      <w:proofErr w:type="spellEnd"/>
-      <w:r>
+        <w:t xml:space="preserve"> </w:t>
+      </w:r>
+      <w:r>
+        <w:rPr>
+          <w:b/>
+          <w:sz w:val="24"/>
+          <w:szCs w:val="24"/>
+        </w:rPr>
+        <w:t>régulier &amp; transducteurs</w:t>
+      </w:r>
+    </w:p>
+    <w:p>
+      <w:pPr>
+        <w:spacing w:before="160" w:after="80"/>
         <w:rPr>
           <w:b/>
           <w:bCs/>
           <w:sz w:val="24"/>
           <w:szCs w:val="24"/>
         </w:rPr>
-        <w:t xml:space="preserve"> -q (suite o</w:t>
-      </w:r>
-      <w:r>
+      </w:pPr>
+    </w:p>
+    <w:p>
+      <w:pPr>
+        <w:spacing w:before="160" w:after="80"/>
         <w:rPr>
           <w:b/>
           <w:bCs/>
           <w:sz w:val="24"/>
           <w:szCs w:val="24"/>
         </w:rPr>
-        <w:t>fficielle complète)</w:t>
+      </w:pPr>
+      <w:r>
+        <w:rPr>
+          <w:noProof/>
+        </w:rPr>
+        <w:drawing>
+          <wp:inline distT="0" distB="0" distL="0" distR="0" wp14:anchorId="6A7EDF7F" wp14:editId="6AE3E01D">
+            <wp:extent cx="6163310" cy="2025650"/>
+            <wp:effectExtent l="0" t="0" r="8890" b="0"/>
+            <wp:docPr id="1" name="Image 1"/>
+            <wp:cNvGraphicFramePr>
+              <a:graphicFrameLocks xmlns:a="http://schemas.openxmlformats.org/drawingml/2006/main" noChangeAspect="1"/>
+            </wp:cNvGraphicFramePr>
+            <a:graphic xmlns:a="http://schemas.openxmlformats.org/drawingml/2006/main">
+              <a:graphicData uri="http://schemas.openxmlformats.org/drawingml/2006/picture">
+                <pic:pic xmlns:pic="http://schemas.openxmlformats.org/drawingml/2006/picture">
+                  <pic:nvPicPr>
+                    <pic:cNvPr id="1" name=""/>
+                    <pic:cNvPicPr/>
+                  </pic:nvPicPr>
+                  <pic:blipFill>
+                    <a:blip r:embed="rId20"/>
+                    <a:stretch>
+                      <a:fillRect/>
+                    </a:stretch>
+                  </pic:blipFill>
+                  <pic:spPr>
+                    <a:xfrm>
+                      <a:off x="0" y="0"/>
+                      <a:ext cx="6163310" cy="2025650"/>
+                    </a:xfrm>
+                    <a:prstGeom prst="rect">
+                      <a:avLst/>
+                    </a:prstGeom>
+                  </pic:spPr>
+                </pic:pic>
+              </a:graphicData>
+            </a:graphic>
+          </wp:inline>
+        </w:drawing>
       </w:r>
     </w:p>
     <w:p>
       <w:pPr>
+        <w:spacing w:before="160" w:after="80"/>
+        <w:rPr>
+          <w:b/>
+          <w:noProof/>
+          <w:sz w:val="24"/>
+          <w:szCs w:val="24"/>
+        </w:rPr>
+      </w:pPr>
+    </w:p>
+    <w:p>
+      <w:pPr>
+        <w:spacing w:before="160" w:after="80"/>
+        <w:rPr>
+          <w:b/>
+          <w:noProof/>
+          <w:sz w:val="24"/>
+          <w:szCs w:val="24"/>
+        </w:rPr>
+      </w:pPr>
+    </w:p>
+    <w:p>
+      <w:pPr>
+        <w:spacing w:before="160" w:after="80"/>
+        <w:rPr>
+          <w:b/>
+          <w:noProof/>
+          <w:sz w:val="24"/>
+          <w:szCs w:val="24"/>
+        </w:rPr>
+      </w:pPr>
+      <w:r>
+        <w:rPr>
+          <w:b/>
+          <w:noProof/>
+          <w:sz w:val="24"/>
+          <w:szCs w:val="24"/>
+        </w:rPr>
+        <w:t>Jour</w:t>
+      </w:r>
+      <w:r>
+        <w:rPr>
+          <w:b/>
+          <w:noProof/>
+          <w:sz w:val="24"/>
+          <w:szCs w:val="24"/>
+        </w:rPr>
+        <w:t xml:space="preserve"> </w:t>
+      </w:r>
+      <w:r>
+        <w:rPr>
+          <w:b/>
+          <w:noProof/>
+          <w:sz w:val="24"/>
+          <w:szCs w:val="24"/>
+        </w:rPr>
+        <w:t>2</w:t>
+      </w:r>
+      <w:r>
+        <w:rPr>
+          <w:b/>
+          <w:noProof/>
+          <w:sz w:val="24"/>
+          <w:szCs w:val="24"/>
+        </w:rPr>
+        <w:t> :</w:t>
+      </w:r>
+      <w:r>
+        <w:rPr>
+          <w:b/>
+          <w:noProof/>
+          <w:sz w:val="24"/>
+          <w:szCs w:val="24"/>
+        </w:rPr>
+        <w:t xml:space="preserve"> </w:t>
+      </w:r>
+      <w:r>
+        <w:rPr>
+          <w:b/>
+          <w:sz w:val="24"/>
+          <w:szCs w:val="24"/>
+        </w:rPr>
+        <w:t xml:space="preserve">CFG et </w:t>
+      </w:r>
+      <w:proofErr w:type="spellStart"/>
+      <w:r>
+        <w:rPr>
+          <w:b/>
+          <w:sz w:val="24"/>
+          <w:szCs w:val="24"/>
+        </w:rPr>
+        <w:t>Nerode</w:t>
+      </w:r>
+      <w:proofErr w:type="spellEnd"/>
+    </w:p>
+    <w:p>
+      <w:pPr>
+        <w:spacing w:before="160" w:after="80"/>
+        <w:rPr>
+          <w:b/>
+          <w:bCs/>
+          <w:sz w:val="24"/>
+          <w:szCs w:val="24"/>
+        </w:rPr>
+      </w:pPr>
+      <w:r>
+        <w:rPr>
+          <w:noProof/>
+        </w:rPr>
+        <w:drawing>
+          <wp:inline distT="0" distB="0" distL="0" distR="0" wp14:anchorId="5C13103B" wp14:editId="3E8394FA">
+            <wp:extent cx="6163310" cy="1968500"/>
+            <wp:effectExtent l="0" t="0" r="8890" b="0"/>
+            <wp:docPr id="2" name="Image 2"/>
+            <wp:cNvGraphicFramePr>
+              <a:graphicFrameLocks xmlns:a="http://schemas.openxmlformats.org/drawingml/2006/main" noChangeAspect="1"/>
+            </wp:cNvGraphicFramePr>
+            <a:graphic xmlns:a="http://schemas.openxmlformats.org/drawingml/2006/main">
+              <a:graphicData uri="http://schemas.openxmlformats.org/drawingml/2006/picture">
+                <pic:pic xmlns:pic="http://schemas.openxmlformats.org/drawingml/2006/picture">
+                  <pic:nvPicPr>
+                    <pic:cNvPr id="1" name=""/>
+                    <pic:cNvPicPr/>
+                  </pic:nvPicPr>
+                  <pic:blipFill>
+                    <a:blip r:embed="rId21"/>
+                    <a:stretch>
+                      <a:fillRect/>
+                    </a:stretch>
+                  </pic:blipFill>
+                  <pic:spPr>
+                    <a:xfrm>
+                      <a:off x="0" y="0"/>
+                      <a:ext cx="6163310" cy="1968500"/>
+                    </a:xfrm>
+                    <a:prstGeom prst="rect">
+                      <a:avLst/>
+                    </a:prstGeom>
+                  </pic:spPr>
+                </pic:pic>
+              </a:graphicData>
+            </a:graphic>
+          </wp:inline>
+        </w:drawing>
+      </w:r>
+    </w:p>
+    <w:p>
+      <w:pPr>
+        <w:spacing w:before="160" w:after="80"/>
+        <w:rPr>
+          <w:b/>
+          <w:bCs/>
+          <w:sz w:val="24"/>
+          <w:szCs w:val="24"/>
+        </w:rPr>
+      </w:pPr>
+    </w:p>
+    <w:p>
+      <w:pPr>
+        <w:spacing w:before="160" w:after="80"/>
+        <w:rPr>
+          <w:b/>
+          <w:bCs/>
+          <w:sz w:val="24"/>
+          <w:szCs w:val="24"/>
+        </w:rPr>
+      </w:pPr>
+      <w:r>
+        <w:rPr>
+          <w:b/>
+          <w:sz w:val="24"/>
+          <w:szCs w:val="24"/>
+        </w:rPr>
+        <w:t>Jour 3 :</w:t>
+      </w:r>
+      <w:r>
+        <w:rPr>
+          <w:b/>
+          <w:sz w:val="24"/>
+          <w:szCs w:val="24"/>
+        </w:rPr>
+        <w:t xml:space="preserve"> arbres</w:t>
+      </w:r>
+    </w:p>
+    <w:p>
+      <w:pPr>
+        <w:spacing w:before="160" w:after="80"/>
+        <w:rPr>
+          <w:b/>
+          <w:bCs/>
+          <w:sz w:val="24"/>
+          <w:szCs w:val="24"/>
+        </w:rPr>
+      </w:pPr>
+      <w:r>
+        <w:rPr>
+          <w:noProof/>
+        </w:rPr>
+        <w:drawing>
+          <wp:inline distT="0" distB="0" distL="0" distR="0" wp14:anchorId="7CDCE2BB" wp14:editId="04B1A4AB">
+            <wp:extent cx="6163310" cy="1986915"/>
+            <wp:effectExtent l="0" t="0" r="8890" b="0"/>
+            <wp:docPr id="5" name="Image 5"/>
+            <wp:cNvGraphicFramePr>
+              <a:graphicFrameLocks xmlns:a="http://schemas.openxmlformats.org/drawingml/2006/main" noChangeAspect="1"/>
+            </wp:cNvGraphicFramePr>
+            <a:graphic xmlns:a="http://schemas.openxmlformats.org/drawingml/2006/main">
+              <a:graphicData uri="http://schemas.openxmlformats.org/drawingml/2006/picture">
+                <pic:pic xmlns:pic="http://schemas.openxmlformats.org/drawingml/2006/picture">
+                  <pic:nvPicPr>
+                    <pic:cNvPr id="1" name=""/>
+                    <pic:cNvPicPr/>
+                  </pic:nvPicPr>
+                  <pic:blipFill>
+                    <a:blip r:embed="rId22"/>
+                    <a:stretch>
+                      <a:fillRect/>
+                    </a:stretch>
+                  </pic:blipFill>
+                  <pic:spPr>
+                    <a:xfrm>
+                      <a:off x="0" y="0"/>
+                      <a:ext cx="6163310" cy="1986915"/>
+                    </a:xfrm>
+                    <a:prstGeom prst="rect">
+                      <a:avLst/>
+                    </a:prstGeom>
+                  </pic:spPr>
+                </pic:pic>
+              </a:graphicData>
+            </a:graphic>
+          </wp:inline>
+        </w:drawing>
+      </w:r>
+    </w:p>
+    <w:p>
+      <w:pPr>
+        <w:spacing w:before="160" w:after="80"/>
+        <w:rPr>
+          <w:b/>
+          <w:bCs/>
+          <w:sz w:val="24"/>
+          <w:szCs w:val="24"/>
+        </w:rPr>
+      </w:pPr>
+      <w:r>
+        <w:rPr>
+          <w:noProof/>
+        </w:rPr>
+        <w:drawing>
+          <wp:inline distT="0" distB="0" distL="0" distR="0" wp14:anchorId="44698C0A" wp14:editId="278D0D4A">
+            <wp:extent cx="6163310" cy="1956435"/>
+            <wp:effectExtent l="0" t="0" r="8890" b="5715"/>
+            <wp:docPr id="6" name="Image 6"/>
+            <wp:cNvGraphicFramePr>
+              <a:graphicFrameLocks xmlns:a="http://schemas.openxmlformats.org/drawingml/2006/main" noChangeAspect="1"/>
+            </wp:cNvGraphicFramePr>
+            <a:graphic xmlns:a="http://schemas.openxmlformats.org/drawingml/2006/main">
+              <a:graphicData uri="http://schemas.openxmlformats.org/drawingml/2006/picture">
+                <pic:pic xmlns:pic="http://schemas.openxmlformats.org/drawingml/2006/picture">
+                  <pic:nvPicPr>
+                    <pic:cNvPr id="1" name=""/>
+                    <pic:cNvPicPr/>
+                  </pic:nvPicPr>
+                  <pic:blipFill>
+                    <a:blip r:embed="rId23"/>
+                    <a:stretch>
+                      <a:fillRect/>
+                    </a:stretch>
+                  </pic:blipFill>
+                  <pic:spPr>
+                    <a:xfrm>
+                      <a:off x="0" y="0"/>
+                      <a:ext cx="6163310" cy="1956435"/>
+                    </a:xfrm>
+                    <a:prstGeom prst="rect">
+                      <a:avLst/>
+                    </a:prstGeom>
+                  </pic:spPr>
+                </pic:pic>
+              </a:graphicData>
+            </a:graphic>
+          </wp:inline>
+        </w:drawing>
+      </w:r>
+    </w:p>
+    <w:p>
+      <w:pPr>
+        <w:spacing w:before="160" w:after="80"/>
+        <w:rPr>
+          <w:b/>
+          <w:bCs/>
+          <w:sz w:val="24"/>
+          <w:szCs w:val="24"/>
+        </w:rPr>
+      </w:pPr>
+    </w:p>
+    <w:p>
+      <w:pPr>
+        <w:spacing w:before="160" w:after="80"/>
+        <w:rPr>
+          <w:b/>
+          <w:sz w:val="24"/>
+          <w:szCs w:val="24"/>
+        </w:rPr>
+      </w:pPr>
+    </w:p>
+    <w:p>
+      <w:pPr>
+        <w:spacing w:before="160" w:after="80"/>
+        <w:rPr>
+          <w:b/>
+          <w:sz w:val="24"/>
+          <w:szCs w:val="24"/>
+        </w:rPr>
+      </w:pPr>
+    </w:p>
+    <w:p>
+      <w:pPr>
+        <w:spacing w:before="160" w:after="80"/>
+        <w:rPr>
+          <w:b/>
+          <w:sz w:val="24"/>
+          <w:szCs w:val="24"/>
+        </w:rPr>
+      </w:pPr>
+    </w:p>
+    <w:p>
+      <w:pPr>
+        <w:spacing w:before="160" w:after="80"/>
+        <w:rPr>
+          <w:b/>
+          <w:sz w:val="24"/>
+          <w:szCs w:val="24"/>
+        </w:rPr>
+      </w:pPr>
+    </w:p>
+    <w:p>
+      <w:pPr>
+        <w:spacing w:before="160" w:after="80"/>
+        <w:rPr>
+          <w:b/>
+          <w:sz w:val="24"/>
+          <w:szCs w:val="24"/>
+        </w:rPr>
+      </w:pPr>
+    </w:p>
+    <w:p>
+      <w:pPr>
+        <w:spacing w:before="160" w:after="80"/>
+        <w:rPr>
+          <w:b/>
+          <w:sz w:val="24"/>
+          <w:szCs w:val="24"/>
+        </w:rPr>
+      </w:pPr>
+      <w:r>
+        <w:rPr>
+          <w:b/>
+          <w:sz w:val="24"/>
+          <w:szCs w:val="24"/>
+        </w:rPr>
+        <w:lastRenderedPageBreak/>
+        <w:t>Jour 4 :</w:t>
+      </w:r>
+      <w:r>
+        <w:rPr>
+          <w:b/>
+          <w:sz w:val="24"/>
+          <w:szCs w:val="24"/>
+        </w:rPr>
+        <w:t xml:space="preserve"> calculabilité</w:t>
+      </w:r>
+    </w:p>
+    <w:p>
+      <w:pPr>
+        <w:spacing w:before="160" w:after="80"/>
+        <w:rPr>
+          <w:b/>
+          <w:bCs/>
+          <w:sz w:val="24"/>
+          <w:szCs w:val="24"/>
+        </w:rPr>
+      </w:pPr>
+      <w:r>
+        <w:rPr>
+          <w:noProof/>
+        </w:rPr>
+        <w:drawing>
+          <wp:inline distT="0" distB="0" distL="0" distR="0" wp14:anchorId="56910785" wp14:editId="32C77AFA">
+            <wp:extent cx="6163310" cy="1953260"/>
+            <wp:effectExtent l="0" t="0" r="8890" b="8890"/>
+            <wp:docPr id="7" name="Image 7"/>
+            <wp:cNvGraphicFramePr>
+              <a:graphicFrameLocks xmlns:a="http://schemas.openxmlformats.org/drawingml/2006/main" noChangeAspect="1"/>
+            </wp:cNvGraphicFramePr>
+            <a:graphic xmlns:a="http://schemas.openxmlformats.org/drawingml/2006/main">
+              <a:graphicData uri="http://schemas.openxmlformats.org/drawingml/2006/picture">
+                <pic:pic xmlns:pic="http://schemas.openxmlformats.org/drawingml/2006/picture">
+                  <pic:nvPicPr>
+                    <pic:cNvPr id="1" name=""/>
+                    <pic:cNvPicPr/>
+                  </pic:nvPicPr>
+                  <pic:blipFill>
+                    <a:blip r:embed="rId24"/>
+                    <a:stretch>
+                      <a:fillRect/>
+                    </a:stretch>
+                  </pic:blipFill>
+                  <pic:spPr>
+                    <a:xfrm>
+                      <a:off x="0" y="0"/>
+                      <a:ext cx="6163310" cy="1953260"/>
+                    </a:xfrm>
+                    <a:prstGeom prst="rect">
+                      <a:avLst/>
+                    </a:prstGeom>
+                  </pic:spPr>
+                </pic:pic>
+              </a:graphicData>
+            </a:graphic>
+          </wp:inline>
+        </w:drawing>
+      </w:r>
+    </w:p>
+    <w:p>
+      <w:pPr>
+        <w:spacing w:before="160" w:after="80"/>
+        <w:rPr>
+          <w:b/>
+          <w:bCs/>
+          <w:sz w:val="24"/>
+          <w:szCs w:val="24"/>
+        </w:rPr>
+      </w:pPr>
+      <w:r>
+        <w:rPr>
+          <w:noProof/>
+        </w:rPr>
+        <w:drawing>
+          <wp:inline distT="0" distB="0" distL="0" distR="0" wp14:anchorId="5562FDD7" wp14:editId="1A172D80">
+            <wp:extent cx="6163310" cy="1951355"/>
+            <wp:effectExtent l="0" t="0" r="8890" b="0"/>
+            <wp:docPr id="8" name="Image 8"/>
+            <wp:cNvGraphicFramePr>
+              <a:graphicFrameLocks xmlns:a="http://schemas.openxmlformats.org/drawingml/2006/main" noChangeAspect="1"/>
+            </wp:cNvGraphicFramePr>
+            <a:graphic xmlns:a="http://schemas.openxmlformats.org/drawingml/2006/main">
+              <a:graphicData uri="http://schemas.openxmlformats.org/drawingml/2006/picture">
+                <pic:pic xmlns:pic="http://schemas.openxmlformats.org/drawingml/2006/picture">
+                  <pic:nvPicPr>
+                    <pic:cNvPr id="1" name=""/>
+                    <pic:cNvPicPr/>
+                  </pic:nvPicPr>
+                  <pic:blipFill>
+                    <a:blip r:embed="rId25"/>
+                    <a:stretch>
+                      <a:fillRect/>
+                    </a:stretch>
+                  </pic:blipFill>
+                  <pic:spPr>
+                    <a:xfrm>
+                      <a:off x="0" y="0"/>
+                      <a:ext cx="6163310" cy="1951355"/>
+                    </a:xfrm>
+                    <a:prstGeom prst="rect">
+                      <a:avLst/>
+                    </a:prstGeom>
+                  </pic:spPr>
+                </pic:pic>
+              </a:graphicData>
+            </a:graphic>
+          </wp:inline>
+        </w:drawing>
+      </w:r>
+    </w:p>
+    <w:p>
+      <w:pPr>
+        <w:spacing w:before="160" w:after="80"/>
+        <w:rPr>
+          <w:b/>
+          <w:bCs/>
+          <w:sz w:val="24"/>
+          <w:szCs w:val="24"/>
+        </w:rPr>
+      </w:pPr>
+    </w:p>
+    <w:p>
+      <w:pPr>
+        <w:spacing w:before="160" w:after="80"/>
+        <w:rPr>
+          <w:b/>
+          <w:sz w:val="24"/>
+          <w:szCs w:val="24"/>
+        </w:rPr>
+      </w:pPr>
+      <w:r>
+        <w:rPr>
+          <w:b/>
+          <w:sz w:val="24"/>
+          <w:szCs w:val="24"/>
+        </w:rPr>
+        <w:t>Jour 5 :</w:t>
+      </w:r>
+      <w:r>
+        <w:rPr>
+          <w:b/>
+          <w:sz w:val="24"/>
+          <w:szCs w:val="24"/>
+        </w:rPr>
+        <w:t xml:space="preserve"> intégration</w:t>
+      </w:r>
+    </w:p>
+    <w:p>
+      <w:pPr>
+        <w:spacing w:before="160" w:after="80"/>
+        <w:rPr>
+          <w:b/>
+          <w:bCs/>
+          <w:sz w:val="24"/>
+          <w:szCs w:val="24"/>
+        </w:rPr>
+      </w:pPr>
+      <w:r>
+        <w:rPr>
+          <w:noProof/>
+        </w:rPr>
+        <w:drawing>
+          <wp:inline distT="0" distB="0" distL="0" distR="0" wp14:anchorId="4C3E0EFE" wp14:editId="7A4AEC50">
+            <wp:extent cx="6163310" cy="1972310"/>
+            <wp:effectExtent l="0" t="0" r="8890" b="8890"/>
+            <wp:docPr id="9" name="Image 9"/>
+            <wp:cNvGraphicFramePr>
+              <a:graphicFrameLocks xmlns:a="http://schemas.openxmlformats.org/drawingml/2006/main" noChangeAspect="1"/>
+            </wp:cNvGraphicFramePr>
+            <a:graphic xmlns:a="http://schemas.openxmlformats.org/drawingml/2006/main">
+              <a:graphicData uri="http://schemas.openxmlformats.org/drawingml/2006/picture">
+                <pic:pic xmlns:pic="http://schemas.openxmlformats.org/drawingml/2006/picture">
+                  <pic:nvPicPr>
+                    <pic:cNvPr id="1" name=""/>
+                    <pic:cNvPicPr/>
+                  </pic:nvPicPr>
+                  <pic:blipFill>
+                    <a:blip r:embed="rId26"/>
+                    <a:stretch>
+                      <a:fillRect/>
+                    </a:stretch>
+                  </pic:blipFill>
+                  <pic:spPr>
+                    <a:xfrm>
+                      <a:off x="0" y="0"/>
+                      <a:ext cx="6163310" cy="1972310"/>
+                    </a:xfrm>
+                    <a:prstGeom prst="rect">
+                      <a:avLst/>
+                    </a:prstGeom>
+                  </pic:spPr>
+                </pic:pic>
+              </a:graphicData>
+            </a:graphic>
+          </wp:inline>
+        </w:drawing>
+      </w:r>
+    </w:p>
+    <w:p>
+      <w:pPr>
+        <w:spacing w:before="160" w:after="80"/>
+        <w:rPr>
+          <w:b/>
+          <w:bCs/>
+          <w:sz w:val="24"/>
+          <w:szCs w:val="24"/>
+        </w:rPr>
+      </w:pPr>
+    </w:p>
+    <w:p>
+      <w:pPr>
+        <w:spacing w:before="160" w:after="80"/>
+        <w:rPr>
+          <w:b/>
+          <w:sz w:val="24"/>
+          <w:szCs w:val="24"/>
+        </w:rPr>
+      </w:pPr>
+      <w:proofErr w:type="gramStart"/>
+      <w:r>
+        <w:rPr>
+          <w:b/>
+          <w:sz w:val="24"/>
+          <w:szCs w:val="24"/>
+        </w:rPr>
+        <w:t>python</w:t>
+      </w:r>
+      <w:proofErr w:type="gramEnd"/>
+      <w:r>
+        <w:rPr>
+          <w:b/>
+          <w:sz w:val="24"/>
+          <w:szCs w:val="24"/>
+        </w:rPr>
+        <w:t xml:space="preserve"> -m </w:t>
+      </w:r>
+      <w:proofErr w:type="spellStart"/>
+      <w:r>
+        <w:rPr>
+          <w:b/>
+          <w:sz w:val="24"/>
+          <w:szCs w:val="24"/>
+        </w:rPr>
+        <w:t>pytest</w:t>
+      </w:r>
+      <w:proofErr w:type="spellEnd"/>
+      <w:r>
+        <w:rPr>
+          <w:b/>
+          <w:sz w:val="24"/>
+          <w:szCs w:val="24"/>
+        </w:rPr>
+        <w:t xml:space="preserve"> </w:t>
+      </w:r>
+      <w:r>
+        <w:rPr>
+          <w:b/>
+          <w:sz w:val="24"/>
+          <w:szCs w:val="24"/>
+        </w:rPr>
+        <w:t>–</w:t>
+      </w:r>
+      <w:r>
+        <w:rPr>
+          <w:b/>
+          <w:sz w:val="24"/>
+          <w:szCs w:val="24"/>
+        </w:rPr>
+        <w:t>q</w:t>
+      </w:r>
+    </w:p>
+    <w:p>
+      <w:pPr>
+        <w:spacing w:before="160" w:after="80"/>
+        <w:rPr>
+          <w:b/>
+          <w:sz w:val="24"/>
+          <w:szCs w:val="24"/>
+        </w:rPr>
+      </w:pPr>
+    </w:p>
+    <w:p>
+      <w:pPr>
+        <w:spacing w:before="160" w:after="80"/>
+        <w:rPr>
+          <w:b/>
+          <w:bCs/>
+          <w:sz w:val="24"/>
+          <w:szCs w:val="24"/>
+        </w:rPr>
+      </w:pPr>
+      <w:r>
+        <w:rPr>
+          <w:noProof/>
+        </w:rPr>
+        <w:drawing>
+          <wp:inline distT="0" distB="0" distL="0" distR="0" wp14:anchorId="3EDD290D" wp14:editId="32B8E336">
+            <wp:extent cx="6163310" cy="885825"/>
+            <wp:effectExtent l="0" t="0" r="8890" b="9525"/>
+            <wp:docPr id="11" name="Image 11"/>
+            <wp:cNvGraphicFramePr>
+              <a:graphicFrameLocks xmlns:a="http://schemas.openxmlformats.org/drawingml/2006/main" noChangeAspect="1"/>
+            </wp:cNvGraphicFramePr>
+            <a:graphic xmlns:a="http://schemas.openxmlformats.org/drawingml/2006/main">
+              <a:graphicData uri="http://schemas.openxmlformats.org/drawingml/2006/picture">
+                <pic:pic xmlns:pic="http://schemas.openxmlformats.org/drawingml/2006/picture">
+                  <pic:nvPicPr>
+                    <pic:cNvPr id="1" name=""/>
+                    <pic:cNvPicPr/>
+                  </pic:nvPicPr>
+                  <pic:blipFill>
+                    <a:blip r:embed="rId6"/>
+                    <a:stretch>
+                      <a:fillRect/>
+                    </a:stretch>
+                  </pic:blipFill>
+                  <pic:spPr>
+                    <a:xfrm>
+                      <a:off x="0" y="0"/>
+                      <a:ext cx="6163310" cy="885825"/>
+                    </a:xfrm>
+                    <a:prstGeom prst="rect">
+                      <a:avLst/>
+                    </a:prstGeom>
+                  </pic:spPr>
+                </pic:pic>
+              </a:graphicData>
+            </a:graphic>
+          </wp:inline>
+        </w:drawing>
+      </w:r>
+    </w:p>
+    <w:p>
+      <w:pPr>
+        <w:spacing w:before="160" w:after="80"/>
+        <w:rPr>
+          <w:b/>
+          <w:bCs/>
+          <w:sz w:val="24"/>
+          <w:szCs w:val="24"/>
+        </w:rPr>
+      </w:pPr>
+    </w:p>
+    <w:p>
+      <w:pPr>
+        <w:spacing w:before="160" w:after="80"/>
+        <w:rPr>
+          <w:b/>
+          <w:sz w:val="24"/>
+          <w:szCs w:val="24"/>
+          <w:lang w:val="en-US"/>
+        </w:rPr>
+      </w:pPr>
+    </w:p>
+    <w:p>
+      <w:pPr>
+        <w:spacing w:before="160" w:after="80"/>
+        <w:rPr>
+          <w:b/>
+          <w:sz w:val="24"/>
+          <w:szCs w:val="24"/>
+          <w:lang w:val="en-US"/>
+        </w:rPr>
+      </w:pPr>
+    </w:p>
+    <w:p>
+      <w:pPr>
+        <w:spacing w:before="160" w:after="80"/>
+        <w:rPr>
+          <w:b/>
+          <w:sz w:val="24"/>
+          <w:szCs w:val="24"/>
+          <w:lang w:val="en-US"/>
+        </w:rPr>
+      </w:pPr>
+    </w:p>
+    <w:p>
+      <w:pPr>
+        <w:spacing w:before="160" w:after="80"/>
+        <w:rPr>
+          <w:b/>
+          <w:sz w:val="24"/>
+          <w:szCs w:val="24"/>
+          <w:lang w:val="en-US"/>
+        </w:rPr>
+      </w:pPr>
+      <w:r>
+        <w:rPr>
+          <w:b/>
+          <w:sz w:val="24"/>
+          <w:szCs w:val="24"/>
+          <w:lang w:val="en-US"/>
+        </w:rPr>
+        <w:t>python pipeline</w:t>
+      </w:r>
+      <w:r>
+        <w:rPr>
+          <w:rStyle w:val="token"/>
+          <w:b/>
+          <w:color w:val="2B303B"/>
+          <w:sz w:val="24"/>
+          <w:szCs w:val="24"/>
+          <w:lang w:val="en-US"/>
+        </w:rPr>
+        <w:t>.</w:t>
+      </w:r>
+      <w:r>
+        <w:rPr>
+          <w:b/>
+          <w:sz w:val="24"/>
+          <w:szCs w:val="24"/>
+          <w:lang w:val="en-US"/>
+        </w:rPr>
+        <w:t xml:space="preserve">py </w:t>
+      </w:r>
+    </w:p>
+    <w:p>
+      <w:pPr>
+        <w:spacing w:before="160" w:after="80"/>
+        <w:rPr>
+          <w:b/>
+          <w:sz w:val="24"/>
+          <w:szCs w:val="24"/>
+          <w:lang w:val="en-US"/>
+        </w:rPr>
+      </w:pPr>
+      <w:r>
+        <w:rPr>
+          <w:noProof/>
+        </w:rPr>
+        <w:drawing>
+          <wp:inline distT="0" distB="0" distL="0" distR="0" wp14:anchorId="156ACCAC" wp14:editId="1E7DF366">
+            <wp:extent cx="6163310" cy="1371600"/>
+            <wp:effectExtent l="0" t="0" r="8890" b="0"/>
+            <wp:docPr id="12" name="Image 12"/>
+            <wp:cNvGraphicFramePr>
+              <a:graphicFrameLocks xmlns:a="http://schemas.openxmlformats.org/drawingml/2006/main" noChangeAspect="1"/>
+            </wp:cNvGraphicFramePr>
+            <a:graphic xmlns:a="http://schemas.openxmlformats.org/drawingml/2006/main">
+              <a:graphicData uri="http://schemas.openxmlformats.org/drawingml/2006/picture">
+                <pic:pic xmlns:pic="http://schemas.openxmlformats.org/drawingml/2006/picture">
+                  <pic:nvPicPr>
+                    <pic:cNvPr id="1" name=""/>
+                    <pic:cNvPicPr/>
+                  </pic:nvPicPr>
+                  <pic:blipFill>
+                    <a:blip r:embed="rId27"/>
+                    <a:stretch>
+                      <a:fillRect/>
+                    </a:stretch>
+                  </pic:blipFill>
+                  <pic:spPr>
+                    <a:xfrm>
+                      <a:off x="0" y="0"/>
+                      <a:ext cx="6163310" cy="1371600"/>
+                    </a:xfrm>
+                    <a:prstGeom prst="rect">
+                      <a:avLst/>
+                    </a:prstGeom>
+                  </pic:spPr>
+                </pic:pic>
+              </a:graphicData>
+            </a:graphic>
+          </wp:inline>
+        </w:drawing>
+      </w:r>
+    </w:p>
+    <w:p>
+      <w:pPr>
+        <w:spacing w:before="160" w:after="80"/>
+        <w:rPr>
+          <w:sz w:val="24"/>
+          <w:szCs w:val="24"/>
+        </w:rPr>
+      </w:pPr>
+      <w:r>
+        <w:rPr>
+          <w:b/>
+          <w:bCs/>
+          <w:sz w:val="24"/>
+          <w:szCs w:val="24"/>
+        </w:rPr>
+        <w:t>out_tests.txt -</w:t>
+      </w:r>
+      <w:r>
+        <w:rPr>
+          <w:b/>
+          <w:bCs/>
+          <w:sz w:val="24"/>
+          <w:szCs w:val="24"/>
+        </w:rPr>
+        <w:t xml:space="preserve"> </w:t>
+      </w:r>
+      <w:proofErr w:type="spellStart"/>
+      <w:r>
+        <w:rPr>
+          <w:b/>
+          <w:bCs/>
+          <w:sz w:val="24"/>
+          <w:szCs w:val="24"/>
+        </w:rPr>
+        <w:t>pytest</w:t>
+      </w:r>
+      <w:proofErr w:type="spellEnd"/>
+      <w:r>
+        <w:rPr>
+          <w:b/>
+          <w:bCs/>
+          <w:sz w:val="24"/>
+          <w:szCs w:val="24"/>
+        </w:rPr>
+        <w:t xml:space="preserve"> -q (suite officielle complète)</w:t>
+      </w:r>
+    </w:p>
+    <w:p>
+      <w:pPr>
         <w:shd w:val="clear" w:color="auto" w:fill="F2F2F2"/>
         <w:spacing w:after="120"/>
         <w:rPr>
@@ -16464,7 +16526,15 @@
           <w:sz w:val="24"/>
           <w:szCs w:val="24"/>
         </w:rPr>
-        <w:t xml:space="preserve"> 0.11s</w:t>
+        <w:t xml:space="preserve"> 0.24</w:t>
+      </w:r>
+      <w:r>
+        <w:rPr>
+          <w:rFonts w:ascii="Consolas" w:eastAsia="Consolas" w:hAnsi="Consolas" w:cs="Consolas"/>
+          <w:sz w:val="24"/>
+          <w:szCs w:val="24"/>
+        </w:rPr>
+        <w:t>s</w:t>
       </w:r>
     </w:p>
     <w:p>
@@ -16556,12 +16626,6 @@
         <w:gridCol w:w="2664"/>
       </w:tblGrid>
       <w:tr>
-        <w:tblPrEx>
-          <w:tblCellMar>
-            <w:top w:w="0" w:type="dxa"/>
-            <w:bottom w:w="0" w:type="dxa"/>
-          </w:tblCellMar>
-        </w:tblPrEx>
         <w:tc>
           <w:tcPr>
             <w:tcW w:w="1800" w:type="dxa"/>
@@ -16636,12 +16700,6 @@
         </w:tc>
       </w:tr>
       <w:tr>
-        <w:tblPrEx>
-          <w:tblCellMar>
-            <w:top w:w="0" w:type="dxa"/>
-            <w:bottom w:w="0" w:type="dxa"/>
-          </w:tblCellMar>
-        </w:tblPrEx>
         <w:tc>
           <w:tcPr>
             <w:tcW w:w="1800" w:type="dxa"/>
@@ -16716,12 +16774,6 @@
         </w:tc>
       </w:tr>
       <w:tr>
-        <w:tblPrEx>
-          <w:tblCellMar>
-            <w:top w:w="0" w:type="dxa"/>
-            <w:bottom w:w="0" w:type="dxa"/>
-          </w:tblCellMar>
-        </w:tblPrEx>
         <w:tc>
           <w:tcPr>
             <w:tcW w:w="1800" w:type="dxa"/>
@@ -16798,12 +16850,6 @@
         </w:tc>
       </w:tr>
       <w:tr>
-        <w:tblPrEx>
-          <w:tblCellMar>
-            <w:top w:w="0" w:type="dxa"/>
-            <w:bottom w:w="0" w:type="dxa"/>
-          </w:tblCellMar>
-        </w:tblPrEx>
         <w:tc>
           <w:tcPr>
             <w:tcW w:w="1800" w:type="dxa"/>
@@ -16878,30 +16924,23 @@
         </w:tc>
       </w:tr>
       <w:tr>
-        <w:tblPrEx>
-          <w:tblCellMar>
-            <w:top w:w="0" w:type="dxa"/>
-            <w:bottom w:w="0" w:type="dxa"/>
-          </w:tblCellMar>
-        </w:tblPrEx>
-        <w:tc>
-          <w:tcPr>
-            <w:tcW w:w="1800" w:type="dxa"/>
-          </w:tcPr>
-          <w:p>
-            <w:pPr>
-              <w:jc w:val="center"/>
-              <w:rPr>
-                <w:sz w:val="24"/>
-                <w:szCs w:val="24"/>
-              </w:rPr>
-            </w:pPr>
-            <w:r>
-              <w:rPr>
-                <w:sz w:val="24"/>
-                <w:szCs w:val="24"/>
-              </w:rPr>
-              <w:lastRenderedPageBreak/>
+        <w:tc>
+          <w:tcPr>
+            <w:tcW w:w="1800" w:type="dxa"/>
+          </w:tcPr>
+          <w:p>
+            <w:pPr>
+              <w:jc w:val="center"/>
+              <w:rPr>
+                <w:sz w:val="24"/>
+                <w:szCs w:val="24"/>
+              </w:rPr>
+            </w:pPr>
+            <w:r>
+              <w:rPr>
+                <w:sz w:val="24"/>
+                <w:szCs w:val="24"/>
+              </w:rPr>
               <w:t>tests/test_hashcons.py</w:t>
             </w:r>
           </w:p>
@@ -16959,12 +16998,6 @@
         </w:tc>
       </w:tr>
       <w:tr>
-        <w:tblPrEx>
-          <w:tblCellMar>
-            <w:top w:w="0" w:type="dxa"/>
-            <w:bottom w:w="0" w:type="dxa"/>
-          </w:tblCellMar>
-        </w:tblPrEx>
         <w:tc>
           <w:tcPr>
             <w:tcW w:w="1800" w:type="dxa"/>
@@ -17039,12 +17072,6 @@
         </w:tc>
       </w:tr>
       <w:tr>
-        <w:tblPrEx>
-          <w:tblCellMar>
-            <w:top w:w="0" w:type="dxa"/>
-            <w:bottom w:w="0" w:type="dxa"/>
-          </w:tblCellMar>
-        </w:tblPrEx>
         <w:tc>
           <w:tcPr>
             <w:tcW w:w="1800" w:type="dxa"/>
@@ -17119,12 +17146,6 @@
         </w:tc>
       </w:tr>
       <w:tr>
-        <w:tblPrEx>
-          <w:tblCellMar>
-            <w:top w:w="0" w:type="dxa"/>
-            <w:bottom w:w="0" w:type="dxa"/>
-          </w:tblCellMar>
-        </w:tblPrEx>
         <w:tc>
           <w:tcPr>
             <w:tcW w:w="1800" w:type="dxa"/>
@@ -17443,15 +17464,7 @@
           <w:sz w:val="24"/>
           <w:szCs w:val="24"/>
         </w:rPr>
-        <w:t>(0..8)</w:t>
-      </w:r>
-      <w:r>
-        <w:rPr>
-          <w:rFonts w:ascii="Consolas" w:eastAsia="Consolas" w:hAnsi="Consolas" w:cs="Consolas"/>
-          <w:sz w:val="24"/>
-          <w:szCs w:val="24"/>
-        </w:rPr>
-        <w:t xml:space="preserve"> : mots bien formes (</w:t>
+        <w:t>(0..8) : mots bien formes (</w:t>
       </w:r>
       <w:proofErr w:type="spellStart"/>
       <w:r>
@@ -17606,15 +17619,7 @@
           <w:sz w:val="24"/>
           <w:szCs w:val="24"/>
         </w:rPr>
-        <w:t xml:space="preserve">ADD/SUB directs 15x15, y compris m&gt;n                  </w:t>
-      </w:r>
-      <w:r>
-        <w:rPr>
-          <w:rFonts w:ascii="Consolas" w:eastAsia="Consolas" w:hAnsi="Consolas" w:cs="Consolas"/>
-          <w:sz w:val="24"/>
-          <w:szCs w:val="24"/>
-        </w:rPr>
-        <w:t xml:space="preserve">           : 0 / 450 </w:t>
+        <w:t xml:space="preserve">ADD/SUB directs 15x15, y compris m&gt;n                             : 0 / 450 </w:t>
       </w:r>
       <w:proofErr w:type="spellStart"/>
       <w:r>
@@ -17769,15 +17774,7 @@
           <w:sz w:val="24"/>
           <w:szCs w:val="24"/>
         </w:rPr>
-        <w:t xml:space="preserve">                    </w:t>
-      </w:r>
-      <w:r>
-        <w:rPr>
-          <w:rFonts w:ascii="Consolas" w:eastAsia="Consolas" w:hAnsi="Consolas" w:cs="Consolas"/>
-          <w:sz w:val="24"/>
-          <w:szCs w:val="24"/>
-        </w:rPr>
-        <w:t xml:space="preserve">  : </w:t>
+        <w:t xml:space="preserve">                      : </w:t>
       </w:r>
       <w:proofErr w:type="spellStart"/>
       <w:r>
@@ -17827,6 +17824,7 @@
           <w:szCs w:val="24"/>
           <w:lang w:val="en-US"/>
         </w:rPr>
+        <w:lastRenderedPageBreak/>
         <w:t xml:space="preserve">== </w:t>
       </w:r>
       <w:proofErr w:type="spellStart"/>
@@ -18099,21 +18097,13 @@
       <w:pPr>
         <w:spacing w:before="160" w:after="80"/>
         <w:rPr>
-          <w:sz w:val="24"/>
-          <w:szCs w:val="24"/>
-          <w:lang w:val="en-US"/>
-        </w:rPr>
-      </w:pPr>
-      <w:r>
-        <w:rPr>
           <w:b/>
           <w:bCs/>
           <w:sz w:val="24"/>
           <w:szCs w:val="24"/>
           <w:lang w:val="en-US"/>
         </w:rPr>
-        <w:t>python pipeli</w:t>
-      </w:r>
+      </w:pPr>
       <w:r>
         <w:rPr>
           <w:b/>
@@ -18122,11 +18112,71 @@
           <w:szCs w:val="24"/>
           <w:lang w:val="en-US"/>
         </w:rPr>
-        <w:t>ne.py --word 4or</w:t>
+        <w:t>python pipeline.py --word 4or</w:t>
       </w:r>
     </w:p>
     <w:p>
       <w:pPr>
+        <w:spacing w:before="160" w:after="80"/>
+        <w:rPr>
+          <w:sz w:val="24"/>
+          <w:szCs w:val="24"/>
+          <w:lang w:val="en-US"/>
+        </w:rPr>
+      </w:pPr>
+      <w:r>
+        <w:rPr>
+          <w:noProof/>
+        </w:rPr>
+        <w:drawing>
+          <wp:inline distT="0" distB="0" distL="0" distR="0" wp14:anchorId="1C640DC3" wp14:editId="52E4FEBF">
+            <wp:extent cx="6163310" cy="719455"/>
+            <wp:effectExtent l="0" t="0" r="8890" b="4445"/>
+            <wp:docPr id="13" name="Image 13"/>
+            <wp:cNvGraphicFramePr>
+              <a:graphicFrameLocks xmlns:a="http://schemas.openxmlformats.org/drawingml/2006/main" noChangeAspect="1"/>
+            </wp:cNvGraphicFramePr>
+            <a:graphic xmlns:a="http://schemas.openxmlformats.org/drawingml/2006/main">
+              <a:graphicData uri="http://schemas.openxmlformats.org/drawingml/2006/picture">
+                <pic:pic xmlns:pic="http://schemas.openxmlformats.org/drawingml/2006/picture">
+                  <pic:nvPicPr>
+                    <pic:cNvPr id="1" name=""/>
+                    <pic:cNvPicPr/>
+                  </pic:nvPicPr>
+                  <pic:blipFill>
+                    <a:blip r:embed="rId28"/>
+                    <a:stretch>
+                      <a:fillRect/>
+                    </a:stretch>
+                  </pic:blipFill>
+                  <pic:spPr>
+                    <a:xfrm>
+                      <a:off x="0" y="0"/>
+                      <a:ext cx="6163310" cy="719455"/>
+                    </a:xfrm>
+                    <a:prstGeom prst="rect">
+                      <a:avLst/>
+                    </a:prstGeom>
+                  </pic:spPr>
+                </pic:pic>
+              </a:graphicData>
+            </a:graphic>
+          </wp:inline>
+        </w:drawing>
+      </w:r>
+    </w:p>
+    <w:p>
+      <w:pPr>
+        <w:spacing w:before="160" w:after="80"/>
+        <w:rPr>
+          <w:sz w:val="24"/>
+          <w:szCs w:val="24"/>
+          <w:lang w:val="en-US"/>
+        </w:rPr>
+      </w:pPr>
+    </w:p>
+    <w:p>
+      <w:pPr>
         <w:shd w:val="clear" w:color="auto" w:fill="F2F2F2"/>
         <w:spacing w:after="120"/>
         <w:rPr>
@@ -18271,22 +18321,13 @@
       <w:pPr>
         <w:spacing w:before="160" w:after="80"/>
         <w:rPr>
-          <w:sz w:val="24"/>
-          <w:szCs w:val="24"/>
-          <w:lang w:val="en-US"/>
-        </w:rPr>
-      </w:pPr>
-      <w:r>
-        <w:rPr>
           <w:b/>
           <w:bCs/>
           <w:sz w:val="24"/>
           <w:szCs w:val="24"/>
           <w:lang w:val="en-US"/>
         </w:rPr>
-        <w:t>python pipeline.py --</w:t>
-      </w:r>
-      <w:proofErr w:type="spellStart"/>
+      </w:pPr>
       <w:r>
         <w:rPr>
           <w:b/>
@@ -18295,9 +18336,9 @@
           <w:szCs w:val="24"/>
           <w:lang w:val="en-US"/>
         </w:rPr>
-        <w:t>morpho</w:t>
-      </w:r>
-      <w:proofErr w:type="spellEnd"/>
+        <w:t>python pipeline.py --</w:t>
+      </w:r>
+      <w:proofErr w:type="spellStart"/>
       <w:r>
         <w:rPr>
           <w:b/>
@@ -18306,9 +18347,9 @@
           <w:szCs w:val="24"/>
           <w:lang w:val="en-US"/>
         </w:rPr>
-        <w:t xml:space="preserve"> </w:t>
-      </w:r>
-      <w:proofErr w:type="spellStart"/>
+        <w:t>morpho</w:t>
+      </w:r>
+      <w:proofErr w:type="spellEnd"/>
       <w:r>
         <w:rPr>
           <w:b/>
@@ -18317,12 +18358,83 @@
           <w:szCs w:val="24"/>
           <w:lang w:val="en-US"/>
         </w:rPr>
+        <w:t xml:space="preserve"> </w:t>
+      </w:r>
+      <w:proofErr w:type="spellStart"/>
+      <w:r>
+        <w:rPr>
+          <w:b/>
+          <w:bCs/>
+          <w:sz w:val="24"/>
+          <w:szCs w:val="24"/>
+          <w:lang w:val="en-US"/>
+        </w:rPr>
         <w:t>mufafak</w:t>
       </w:r>
       <w:proofErr w:type="spellEnd"/>
     </w:p>
     <w:p>
       <w:pPr>
+        <w:spacing w:before="160" w:after="80"/>
+        <w:rPr>
+          <w:sz w:val="24"/>
+          <w:szCs w:val="24"/>
+          <w:lang w:val="en-US"/>
+        </w:rPr>
+      </w:pPr>
+      <w:r>
+        <w:rPr>
+          <w:noProof/>
+        </w:rPr>
+        <w:drawing>
+          <wp:inline distT="0" distB="0" distL="0" distR="0" wp14:anchorId="0F2721A2" wp14:editId="786A026A">
+            <wp:extent cx="6163310" cy="1088390"/>
+            <wp:effectExtent l="0" t="0" r="8890" b="0"/>
+            <wp:docPr id="14" name="Image 14"/>
+            <wp:cNvGraphicFramePr>
+              <a:graphicFrameLocks xmlns:a="http://schemas.openxmlformats.org/drawingml/2006/main" noChangeAspect="1"/>
+            </wp:cNvGraphicFramePr>
+            <a:graphic xmlns:a="http://schemas.openxmlformats.org/drawingml/2006/main">
+              <a:graphicData uri="http://schemas.openxmlformats.org/drawingml/2006/picture">
+                <pic:pic xmlns:pic="http://schemas.openxmlformats.org/drawingml/2006/picture">
+                  <pic:nvPicPr>
+                    <pic:cNvPr id="1" name=""/>
+                    <pic:cNvPicPr/>
+                  </pic:nvPicPr>
+                  <pic:blipFill>
+                    <a:blip r:embed="rId29"/>
+                    <a:stretch>
+                      <a:fillRect/>
+                    </a:stretch>
+                  </pic:blipFill>
+                  <pic:spPr>
+                    <a:xfrm>
+                      <a:off x="0" y="0"/>
+                      <a:ext cx="6163310" cy="1088390"/>
+                    </a:xfrm>
+                    <a:prstGeom prst="rect">
+                      <a:avLst/>
+                    </a:prstGeom>
+                  </pic:spPr>
+                </pic:pic>
+              </a:graphicData>
+            </a:graphic>
+          </wp:inline>
+        </w:drawing>
+      </w:r>
+    </w:p>
+    <w:p>
+      <w:pPr>
+        <w:spacing w:before="160" w:after="80"/>
+        <w:rPr>
+          <w:sz w:val="24"/>
+          <w:szCs w:val="24"/>
+          <w:lang w:val="en-US"/>
+        </w:rPr>
+      </w:pPr>
+    </w:p>
+    <w:p>
+      <w:pPr>
         <w:shd w:val="clear" w:color="auto" w:fill="F2F2F2"/>
         <w:spacing w:after="120"/>
         <w:rPr>
@@ -18358,7 +18470,67 @@
           <w:szCs w:val="24"/>
           <w:lang w:val="en-US"/>
         </w:rPr>
-        <w:t>', 'affixes': {'prefixes': {'mu','</w:t>
+        <w:t>', 'affixes': {'prefixes': {'</w:t>
+      </w:r>
+      <w:proofErr w:type="spellStart"/>
+      <w:r>
+        <w:rPr>
+          <w:rFonts w:ascii="Consolas" w:eastAsia="Consolas" w:hAnsi="Consolas" w:cs="Consolas"/>
+          <w:sz w:val="24"/>
+          <w:szCs w:val="24"/>
+          <w:lang w:val="en-US"/>
+        </w:rPr>
+        <w:t>ki</w:t>
+      </w:r>
+      <w:proofErr w:type="spellEnd"/>
+      <w:r>
+        <w:rPr>
+          <w:rFonts w:ascii="Consolas" w:eastAsia="Consolas" w:hAnsi="Consolas" w:cs="Consolas"/>
+          <w:sz w:val="24"/>
+          <w:szCs w:val="24"/>
+          <w:lang w:val="en-US"/>
+        </w:rPr>
+        <w:t>', 'ma', '</w:t>
+      </w:r>
+      <w:proofErr w:type="spellStart"/>
+      <w:r>
+        <w:rPr>
+          <w:rFonts w:ascii="Consolas" w:eastAsia="Consolas" w:hAnsi="Consolas" w:cs="Consolas"/>
+          <w:sz w:val="24"/>
+          <w:szCs w:val="24"/>
+          <w:lang w:val="en-US"/>
+        </w:rPr>
+        <w:t>tu</w:t>
+      </w:r>
+      <w:proofErr w:type="spellEnd"/>
+      <w:r>
+        <w:rPr>
+          <w:rFonts w:ascii="Consolas" w:eastAsia="Consolas" w:hAnsi="Consolas" w:cs="Consolas"/>
+          <w:sz w:val="24"/>
+          <w:szCs w:val="24"/>
+          <w:lang w:val="en-US"/>
+        </w:rPr>
+        <w:t>', '</w:t>
+      </w:r>
+      <w:proofErr w:type="spellStart"/>
+      <w:r>
+        <w:rPr>
+          <w:rFonts w:ascii="Consolas" w:eastAsia="Consolas" w:hAnsi="Consolas" w:cs="Consolas"/>
+          <w:sz w:val="24"/>
+          <w:szCs w:val="24"/>
+          <w:lang w:val="en-US"/>
+        </w:rPr>
+        <w:t>wa</w:t>
+      </w:r>
+      <w:proofErr w:type="spellEnd"/>
+      <w:r>
+        <w:rPr>
+          <w:rFonts w:ascii="Consolas" w:eastAsia="Consolas" w:hAnsi="Consolas" w:cs="Consolas"/>
+          <w:sz w:val="24"/>
+          <w:szCs w:val="24"/>
+          <w:lang w:val="en-US"/>
+        </w:rPr>
+        <w:t>', 'li', 'vi', '</w:t>
       </w:r>
       <w:proofErr w:type="spellStart"/>
       <w:r>
@@ -18378,76 +18550,7 @@
           <w:szCs w:val="24"/>
           <w:lang w:val="en-US"/>
         </w:rPr>
-        <w:t>','</w:t>
-      </w:r>
-      <w:proofErr w:type="spellStart"/>
-      <w:r>
-        <w:rPr>
-          <w:rFonts w:ascii="Consolas" w:eastAsia="Consolas" w:hAnsi="Consolas" w:cs="Consolas"/>
-          <w:sz w:val="24"/>
-          <w:szCs w:val="24"/>
-          <w:lang w:val="en-US"/>
-        </w:rPr>
-        <w:t>ki</w:t>
-      </w:r>
-      <w:proofErr w:type="spellEnd"/>
-      <w:r>
-        <w:rPr>
-          <w:rFonts w:ascii="Consolas" w:eastAsia="Consolas" w:hAnsi="Consolas" w:cs="Consolas"/>
-          <w:sz w:val="24"/>
-          <w:szCs w:val="24"/>
-          <w:lang w:val="en-US"/>
-        </w:rPr>
-        <w:t>','vi','li','ma','</w:t>
-      </w:r>
-      <w:proofErr w:type="spellStart"/>
-      <w:r>
-        <w:rPr>
-          <w:rFonts w:ascii="Consolas" w:eastAsia="Consolas" w:hAnsi="Consolas" w:cs="Consolas"/>
-          <w:sz w:val="24"/>
-          <w:szCs w:val="24"/>
-          <w:lang w:val="en-US"/>
-        </w:rPr>
-        <w:t>wa</w:t>
-      </w:r>
-      <w:proofErr w:type="spellEnd"/>
-      <w:r>
-        <w:rPr>
-          <w:rFonts w:ascii="Consolas" w:eastAsia="Consolas" w:hAnsi="Consolas" w:cs="Consolas"/>
-          <w:sz w:val="24"/>
-          <w:szCs w:val="24"/>
-          <w:lang w:val="en-US"/>
-        </w:rPr>
-        <w:t>','</w:t>
-      </w:r>
-      <w:proofErr w:type="spellStart"/>
-      <w:r>
-        <w:rPr>
-          <w:rFonts w:ascii="Consolas" w:eastAsia="Consolas" w:hAnsi="Consolas" w:cs="Consolas"/>
-          <w:sz w:val="24"/>
-          <w:szCs w:val="24"/>
-          <w:lang w:val="en-US"/>
-        </w:rPr>
-        <w:t>tu</w:t>
-      </w:r>
-      <w:proofErr w:type="spellEnd"/>
-      <w:r>
-        <w:rPr>
-          <w:rFonts w:ascii="Consolas" w:eastAsia="Consolas" w:hAnsi="Consolas" w:cs="Consolas"/>
-          <w:sz w:val="24"/>
-          <w:szCs w:val="24"/>
-          <w:lang w:val="en-US"/>
-        </w:rPr>
-        <w:t>'},</w:t>
-      </w:r>
-      <w:r>
-        <w:rPr>
-          <w:rFonts w:ascii="Consolas" w:eastAsia="Consolas" w:hAnsi="Consolas" w:cs="Consolas"/>
-          <w:sz w:val="24"/>
-          <w:szCs w:val="24"/>
-          <w:lang w:val="en-US"/>
-        </w:rPr>
-        <w:t xml:space="preserve"> 'suffixes': </w:t>
+        <w:t xml:space="preserve">', 'mu'}, 'suffixes': </w:t>
       </w:r>
       <w:proofErr w:type="gramStart"/>
       <w:r>
@@ -19643,6 +19746,7 @@
   <w:style w:type="paragraph" w:default="1" w:styleId="Normal">
     <w:name w:val="Normal"/>
     <w:qFormat/>
+    <w:rsid w:val="006F0A59"/>
   </w:style>
   <w:style w:type="paragraph" w:styleId="Titre1">
     <w:name w:val="heading 1"/>
@@ -19863,6 +19967,11 @@
     <w:name w:val="prc-text-text-9mhv3"/>
     <w:basedOn w:val="Policepardfaut"/>
     <w:rsid w:val="002808AC"/>
+  </w:style>
+  <w:style w:type="character" w:customStyle="1" w:styleId="token">
+    <w:name w:val="token"/>
+    <w:basedOn w:val="Policepardfaut"/>
+    <w:rsid w:val="006F0A59"/>
   </w:style>
 </w:styles>
 </file>

--- a/docs/RAPPORT_formlang#.docx
+++ b/docs/RAPPORT_formlang#.docx
@@ -173,8 +173,18 @@
           <w:szCs w:val="24"/>
           <w:lang w:val="en-US"/>
         </w:rPr>
-        <w:t xml:space="preserve">  Commit final : &lt;hash&gt;</w:t>
-      </w:r>
+        <w:t xml:space="preserve">  Commit final : </w:t>
+      </w:r>
+      <w:r>
+        <w:rPr>
+          <w:sz w:val="24"/>
+          <w:szCs w:val="24"/>
+          <w:lang w:val="en-US"/>
+        </w:rPr>
+        <w:t>e44f273bab39154068c47b87dd9bc935e53d34d9</w:t>
+      </w:r>
+      <w:bookmarkStart w:id="0" w:name="_GoBack"/>
+      <w:bookmarkEnd w:id="0"/>
     </w:p>
     <w:p>
       <w:pPr>
@@ -437,8 +447,6 @@
         </w:rPr>
         <w:t xml:space="preserve"> une phrase : chaque étage de la hiérarchie de Chomsky gagne en pouvoir de reconnaissance en échange de plus de mémoire (état fini → pile → arbre → ruban libre), jusqu'à la machine universelle qui gagne l'universalité mais perd la décidabilité.</w:t>
       </w:r>
-      <w:bookmarkStart w:id="0" w:name="_GoBack"/>
-      <w:bookmarkEnd w:id="0"/>
     </w:p>
     <w:p>
       <w:pPr>
